--- a/vizsgraremek dokumentacio.docx
+++ b/vizsgraremek dokumentacio.docx
@@ -22,12 +22,19 @@
     <w:p>
       <w:pPr>
         <w:spacing w:after="120" w:line="360" w:lineRule="auto"/>
-        <w:ind w:left="1416" w:firstLine="708"/>
+        <w:ind w:left="1416"/>
         <w:rPr>
           <w:sz w:val="32"/>
           <w:szCs w:val="32"/>
         </w:rPr>
       </w:pPr>
+      <w:r>
+        <w:rPr>
+          <w:sz w:val="32"/>
+          <w:szCs w:val="32"/>
+        </w:rPr>
+        <w:t xml:space="preserve">  vizsgaremek </w:t>
+      </w:r>
       <w:r>
         <w:rPr>
           <w:sz w:val="32"/>
@@ -68,46 +75,24 @@
           <w:sz w:val="28"/>
           <w:szCs w:val="28"/>
         </w:rPr>
-        <w:t>A</w:t>
-      </w:r>
-      <w:r>
-        <w:rPr>
-          <w:sz w:val="28"/>
-          <w:szCs w:val="28"/>
-        </w:rPr>
-        <w:t xml:space="preserve">zért kezdtünk bele </w:t>
-      </w:r>
-      <w:r>
-        <w:rPr>
-          <w:sz w:val="28"/>
-          <w:szCs w:val="28"/>
-        </w:rPr>
-        <w:t>ebbe a specifikus weboldal tervezésbe, mivel családi hátt</w:t>
-      </w:r>
-      <w:r>
-        <w:rPr>
-          <w:sz w:val="28"/>
-          <w:szCs w:val="28"/>
-        </w:rPr>
-        <w:t>ér</w:t>
-      </w:r>
-      <w:r>
-        <w:rPr>
-          <w:sz w:val="28"/>
-          <w:szCs w:val="28"/>
-        </w:rPr>
-        <w:t xml:space="preserve"> révén van egy vállalkozás, ahol kézműves parfümökkel foglalkozunk.</w:t>
-      </w:r>
-    </w:p>
-    <w:p>
-      <w:pPr>
-        <w:spacing w:after="120" w:line="360" w:lineRule="auto"/>
-        <w:ind w:left="397"/>
-        <w:rPr>
-          <w:sz w:val="28"/>
-          <w:szCs w:val="28"/>
-        </w:rPr>
-      </w:pPr>
+        <w:t xml:space="preserve">Az OXI </w:t>
+      </w:r>
+      <w:proofErr w:type="spellStart"/>
+      <w:r>
+        <w:rPr>
+          <w:sz w:val="28"/>
+          <w:szCs w:val="28"/>
+        </w:rPr>
+        <w:t>essence</w:t>
+      </w:r>
+      <w:proofErr w:type="spellEnd"/>
+      <w:r>
+        <w:rPr>
+          <w:sz w:val="28"/>
+          <w:szCs w:val="28"/>
+        </w:rPr>
+        <w:t xml:space="preserve"> webshop egy valós családi vállalkozási háttérre épült, parfümöket és dezodorokat értékesít.</w:t>
+      </w:r>
     </w:p>
     <w:p>
       <w:pPr>
@@ -208,21 +193,51 @@
                 <w:sz w:val="28"/>
                 <w:szCs w:val="28"/>
               </w:rPr>
-              <w:t xml:space="preserve"> REST API szabályrendszer, MYSQL</w:t>
-            </w:r>
+              <w:t xml:space="preserve"> REST API szabályrendszer,</w:t>
+            </w:r>
+            <w:r>
+              <w:rPr>
+                <w:sz w:val="28"/>
+                <w:szCs w:val="28"/>
+              </w:rPr>
+              <w:t xml:space="preserve"> JWT hitelesítési rendszer,</w:t>
+            </w:r>
+            <w:r>
+              <w:rPr>
+                <w:sz w:val="28"/>
+                <w:szCs w:val="28"/>
+              </w:rPr>
+              <w:t xml:space="preserve"> </w:t>
+            </w:r>
+            <w:proofErr w:type="spellStart"/>
+            <w:r>
+              <w:rPr>
+                <w:sz w:val="28"/>
+                <w:szCs w:val="28"/>
+              </w:rPr>
+              <w:t>M</w:t>
+            </w:r>
+            <w:r>
+              <w:rPr>
+                <w:sz w:val="28"/>
+                <w:szCs w:val="28"/>
+              </w:rPr>
+              <w:t>y</w:t>
+            </w:r>
+            <w:r>
+              <w:rPr>
+                <w:sz w:val="28"/>
+                <w:szCs w:val="28"/>
+              </w:rPr>
+              <w:t>SQL</w:t>
+            </w:r>
+            <w:proofErr w:type="spellEnd"/>
             <w:r>
               <w:rPr>
                 <w:sz w:val="28"/>
                 <w:szCs w:val="28"/>
               </w:rPr>
               <w:t xml:space="preserve"> adatbázis</w:t>
-            </w:r>
-            <w:r>
-              <w:rPr>
-                <w:sz w:val="28"/>
-                <w:szCs w:val="28"/>
-              </w:rPr>
-              <w:t>:</w:t>
             </w:r>
           </w:p>
         </w:tc>
@@ -306,8 +321,31 @@
                 <w:sz w:val="28"/>
                 <w:szCs w:val="28"/>
               </w:rPr>
-              <w:t xml:space="preserve"> reszponzív megjelenés, UI/UX design, tesztelés, MYSQL</w:t>
-            </w:r>
+              <w:t xml:space="preserve"> reszponzív megjelenés, UI/UX design, tesztelés, </w:t>
+            </w:r>
+            <w:proofErr w:type="spellStart"/>
+            <w:r>
+              <w:rPr>
+                <w:sz w:val="28"/>
+                <w:szCs w:val="28"/>
+              </w:rPr>
+              <w:t>M</w:t>
+            </w:r>
+            <w:r>
+              <w:rPr>
+                <w:sz w:val="28"/>
+                <w:szCs w:val="28"/>
+              </w:rPr>
+              <w:t>y</w:t>
+            </w:r>
+            <w:r>
+              <w:rPr>
+                <w:sz w:val="28"/>
+                <w:szCs w:val="28"/>
+              </w:rPr>
+              <w:t>SQL</w:t>
+            </w:r>
+            <w:proofErr w:type="spellEnd"/>
             <w:r>
               <w:rPr>
                 <w:sz w:val="28"/>
@@ -515,11 +553,21 @@
           <w:szCs w:val="28"/>
         </w:rPr>
       </w:pPr>
-      <w:r>
-        <w:rPr>
-          <w:sz w:val="28"/>
-          <w:szCs w:val="28"/>
-        </w:rPr>
+    </w:p>
+    <w:p>
+      <w:pPr>
+        <w:spacing w:after="120" w:line="360" w:lineRule="auto"/>
+        <w:rPr>
+          <w:sz w:val="32"/>
+          <w:szCs w:val="32"/>
+        </w:rPr>
+      </w:pPr>
+      <w:r>
+        <w:rPr>
+          <w:sz w:val="32"/>
+          <w:szCs w:val="32"/>
+        </w:rPr>
+        <w:lastRenderedPageBreak/>
         <w:t xml:space="preserve">Feladat leírása: </w:t>
       </w:r>
     </w:p>
@@ -873,7 +921,6 @@
           <w:sz w:val="28"/>
           <w:szCs w:val="28"/>
         </w:rPr>
-        <w:lastRenderedPageBreak/>
         <w:t>Modern, felhasználóbarát design</w:t>
       </w:r>
     </w:p>
@@ -895,6 +942,7 @@
           <w:sz w:val="28"/>
           <w:szCs w:val="28"/>
         </w:rPr>
+        <w:lastRenderedPageBreak/>
         <w:t>Egyszerű, átlátható és logikus navigáció</w:t>
       </w:r>
     </w:p>
@@ -1226,8 +1274,6 @@
         </w:rPr>
         <w:t>n</w:t>
       </w:r>
-      <w:bookmarkStart w:id="0" w:name="_GoBack"/>
-      <w:bookmarkEnd w:id="0"/>
     </w:p>
     <w:p>
       <w:pPr>
@@ -1268,8 +1314,11 @@
     <w:tbl>
       <w:tblPr>
         <w:tblStyle w:val="Rcsostblzat"/>
-        <w:tblpPr w:leftFromText="141" w:rightFromText="141" w:vertAnchor="page" w:horzAnchor="margin" w:tblpY="721"/>
-        <w:tblW w:w="8327" w:type="dxa"/>
+        <w:tblpPr w:leftFromText="141" w:rightFromText="141" w:vertAnchor="page" w:horzAnchor="margin" w:tblpXSpec="center" w:tblpY="706"/>
+        <w:tblW w:w="8926" w:type="dxa"/>
+        <w:tblBorders>
+          <w:bottom w:val="none" w:sz="0" w:space="0" w:color="auto"/>
+        </w:tblBorders>
         <w:tblCellMar>
           <w:left w:w="70" w:type="dxa"/>
           <w:right w:w="70" w:type="dxa"/>
@@ -1277,9 +1326,2220 @@
         <w:tblLook w:val="0000" w:firstRow="0" w:lastRow="0" w:firstColumn="0" w:lastColumn="0" w:noHBand="0" w:noVBand="0"/>
       </w:tblPr>
       <w:tblGrid>
-        <w:gridCol w:w="2776"/>
-        <w:gridCol w:w="2776"/>
-        <w:gridCol w:w="2775"/>
+        <w:gridCol w:w="2635"/>
+        <w:gridCol w:w="2693"/>
+        <w:gridCol w:w="1613"/>
+        <w:gridCol w:w="1985"/>
+      </w:tblGrid>
+      <w:tr>
+        <w:trPr>
+          <w:trHeight w:val="600"/>
+        </w:trPr>
+        <w:tc>
+          <w:tcPr>
+            <w:tcW w:w="6941" w:type="dxa"/>
+            <w:gridSpan w:val="3"/>
+          </w:tcPr>
+          <w:p>
+            <w:pPr>
+              <w:spacing w:after="120" w:line="360" w:lineRule="auto"/>
+              <w:jc w:val="center"/>
+              <w:rPr>
+                <w:sz w:val="28"/>
+                <w:szCs w:val="28"/>
+              </w:rPr>
+            </w:pPr>
+            <w:r>
+              <w:rPr>
+                <w:sz w:val="28"/>
+                <w:szCs w:val="28"/>
+              </w:rPr>
+              <w:lastRenderedPageBreak/>
+              <w:t>Funkcionalitások</w:t>
+            </w:r>
+          </w:p>
+        </w:tc>
+        <w:tc>
+          <w:tcPr>
+            <w:tcW w:w="1985" w:type="dxa"/>
+            <w:tcBorders>
+              <w:bottom w:val="single" w:sz="4" w:space="0" w:color="auto"/>
+            </w:tcBorders>
+            <w:shd w:val="clear" w:color="auto" w:fill="auto"/>
+          </w:tcPr>
+          <w:p/>
+        </w:tc>
+      </w:tr>
+      <w:tr>
+        <w:trPr>
+          <w:trHeight w:val="807"/>
+        </w:trPr>
+        <w:tc>
+          <w:tcPr>
+            <w:tcW w:w="2635" w:type="dxa"/>
+            <w:shd w:val="clear" w:color="auto" w:fill="auto"/>
+          </w:tcPr>
+          <w:p>
+            <w:pPr>
+              <w:spacing w:after="120" w:line="360" w:lineRule="auto"/>
+              <w:rPr>
+                <w:b/>
+                <w:sz w:val="28"/>
+                <w:szCs w:val="28"/>
+              </w:rPr>
+            </w:pPr>
+            <w:r>
+              <w:rPr>
+                <w:b/>
+                <w:sz w:val="28"/>
+                <w:szCs w:val="28"/>
+              </w:rPr>
+              <w:t>Funkció</w:t>
+            </w:r>
+          </w:p>
+        </w:tc>
+        <w:tc>
+          <w:tcPr>
+            <w:tcW w:w="2693" w:type="dxa"/>
+          </w:tcPr>
+          <w:p>
+            <w:pPr>
+              <w:spacing w:after="120" w:line="360" w:lineRule="auto"/>
+              <w:jc w:val="center"/>
+              <w:rPr>
+                <w:b/>
+                <w:sz w:val="28"/>
+                <w:szCs w:val="28"/>
+              </w:rPr>
+            </w:pPr>
+            <w:r>
+              <w:rPr>
+                <w:b/>
+                <w:sz w:val="28"/>
+                <w:szCs w:val="28"/>
+              </w:rPr>
+              <w:t>Leírás</w:t>
+            </w:r>
+          </w:p>
+        </w:tc>
+        <w:tc>
+          <w:tcPr>
+            <w:tcW w:w="1613" w:type="dxa"/>
+            <w:shd w:val="clear" w:color="auto" w:fill="auto"/>
+          </w:tcPr>
+          <w:p>
+            <w:pPr>
+              <w:rPr>
+                <w:b/>
+                <w:sz w:val="28"/>
+                <w:szCs w:val="28"/>
+              </w:rPr>
+            </w:pPr>
+            <w:r>
+              <w:rPr>
+                <w:b/>
+                <w:sz w:val="28"/>
+                <w:szCs w:val="28"/>
+              </w:rPr>
+              <w:t>Szerepkör</w:t>
+            </w:r>
+          </w:p>
+        </w:tc>
+        <w:tc>
+          <w:tcPr>
+            <w:tcW w:w="1985" w:type="dxa"/>
+            <w:tcBorders>
+              <w:bottom w:val="single" w:sz="4" w:space="0" w:color="auto"/>
+            </w:tcBorders>
+            <w:shd w:val="clear" w:color="auto" w:fill="auto"/>
+          </w:tcPr>
+          <w:p>
+            <w:pPr>
+              <w:rPr>
+                <w:b/>
+                <w:sz w:val="28"/>
+                <w:szCs w:val="28"/>
+              </w:rPr>
+            </w:pPr>
+            <w:r>
+              <w:rPr>
+                <w:b/>
+                <w:sz w:val="28"/>
+                <w:szCs w:val="28"/>
+              </w:rPr>
+              <w:t>Backend</w:t>
+            </w:r>
+          </w:p>
+          <w:p>
+            <w:pPr>
+              <w:rPr>
+                <w:b/>
+                <w:sz w:val="28"/>
+                <w:szCs w:val="28"/>
+              </w:rPr>
+            </w:pPr>
+            <w:r>
+              <w:rPr>
+                <w:b/>
+                <w:sz w:val="28"/>
+                <w:szCs w:val="28"/>
+              </w:rPr>
+              <w:t>végpont</w:t>
+            </w:r>
+          </w:p>
+        </w:tc>
+      </w:tr>
+      <w:tr>
+        <w:tblPrEx>
+          <w:tblCellMar>
+            <w:left w:w="108" w:type="dxa"/>
+            <w:right w:w="108" w:type="dxa"/>
+          </w:tblCellMar>
+          <w:tblLook w:val="04A0" w:firstRow="1" w:lastRow="0" w:firstColumn="1" w:lastColumn="0" w:noHBand="0" w:noVBand="1"/>
+        </w:tblPrEx>
+        <w:trPr>
+          <w:trHeight w:val="665"/>
+        </w:trPr>
+        <w:tc>
+          <w:tcPr>
+            <w:tcW w:w="2635" w:type="dxa"/>
+          </w:tcPr>
+          <w:p>
+            <w:pPr>
+              <w:spacing w:after="120" w:line="360" w:lineRule="auto"/>
+              <w:rPr>
+                <w:sz w:val="28"/>
+                <w:szCs w:val="28"/>
+              </w:rPr>
+            </w:pPr>
+            <w:r>
+              <w:rPr>
+                <w:sz w:val="28"/>
+                <w:szCs w:val="28"/>
+              </w:rPr>
+              <w:t>Regisztráció</w:t>
+            </w:r>
+          </w:p>
+        </w:tc>
+        <w:tc>
+          <w:tcPr>
+            <w:tcW w:w="2693" w:type="dxa"/>
+          </w:tcPr>
+          <w:p>
+            <w:pPr>
+              <w:spacing w:after="120" w:line="360" w:lineRule="auto"/>
+              <w:rPr>
+                <w:sz w:val="28"/>
+                <w:szCs w:val="28"/>
+              </w:rPr>
+            </w:pPr>
+            <w:r>
+              <w:rPr>
+                <w:sz w:val="28"/>
+                <w:szCs w:val="28"/>
+              </w:rPr>
+              <w:t>Név, e-mail és jelszó megadásával</w:t>
+            </w:r>
+          </w:p>
+        </w:tc>
+        <w:tc>
+          <w:tcPr>
+            <w:tcW w:w="1613" w:type="dxa"/>
+          </w:tcPr>
+          <w:p>
+            <w:pPr>
+              <w:spacing w:after="120" w:line="360" w:lineRule="auto"/>
+              <w:rPr>
+                <w:sz w:val="28"/>
+                <w:szCs w:val="28"/>
+              </w:rPr>
+            </w:pPr>
+            <w:r>
+              <w:rPr>
+                <w:sz w:val="28"/>
+                <w:szCs w:val="28"/>
+              </w:rPr>
+              <w:t>Vendég</w:t>
+            </w:r>
+          </w:p>
+        </w:tc>
+        <w:tc>
+          <w:tcPr>
+            <w:tcW w:w="1985" w:type="dxa"/>
+            <w:tcBorders>
+              <w:bottom w:val="single" w:sz="4" w:space="0" w:color="auto"/>
+            </w:tcBorders>
+            <w:shd w:val="clear" w:color="auto" w:fill="auto"/>
+          </w:tcPr>
+          <w:p>
+            <w:pPr>
+              <w:rPr>
+                <w:sz w:val="28"/>
+                <w:szCs w:val="28"/>
+              </w:rPr>
+            </w:pPr>
+            <w:r>
+              <w:rPr>
+                <w:sz w:val="28"/>
+                <w:szCs w:val="28"/>
+              </w:rPr>
+              <w:t>POST</w:t>
+            </w:r>
+          </w:p>
+          <w:p>
+            <w:pPr>
+              <w:rPr>
+                <w:sz w:val="28"/>
+                <w:szCs w:val="28"/>
+              </w:rPr>
+            </w:pPr>
+            <w:r>
+              <w:rPr>
+                <w:sz w:val="28"/>
+                <w:szCs w:val="28"/>
+              </w:rPr>
+              <w:t>/</w:t>
+            </w:r>
+            <w:proofErr w:type="spellStart"/>
+            <w:r>
+              <w:rPr>
+                <w:sz w:val="28"/>
+                <w:szCs w:val="28"/>
+              </w:rPr>
+              <w:t>auth</w:t>
+            </w:r>
+            <w:proofErr w:type="spellEnd"/>
+            <w:r>
+              <w:rPr>
+                <w:sz w:val="28"/>
+                <w:szCs w:val="28"/>
+              </w:rPr>
+              <w:t>/</w:t>
+            </w:r>
+            <w:proofErr w:type="spellStart"/>
+            <w:r>
+              <w:rPr>
+                <w:sz w:val="28"/>
+                <w:szCs w:val="28"/>
+              </w:rPr>
+              <w:t>register</w:t>
+            </w:r>
+            <w:proofErr w:type="spellEnd"/>
+          </w:p>
+        </w:tc>
+      </w:tr>
+      <w:tr>
+        <w:tblPrEx>
+          <w:tblCellMar>
+            <w:left w:w="108" w:type="dxa"/>
+            <w:right w:w="108" w:type="dxa"/>
+          </w:tblCellMar>
+          <w:tblLook w:val="04A0" w:firstRow="1" w:lastRow="0" w:firstColumn="1" w:lastColumn="0" w:noHBand="0" w:noVBand="1"/>
+        </w:tblPrEx>
+        <w:trPr>
+          <w:trHeight w:val="649"/>
+        </w:trPr>
+        <w:tc>
+          <w:tcPr>
+            <w:tcW w:w="2635" w:type="dxa"/>
+          </w:tcPr>
+          <w:p>
+            <w:pPr>
+              <w:spacing w:after="120" w:line="360" w:lineRule="auto"/>
+              <w:rPr>
+                <w:sz w:val="28"/>
+                <w:szCs w:val="28"/>
+              </w:rPr>
+            </w:pPr>
+            <w:r>
+              <w:rPr>
+                <w:sz w:val="28"/>
+                <w:szCs w:val="28"/>
+              </w:rPr>
+              <w:t>Bejelentkezés</w:t>
+            </w:r>
+          </w:p>
+        </w:tc>
+        <w:tc>
+          <w:tcPr>
+            <w:tcW w:w="2693" w:type="dxa"/>
+          </w:tcPr>
+          <w:p>
+            <w:pPr>
+              <w:spacing w:after="120" w:line="360" w:lineRule="auto"/>
+              <w:rPr>
+                <w:sz w:val="28"/>
+                <w:szCs w:val="28"/>
+              </w:rPr>
+            </w:pPr>
+            <w:r>
+              <w:rPr>
+                <w:sz w:val="28"/>
+                <w:szCs w:val="28"/>
+              </w:rPr>
+              <w:t>Hitelesítés és profilhozzáférés</w:t>
+            </w:r>
+          </w:p>
+        </w:tc>
+        <w:tc>
+          <w:tcPr>
+            <w:tcW w:w="1613" w:type="dxa"/>
+          </w:tcPr>
+          <w:p>
+            <w:pPr>
+              <w:spacing w:after="120" w:line="360" w:lineRule="auto"/>
+              <w:rPr>
+                <w:sz w:val="28"/>
+                <w:szCs w:val="28"/>
+              </w:rPr>
+            </w:pPr>
+            <w:r>
+              <w:rPr>
+                <w:sz w:val="28"/>
+                <w:szCs w:val="28"/>
+              </w:rPr>
+              <w:t xml:space="preserve">Felhasználó, </w:t>
+            </w:r>
+            <w:proofErr w:type="spellStart"/>
+            <w:r>
+              <w:rPr>
+                <w:sz w:val="28"/>
+                <w:szCs w:val="28"/>
+              </w:rPr>
+              <w:t>Admin</w:t>
+            </w:r>
+            <w:proofErr w:type="spellEnd"/>
+          </w:p>
+        </w:tc>
+        <w:tc>
+          <w:tcPr>
+            <w:tcW w:w="1985" w:type="dxa"/>
+            <w:tcBorders>
+              <w:bottom w:val="single" w:sz="4" w:space="0" w:color="auto"/>
+            </w:tcBorders>
+            <w:shd w:val="clear" w:color="auto" w:fill="auto"/>
+          </w:tcPr>
+          <w:p>
+            <w:r>
+              <w:t>POST</w:t>
+            </w:r>
+          </w:p>
+          <w:p>
+            <w:r>
+              <w:t>/</w:t>
+            </w:r>
+            <w:proofErr w:type="spellStart"/>
+            <w:r>
+              <w:t>auth</w:t>
+            </w:r>
+            <w:proofErr w:type="spellEnd"/>
+            <w:r>
+              <w:t>/login</w:t>
+            </w:r>
+          </w:p>
+        </w:tc>
+      </w:tr>
+      <w:tr>
+        <w:tblPrEx>
+          <w:tblCellMar>
+            <w:left w:w="108" w:type="dxa"/>
+            <w:right w:w="108" w:type="dxa"/>
+          </w:tblCellMar>
+          <w:tblLook w:val="04A0" w:firstRow="1" w:lastRow="0" w:firstColumn="1" w:lastColumn="0" w:noHBand="0" w:noVBand="1"/>
+        </w:tblPrEx>
+        <w:trPr>
+          <w:trHeight w:val="665"/>
+        </w:trPr>
+        <w:tc>
+          <w:tcPr>
+            <w:tcW w:w="2635" w:type="dxa"/>
+          </w:tcPr>
+          <w:p>
+            <w:pPr>
+              <w:spacing w:after="120" w:line="360" w:lineRule="auto"/>
+              <w:rPr>
+                <w:sz w:val="28"/>
+                <w:szCs w:val="28"/>
+              </w:rPr>
+            </w:pPr>
+            <w:r>
+              <w:rPr>
+                <w:sz w:val="28"/>
+                <w:szCs w:val="28"/>
+              </w:rPr>
+              <w:t>Termékszűrés</w:t>
+            </w:r>
+          </w:p>
+        </w:tc>
+        <w:tc>
+          <w:tcPr>
+            <w:tcW w:w="2693" w:type="dxa"/>
+          </w:tcPr>
+          <w:p>
+            <w:pPr>
+              <w:spacing w:after="120" w:line="360" w:lineRule="auto"/>
+              <w:rPr>
+                <w:sz w:val="28"/>
+                <w:szCs w:val="28"/>
+              </w:rPr>
+            </w:pPr>
+            <w:r>
+              <w:rPr>
+                <w:sz w:val="28"/>
+                <w:szCs w:val="28"/>
+              </w:rPr>
+              <w:t>Kategória szerint (parfüm/dezodor)</w:t>
+            </w:r>
+          </w:p>
+        </w:tc>
+        <w:tc>
+          <w:tcPr>
+            <w:tcW w:w="1613" w:type="dxa"/>
+          </w:tcPr>
+          <w:p>
+            <w:pPr>
+              <w:spacing w:after="120" w:line="360" w:lineRule="auto"/>
+              <w:rPr>
+                <w:sz w:val="28"/>
+                <w:szCs w:val="28"/>
+              </w:rPr>
+            </w:pPr>
+            <w:r>
+              <w:rPr>
+                <w:sz w:val="28"/>
+                <w:szCs w:val="28"/>
+              </w:rPr>
+              <w:t>Mindenki</w:t>
+            </w:r>
+          </w:p>
+        </w:tc>
+        <w:tc>
+          <w:tcPr>
+            <w:tcW w:w="1985" w:type="dxa"/>
+            <w:tcBorders>
+              <w:bottom w:val="single" w:sz="4" w:space="0" w:color="auto"/>
+            </w:tcBorders>
+            <w:shd w:val="clear" w:color="auto" w:fill="auto"/>
+          </w:tcPr>
+          <w:p>
+            <w:r>
+              <w:t>GET</w:t>
+            </w:r>
+          </w:p>
+          <w:p>
+            <w:r>
+              <w:t>/</w:t>
+            </w:r>
+            <w:proofErr w:type="spellStart"/>
+            <w:r>
+              <w:t>api</w:t>
+            </w:r>
+            <w:proofErr w:type="spellEnd"/>
+            <w:r>
+              <w:t>/</w:t>
+            </w:r>
+            <w:proofErr w:type="spellStart"/>
+            <w:r>
+              <w:t>products</w:t>
+            </w:r>
+            <w:proofErr w:type="spellEnd"/>
+          </w:p>
+        </w:tc>
+      </w:tr>
+      <w:tr>
+        <w:tblPrEx>
+          <w:tblCellMar>
+            <w:left w:w="108" w:type="dxa"/>
+            <w:right w:w="108" w:type="dxa"/>
+          </w:tblCellMar>
+          <w:tblLook w:val="04A0" w:firstRow="1" w:lastRow="0" w:firstColumn="1" w:lastColumn="0" w:noHBand="0" w:noVBand="1"/>
+        </w:tblPrEx>
+        <w:trPr>
+          <w:trHeight w:val="665"/>
+        </w:trPr>
+        <w:tc>
+          <w:tcPr>
+            <w:tcW w:w="2635" w:type="dxa"/>
+          </w:tcPr>
+          <w:p>
+            <w:pPr>
+              <w:spacing w:after="120" w:line="360" w:lineRule="auto"/>
+              <w:rPr>
+                <w:sz w:val="28"/>
+                <w:szCs w:val="28"/>
+              </w:rPr>
+            </w:pPr>
+            <w:r>
+              <w:rPr>
+                <w:sz w:val="28"/>
+                <w:szCs w:val="28"/>
+              </w:rPr>
+              <w:t>Rendelés leadása</w:t>
+            </w:r>
+          </w:p>
+        </w:tc>
+        <w:tc>
+          <w:tcPr>
+            <w:tcW w:w="2693" w:type="dxa"/>
+          </w:tcPr>
+          <w:p>
+            <w:pPr>
+              <w:spacing w:after="120" w:line="360" w:lineRule="auto"/>
+              <w:rPr>
+                <w:sz w:val="28"/>
+                <w:szCs w:val="28"/>
+              </w:rPr>
+            </w:pPr>
+            <w:r>
+              <w:rPr>
+                <w:sz w:val="28"/>
+                <w:szCs w:val="28"/>
+              </w:rPr>
+              <w:t>Cím, szállítási és fizetési adatok megadása</w:t>
+            </w:r>
+          </w:p>
+        </w:tc>
+        <w:tc>
+          <w:tcPr>
+            <w:tcW w:w="1613" w:type="dxa"/>
+          </w:tcPr>
+          <w:p>
+            <w:pPr>
+              <w:spacing w:after="120" w:line="360" w:lineRule="auto"/>
+              <w:rPr>
+                <w:sz w:val="28"/>
+                <w:szCs w:val="28"/>
+              </w:rPr>
+            </w:pPr>
+            <w:r>
+              <w:rPr>
+                <w:sz w:val="28"/>
+                <w:szCs w:val="28"/>
+              </w:rPr>
+              <w:t>Felhasználó</w:t>
+            </w:r>
+          </w:p>
+        </w:tc>
+        <w:tc>
+          <w:tcPr>
+            <w:tcW w:w="1985" w:type="dxa"/>
+            <w:tcBorders>
+              <w:bottom w:val="single" w:sz="4" w:space="0" w:color="auto"/>
+            </w:tcBorders>
+            <w:shd w:val="clear" w:color="auto" w:fill="auto"/>
+          </w:tcPr>
+          <w:p>
+            <w:r>
+              <w:t>POST</w:t>
+            </w:r>
+          </w:p>
+          <w:p>
+            <w:r>
+              <w:t>/</w:t>
+            </w:r>
+            <w:proofErr w:type="spellStart"/>
+            <w:r>
+              <w:t>api</w:t>
+            </w:r>
+            <w:proofErr w:type="spellEnd"/>
+            <w:r>
+              <w:t>/</w:t>
+            </w:r>
+            <w:proofErr w:type="spellStart"/>
+            <w:r>
+              <w:t>orders</w:t>
+            </w:r>
+            <w:proofErr w:type="spellEnd"/>
+          </w:p>
+        </w:tc>
+      </w:tr>
+      <w:tr>
+        <w:tblPrEx>
+          <w:tblCellMar>
+            <w:left w:w="108" w:type="dxa"/>
+            <w:right w:w="108" w:type="dxa"/>
+          </w:tblCellMar>
+          <w:tblLook w:val="04A0" w:firstRow="1" w:lastRow="0" w:firstColumn="1" w:lastColumn="0" w:noHBand="0" w:noVBand="1"/>
+        </w:tblPrEx>
+        <w:trPr>
+          <w:trHeight w:val="665"/>
+        </w:trPr>
+        <w:tc>
+          <w:tcPr>
+            <w:tcW w:w="2635" w:type="dxa"/>
+            <w:tcBorders>
+              <w:bottom w:val="single" w:sz="4" w:space="0" w:color="auto"/>
+            </w:tcBorders>
+          </w:tcPr>
+          <w:p>
+            <w:pPr>
+              <w:spacing w:after="120" w:line="360" w:lineRule="auto"/>
+              <w:rPr>
+                <w:sz w:val="28"/>
+                <w:szCs w:val="28"/>
+              </w:rPr>
+            </w:pPr>
+            <w:r>
+              <w:rPr>
+                <w:sz w:val="28"/>
+                <w:szCs w:val="28"/>
+              </w:rPr>
+              <w:t>Termékkezelés</w:t>
+            </w:r>
+          </w:p>
+        </w:tc>
+        <w:tc>
+          <w:tcPr>
+            <w:tcW w:w="2693" w:type="dxa"/>
+            <w:tcBorders>
+              <w:bottom w:val="single" w:sz="4" w:space="0" w:color="auto"/>
+            </w:tcBorders>
+          </w:tcPr>
+          <w:p>
+            <w:pPr>
+              <w:spacing w:after="120" w:line="360" w:lineRule="auto"/>
+              <w:rPr>
+                <w:sz w:val="28"/>
+                <w:szCs w:val="28"/>
+              </w:rPr>
+            </w:pPr>
+            <w:r>
+              <w:rPr>
+                <w:sz w:val="28"/>
+                <w:szCs w:val="28"/>
+              </w:rPr>
+              <w:t>Termék felvétele, módosítása, törlése</w:t>
+            </w:r>
+          </w:p>
+        </w:tc>
+        <w:tc>
+          <w:tcPr>
+            <w:tcW w:w="1613" w:type="dxa"/>
+            <w:tcBorders>
+              <w:bottom w:val="single" w:sz="4" w:space="0" w:color="auto"/>
+            </w:tcBorders>
+          </w:tcPr>
+          <w:p>
+            <w:pPr>
+              <w:spacing w:after="120" w:line="360" w:lineRule="auto"/>
+              <w:rPr>
+                <w:sz w:val="28"/>
+                <w:szCs w:val="28"/>
+              </w:rPr>
+            </w:pPr>
+            <w:proofErr w:type="spellStart"/>
+            <w:r>
+              <w:rPr>
+                <w:sz w:val="28"/>
+                <w:szCs w:val="28"/>
+              </w:rPr>
+              <w:t>Admin</w:t>
+            </w:r>
+            <w:proofErr w:type="spellEnd"/>
+          </w:p>
+        </w:tc>
+        <w:tc>
+          <w:tcPr>
+            <w:tcW w:w="1985" w:type="dxa"/>
+            <w:tcBorders>
+              <w:bottom w:val="single" w:sz="4" w:space="0" w:color="auto"/>
+            </w:tcBorders>
+            <w:shd w:val="clear" w:color="auto" w:fill="auto"/>
+          </w:tcPr>
+          <w:p>
+            <w:r>
+              <w:t>POST/PUT/DELETE</w:t>
+            </w:r>
+          </w:p>
+          <w:p>
+            <w:r>
+              <w:t>/</w:t>
+            </w:r>
+            <w:proofErr w:type="spellStart"/>
+            <w:r>
+              <w:t>api</w:t>
+            </w:r>
+            <w:proofErr w:type="spellEnd"/>
+            <w:r>
+              <w:t>/</w:t>
+            </w:r>
+            <w:proofErr w:type="spellStart"/>
+            <w:r>
+              <w:t>products</w:t>
+            </w:r>
+            <w:proofErr w:type="spellEnd"/>
+          </w:p>
+        </w:tc>
+      </w:tr>
+    </w:tbl>
+    <w:p>
+      <w:pPr>
+        <w:spacing w:after="120" w:line="360" w:lineRule="auto"/>
+        <w:rPr>
+          <w:sz w:val="32"/>
+          <w:szCs w:val="32"/>
+        </w:rPr>
+      </w:pPr>
+    </w:p>
+    <w:p>
+      <w:pPr>
+        <w:spacing w:after="120" w:line="360" w:lineRule="auto"/>
+        <w:rPr>
+          <w:sz w:val="32"/>
+          <w:szCs w:val="32"/>
+        </w:rPr>
+      </w:pPr>
+      <w:r>
+        <w:rPr>
+          <w:sz w:val="32"/>
+          <w:szCs w:val="32"/>
+        </w:rPr>
+        <w:t>Alapkövetelmények</w:t>
+      </w:r>
+    </w:p>
+    <w:p>
+      <w:pPr>
+        <w:spacing w:after="120" w:line="360" w:lineRule="auto"/>
+        <w:rPr>
+          <w:sz w:val="28"/>
+          <w:szCs w:val="28"/>
+        </w:rPr>
+      </w:pPr>
+      <w:r>
+        <w:rPr>
+          <w:sz w:val="28"/>
+          <w:szCs w:val="28"/>
+        </w:rPr>
+        <w:t xml:space="preserve">Biztonság  -  Jelszavak </w:t>
+      </w:r>
+      <w:proofErr w:type="spellStart"/>
+      <w:r>
+        <w:rPr>
+          <w:sz w:val="28"/>
+          <w:szCs w:val="28"/>
+        </w:rPr>
+        <w:t>hash-elése</w:t>
+      </w:r>
+      <w:proofErr w:type="spellEnd"/>
+      <w:r>
+        <w:rPr>
+          <w:sz w:val="28"/>
+          <w:szCs w:val="28"/>
+        </w:rPr>
+        <w:t>, biztonságos adatátvitel</w:t>
+      </w:r>
+    </w:p>
+    <w:p>
+      <w:pPr>
+        <w:spacing w:after="120" w:line="360" w:lineRule="auto"/>
+        <w:rPr>
+          <w:sz w:val="28"/>
+          <w:szCs w:val="28"/>
+        </w:rPr>
+      </w:pPr>
+      <w:r>
+        <w:rPr>
+          <w:sz w:val="28"/>
+          <w:szCs w:val="28"/>
+        </w:rPr>
+        <w:t>Felhasználhatóság  -  Logikus navigáció, valós idejű hibajelzések</w:t>
+      </w:r>
+    </w:p>
+    <w:p>
+      <w:pPr>
+        <w:spacing w:after="120" w:line="360" w:lineRule="auto"/>
+        <w:rPr>
+          <w:sz w:val="28"/>
+          <w:szCs w:val="28"/>
+        </w:rPr>
+      </w:pPr>
+      <w:r>
+        <w:rPr>
+          <w:sz w:val="28"/>
+          <w:szCs w:val="28"/>
+        </w:rPr>
+        <w:t>Karbantarthatóság  -  Moduláris, dokumentált kódstruktúra</w:t>
+      </w:r>
+    </w:p>
+    <w:p>
+      <w:pPr>
+        <w:spacing w:after="120" w:line="360" w:lineRule="auto"/>
+        <w:rPr>
+          <w:sz w:val="28"/>
+          <w:szCs w:val="28"/>
+        </w:rPr>
+      </w:pPr>
+      <w:r>
+        <w:rPr>
+          <w:sz w:val="28"/>
+          <w:szCs w:val="28"/>
+        </w:rPr>
+        <w:t>Teljesítmény  -  Gyors adatbetöltés és API hívások</w:t>
+      </w:r>
+    </w:p>
+    <w:p>
+      <w:pPr>
+        <w:spacing w:after="120" w:line="360" w:lineRule="auto"/>
+        <w:rPr>
+          <w:sz w:val="28"/>
+          <w:szCs w:val="28"/>
+        </w:rPr>
+      </w:pPr>
+      <w:proofErr w:type="spellStart"/>
+      <w:r>
+        <w:rPr>
+          <w:sz w:val="28"/>
+          <w:szCs w:val="28"/>
+        </w:rPr>
+        <w:t>Reszponzívitás</w:t>
+      </w:r>
+      <w:proofErr w:type="spellEnd"/>
+      <w:r>
+        <w:rPr>
+          <w:sz w:val="28"/>
+          <w:szCs w:val="28"/>
+        </w:rPr>
+        <w:t xml:space="preserve">  -  Mobil és asztali kompatibilitás</w:t>
+      </w:r>
+    </w:p>
+    <w:p>
+      <w:pPr>
+        <w:spacing w:after="120" w:line="360" w:lineRule="auto"/>
+        <w:rPr>
+          <w:sz w:val="28"/>
+          <w:szCs w:val="28"/>
+        </w:rPr>
+      </w:pPr>
+    </w:p>
+    <w:p>
+      <w:pPr>
+        <w:spacing w:after="120" w:line="360" w:lineRule="auto"/>
+        <w:rPr>
+          <w:sz w:val="28"/>
+          <w:szCs w:val="28"/>
+        </w:rPr>
+      </w:pPr>
+    </w:p>
+    <w:p>
+      <w:pPr>
+        <w:spacing w:after="120" w:line="360" w:lineRule="auto"/>
+        <w:rPr>
+          <w:sz w:val="32"/>
+          <w:szCs w:val="32"/>
+        </w:rPr>
+      </w:pPr>
+    </w:p>
+    <w:p>
+      <w:pPr>
+        <w:spacing w:after="120" w:line="360" w:lineRule="auto"/>
+        <w:rPr>
+          <w:sz w:val="28"/>
+          <w:szCs w:val="28"/>
+        </w:rPr>
+      </w:pPr>
+    </w:p>
+    <w:p>
+      <w:pPr>
+        <w:spacing w:after="120" w:line="360" w:lineRule="auto"/>
+        <w:ind w:left="397"/>
+        <w:rPr>
+          <w:b/>
+          <w:sz w:val="32"/>
+          <w:szCs w:val="32"/>
+        </w:rPr>
+      </w:pPr>
+      <w:r>
+        <w:rPr>
+          <w:b/>
+          <w:sz w:val="32"/>
+          <w:szCs w:val="32"/>
+        </w:rPr>
+        <w:lastRenderedPageBreak/>
+        <w:t>2. Frontend Dokumentáció</w:t>
+      </w:r>
+    </w:p>
+    <w:p>
+      <w:pPr>
+        <w:spacing w:after="120" w:line="360" w:lineRule="auto"/>
+        <w:ind w:left="397"/>
+        <w:rPr>
+          <w:sz w:val="28"/>
+          <w:szCs w:val="28"/>
+        </w:rPr>
+      </w:pPr>
+      <w:r>
+        <w:rPr>
+          <w:sz w:val="28"/>
+          <w:szCs w:val="28"/>
+        </w:rPr>
+        <w:t xml:space="preserve">A frontend </w:t>
+      </w:r>
+      <w:proofErr w:type="spellStart"/>
+      <w:r>
+        <w:rPr>
+          <w:sz w:val="28"/>
+          <w:szCs w:val="28"/>
+        </w:rPr>
+        <w:t>React</w:t>
+      </w:r>
+      <w:proofErr w:type="spellEnd"/>
+      <w:r>
+        <w:rPr>
+          <w:sz w:val="28"/>
+          <w:szCs w:val="28"/>
+        </w:rPr>
+        <w:t xml:space="preserve"> 19 keretrendszerrel, </w:t>
+      </w:r>
+      <w:proofErr w:type="spellStart"/>
+      <w:r>
+        <w:rPr>
+          <w:sz w:val="28"/>
+          <w:szCs w:val="28"/>
+        </w:rPr>
+        <w:t>Vite</w:t>
+      </w:r>
+      <w:proofErr w:type="spellEnd"/>
+      <w:r>
+        <w:rPr>
+          <w:sz w:val="28"/>
+          <w:szCs w:val="28"/>
+        </w:rPr>
+        <w:t xml:space="preserve"> </w:t>
+      </w:r>
+      <w:proofErr w:type="spellStart"/>
+      <w:r>
+        <w:rPr>
+          <w:sz w:val="28"/>
+          <w:szCs w:val="28"/>
+        </w:rPr>
+        <w:t>build</w:t>
+      </w:r>
+      <w:proofErr w:type="spellEnd"/>
+      <w:r>
+        <w:rPr>
+          <w:sz w:val="28"/>
+          <w:szCs w:val="28"/>
+        </w:rPr>
+        <w:t xml:space="preserve"> </w:t>
+      </w:r>
+      <w:proofErr w:type="spellStart"/>
+      <w:r>
+        <w:rPr>
+          <w:sz w:val="28"/>
+          <w:szCs w:val="28"/>
+        </w:rPr>
+        <w:t>toolra</w:t>
+      </w:r>
+      <w:proofErr w:type="spellEnd"/>
+      <w:r>
+        <w:rPr>
+          <w:sz w:val="28"/>
+          <w:szCs w:val="28"/>
+        </w:rPr>
+        <w:t xml:space="preserve"> alapozva készült. Az alkalmazás SPA (</w:t>
+      </w:r>
+      <w:proofErr w:type="spellStart"/>
+      <w:r>
+        <w:rPr>
+          <w:sz w:val="28"/>
+          <w:szCs w:val="28"/>
+        </w:rPr>
+        <w:t>Single</w:t>
+      </w:r>
+      <w:proofErr w:type="spellEnd"/>
+      <w:r>
+        <w:rPr>
+          <w:sz w:val="28"/>
+          <w:szCs w:val="28"/>
+        </w:rPr>
+        <w:t xml:space="preserve"> Page </w:t>
+      </w:r>
+      <w:proofErr w:type="spellStart"/>
+      <w:r>
+        <w:rPr>
+          <w:sz w:val="28"/>
+          <w:szCs w:val="28"/>
+        </w:rPr>
+        <w:t>Application</w:t>
+      </w:r>
+      <w:proofErr w:type="spellEnd"/>
+      <w:r>
+        <w:rPr>
+          <w:sz w:val="28"/>
+          <w:szCs w:val="28"/>
+        </w:rPr>
+        <w:t xml:space="preserve">) architektúrát követ, ahol a navigáció teljes egészében kliensoldalon történik a </w:t>
+      </w:r>
+      <w:proofErr w:type="spellStart"/>
+      <w:r>
+        <w:rPr>
+          <w:sz w:val="28"/>
+          <w:szCs w:val="28"/>
+        </w:rPr>
+        <w:t>React</w:t>
+      </w:r>
+      <w:proofErr w:type="spellEnd"/>
+      <w:r>
+        <w:rPr>
+          <w:sz w:val="28"/>
+          <w:szCs w:val="28"/>
+        </w:rPr>
+        <w:t xml:space="preserve"> Router v7 segítségével, szerver oldali oldalbetöltés nélkül. Az összes UI elem moduláris </w:t>
+      </w:r>
+      <w:proofErr w:type="spellStart"/>
+      <w:r>
+        <w:rPr>
+          <w:sz w:val="28"/>
+          <w:szCs w:val="28"/>
+        </w:rPr>
+        <w:t>React</w:t>
+      </w:r>
+      <w:proofErr w:type="spellEnd"/>
+      <w:r>
+        <w:rPr>
+          <w:sz w:val="28"/>
+          <w:szCs w:val="28"/>
+        </w:rPr>
+        <w:t xml:space="preserve"> komponensekre van bontva, amelyek jól elkülönített felelősségi körökkel rendelkeznek.</w:t>
+      </w:r>
+    </w:p>
+    <w:p>
+      <w:pPr>
+        <w:spacing w:after="120" w:line="360" w:lineRule="auto"/>
+        <w:ind w:left="397"/>
+        <w:rPr>
+          <w:sz w:val="28"/>
+          <w:szCs w:val="28"/>
+        </w:rPr>
+      </w:pPr>
+    </w:p>
+    <w:p>
+      <w:pPr>
+        <w:spacing w:after="120" w:line="360" w:lineRule="auto"/>
+        <w:ind w:left="397"/>
+        <w:rPr>
+          <w:b/>
+          <w:sz w:val="32"/>
+          <w:szCs w:val="32"/>
+        </w:rPr>
+      </w:pPr>
+      <w:r>
+        <w:rPr>
+          <w:b/>
+          <w:sz w:val="32"/>
+          <w:szCs w:val="32"/>
+        </w:rPr>
+        <w:t>Projekt felépítése és mappastruktúra</w:t>
+      </w:r>
+    </w:p>
+    <w:tbl>
+      <w:tblPr>
+        <w:tblStyle w:val="Rcsostblzat"/>
+        <w:tblW w:w="0" w:type="auto"/>
+        <w:tblInd w:w="397" w:type="dxa"/>
+        <w:tblLook w:val="04A0" w:firstRow="1" w:lastRow="0" w:firstColumn="1" w:lastColumn="0" w:noHBand="0" w:noVBand="1"/>
+      </w:tblPr>
+      <w:tblGrid>
+        <w:gridCol w:w="2520"/>
+        <w:gridCol w:w="5293"/>
+      </w:tblGrid>
+      <w:tr>
+        <w:tc>
+          <w:tcPr>
+            <w:tcW w:w="2520" w:type="dxa"/>
+          </w:tcPr>
+          <w:p>
+            <w:pPr>
+              <w:spacing w:after="120" w:line="360" w:lineRule="auto"/>
+              <w:rPr>
+                <w:b/>
+                <w:sz w:val="28"/>
+                <w:szCs w:val="28"/>
+              </w:rPr>
+            </w:pPr>
+            <w:proofErr w:type="spellStart"/>
+            <w:r>
+              <w:rPr>
+                <w:b/>
+                <w:sz w:val="28"/>
+                <w:szCs w:val="28"/>
+              </w:rPr>
+              <w:t>src</w:t>
+            </w:r>
+            <w:proofErr w:type="spellEnd"/>
+            <w:r>
+              <w:rPr>
+                <w:b/>
+                <w:sz w:val="28"/>
+                <w:szCs w:val="28"/>
+              </w:rPr>
+              <w:t>/</w:t>
+            </w:r>
+            <w:proofErr w:type="spellStart"/>
+            <w:r>
+              <w:rPr>
+                <w:b/>
+                <w:sz w:val="28"/>
+                <w:szCs w:val="28"/>
+              </w:rPr>
+              <w:t>api</w:t>
+            </w:r>
+            <w:proofErr w:type="spellEnd"/>
+            <w:r>
+              <w:rPr>
+                <w:b/>
+                <w:sz w:val="28"/>
+                <w:szCs w:val="28"/>
+              </w:rPr>
+              <w:t>/</w:t>
+            </w:r>
+          </w:p>
+        </w:tc>
+        <w:tc>
+          <w:tcPr>
+            <w:tcW w:w="5293" w:type="dxa"/>
+          </w:tcPr>
+          <w:p>
+            <w:pPr>
+              <w:spacing w:after="120" w:line="360" w:lineRule="auto"/>
+              <w:rPr>
+                <w:rFonts w:cstheme="minorHAnsi"/>
+                <w:b/>
+              </w:rPr>
+            </w:pPr>
+            <w:r>
+              <w:rPr>
+                <w:rFonts w:eastAsia="Arial" w:cstheme="minorHAnsi"/>
+                <w:color w:val="111827"/>
+              </w:rPr>
+              <w:t>Backend kommunikációs réteg. Három fájl: auth.js (bejelentkezés/regisztráció), products.js (termék lekérések), admin.js (</w:t>
+            </w:r>
+            <w:proofErr w:type="spellStart"/>
+            <w:r>
+              <w:rPr>
+                <w:rFonts w:eastAsia="Arial" w:cstheme="minorHAnsi"/>
+                <w:color w:val="111827"/>
+              </w:rPr>
+              <w:t>admin</w:t>
+            </w:r>
+            <w:proofErr w:type="spellEnd"/>
+            <w:r>
+              <w:rPr>
+                <w:rFonts w:eastAsia="Arial" w:cstheme="minorHAnsi"/>
+                <w:color w:val="111827"/>
+              </w:rPr>
+              <w:t xml:space="preserve"> műveletek).</w:t>
+            </w:r>
+          </w:p>
+        </w:tc>
+      </w:tr>
+      <w:tr>
+        <w:tc>
+          <w:tcPr>
+            <w:tcW w:w="2520" w:type="dxa"/>
+          </w:tcPr>
+          <w:p>
+            <w:pPr>
+              <w:spacing w:after="120" w:line="360" w:lineRule="auto"/>
+              <w:rPr>
+                <w:b/>
+                <w:sz w:val="28"/>
+                <w:szCs w:val="28"/>
+              </w:rPr>
+            </w:pPr>
+            <w:proofErr w:type="spellStart"/>
+            <w:r>
+              <w:rPr>
+                <w:b/>
+                <w:sz w:val="28"/>
+                <w:szCs w:val="28"/>
+              </w:rPr>
+              <w:t>src</w:t>
+            </w:r>
+            <w:proofErr w:type="spellEnd"/>
+            <w:r>
+              <w:rPr>
+                <w:b/>
+                <w:sz w:val="28"/>
+                <w:szCs w:val="28"/>
+              </w:rPr>
+              <w:t>/</w:t>
+            </w:r>
+            <w:proofErr w:type="spellStart"/>
+            <w:r>
+              <w:rPr>
+                <w:b/>
+                <w:sz w:val="28"/>
+                <w:szCs w:val="28"/>
+              </w:rPr>
+              <w:t>components</w:t>
+            </w:r>
+            <w:proofErr w:type="spellEnd"/>
+            <w:r>
+              <w:rPr>
+                <w:b/>
+                <w:sz w:val="28"/>
+                <w:szCs w:val="28"/>
+              </w:rPr>
+              <w:t>/</w:t>
+            </w:r>
+          </w:p>
+        </w:tc>
+        <w:tc>
+          <w:tcPr>
+            <w:tcW w:w="5293" w:type="dxa"/>
+          </w:tcPr>
+          <w:p>
+            <w:pPr>
+              <w:spacing w:after="120" w:line="360" w:lineRule="auto"/>
+              <w:rPr>
+                <w:rFonts w:cstheme="minorHAnsi"/>
+                <w:b/>
+              </w:rPr>
+            </w:pPr>
+            <w:r>
+              <w:rPr>
+                <w:rFonts w:eastAsia="Arial" w:cstheme="minorHAnsi"/>
+                <w:color w:val="111827"/>
+              </w:rPr>
+              <w:t>F</w:t>
+            </w:r>
+            <w:r>
+              <w:rPr>
+                <w:rFonts w:eastAsia="Arial" w:cstheme="minorHAnsi"/>
+                <w:color w:val="111827"/>
+              </w:rPr>
+              <w:t xml:space="preserve">üggetlen UI komponensek: </w:t>
+            </w:r>
+            <w:proofErr w:type="spellStart"/>
+            <w:r>
+              <w:rPr>
+                <w:rFonts w:eastAsia="Arial" w:cstheme="minorHAnsi"/>
+                <w:color w:val="111827"/>
+              </w:rPr>
+              <w:t>Nav</w:t>
+            </w:r>
+            <w:proofErr w:type="spellEnd"/>
+            <w:r>
+              <w:rPr>
+                <w:rFonts w:eastAsia="Arial" w:cstheme="minorHAnsi"/>
+                <w:color w:val="111827"/>
+              </w:rPr>
+              <w:t xml:space="preserve"> (fejléc), </w:t>
+            </w:r>
+            <w:r>
+              <w:rPr>
+                <w:rFonts w:eastAsia="Arial" w:cstheme="minorHAnsi"/>
+                <w:color w:val="111827"/>
+              </w:rPr>
+              <w:t>banner</w:t>
+            </w:r>
+            <w:r>
+              <w:rPr>
+                <w:rFonts w:eastAsia="Arial" w:cstheme="minorHAnsi"/>
+                <w:color w:val="111827"/>
+              </w:rPr>
+              <w:t xml:space="preserve">, </w:t>
+            </w:r>
+            <w:proofErr w:type="spellStart"/>
+            <w:r>
+              <w:rPr>
+                <w:rFonts w:eastAsia="Arial" w:cstheme="minorHAnsi"/>
+                <w:color w:val="111827"/>
+              </w:rPr>
+              <w:t>ProductCard</w:t>
+            </w:r>
+            <w:proofErr w:type="spellEnd"/>
+            <w:r>
+              <w:rPr>
+                <w:rFonts w:eastAsia="Arial" w:cstheme="minorHAnsi"/>
+                <w:color w:val="111827"/>
+              </w:rPr>
+              <w:t xml:space="preserve"> , </w:t>
+            </w:r>
+            <w:proofErr w:type="spellStart"/>
+            <w:r>
+              <w:rPr>
+                <w:rFonts w:eastAsia="Arial" w:cstheme="minorHAnsi"/>
+                <w:color w:val="111827"/>
+              </w:rPr>
+              <w:t>ProductSection</w:t>
+            </w:r>
+            <w:proofErr w:type="spellEnd"/>
+            <w:r>
+              <w:rPr>
+                <w:rFonts w:eastAsia="Arial" w:cstheme="minorHAnsi"/>
+                <w:color w:val="111827"/>
+              </w:rPr>
+              <w:t xml:space="preserve"> (főoldal</w:t>
+            </w:r>
+            <w:r>
+              <w:rPr>
+                <w:rFonts w:eastAsia="Arial" w:cstheme="minorHAnsi"/>
+                <w:color w:val="111827"/>
+              </w:rPr>
+              <w:t>i rész</w:t>
+            </w:r>
+            <w:r>
+              <w:rPr>
+                <w:rFonts w:eastAsia="Arial" w:cstheme="minorHAnsi"/>
+                <w:color w:val="111827"/>
+              </w:rPr>
+              <w:t xml:space="preserve">), </w:t>
+            </w:r>
+            <w:proofErr w:type="spellStart"/>
+            <w:r>
+              <w:rPr>
+                <w:rFonts w:eastAsia="Arial" w:cstheme="minorHAnsi"/>
+                <w:color w:val="111827"/>
+              </w:rPr>
+              <w:t>ProtectedRoute</w:t>
+            </w:r>
+            <w:proofErr w:type="spellEnd"/>
+            <w:r>
+              <w:rPr>
+                <w:rFonts w:eastAsia="Arial" w:cstheme="minorHAnsi"/>
+                <w:color w:val="111827"/>
+              </w:rPr>
+              <w:t>.</w:t>
+            </w:r>
+          </w:p>
+        </w:tc>
+      </w:tr>
+      <w:tr>
+        <w:tc>
+          <w:tcPr>
+            <w:tcW w:w="2520" w:type="dxa"/>
+          </w:tcPr>
+          <w:p>
+            <w:pPr>
+              <w:spacing w:after="120" w:line="360" w:lineRule="auto"/>
+              <w:rPr>
+                <w:b/>
+                <w:sz w:val="28"/>
+                <w:szCs w:val="28"/>
+              </w:rPr>
+            </w:pPr>
+            <w:proofErr w:type="spellStart"/>
+            <w:r>
+              <w:rPr>
+                <w:b/>
+                <w:sz w:val="28"/>
+                <w:szCs w:val="28"/>
+              </w:rPr>
+              <w:t>src</w:t>
+            </w:r>
+            <w:proofErr w:type="spellEnd"/>
+            <w:r>
+              <w:rPr>
+                <w:b/>
+                <w:sz w:val="28"/>
+                <w:szCs w:val="28"/>
+              </w:rPr>
+              <w:t>/context/</w:t>
+            </w:r>
+          </w:p>
+        </w:tc>
+        <w:tc>
+          <w:tcPr>
+            <w:tcW w:w="5293" w:type="dxa"/>
+          </w:tcPr>
+          <w:p>
+            <w:pPr>
+              <w:spacing w:after="120" w:line="360" w:lineRule="auto"/>
+              <w:rPr>
+                <w:rFonts w:cstheme="minorHAnsi"/>
+                <w:b/>
+              </w:rPr>
+            </w:pPr>
+            <w:proofErr w:type="spellStart"/>
+            <w:r>
+              <w:rPr>
+                <w:rFonts w:eastAsia="Arial" w:cstheme="minorHAnsi"/>
+                <w:color w:val="111827"/>
+              </w:rPr>
+              <w:t>React</w:t>
+            </w:r>
+            <w:proofErr w:type="spellEnd"/>
+            <w:r>
+              <w:rPr>
+                <w:rFonts w:eastAsia="Arial" w:cstheme="minorHAnsi"/>
+                <w:color w:val="111827"/>
+              </w:rPr>
+              <w:t xml:space="preserve"> </w:t>
+            </w:r>
+            <w:r>
+              <w:rPr>
+                <w:rFonts w:eastAsia="Arial" w:cstheme="minorHAnsi"/>
+                <w:color w:val="111827"/>
+              </w:rPr>
+              <w:t xml:space="preserve">Context API alapú állapotkezelők: </w:t>
+            </w:r>
+            <w:proofErr w:type="spellStart"/>
+            <w:r>
+              <w:rPr>
+                <w:rFonts w:eastAsia="Arial" w:cstheme="minorHAnsi"/>
+                <w:color w:val="111827"/>
+              </w:rPr>
+              <w:t>AuthContext</w:t>
+            </w:r>
+            <w:proofErr w:type="spellEnd"/>
+            <w:r>
+              <w:rPr>
+                <w:rFonts w:eastAsia="Arial" w:cstheme="minorHAnsi"/>
+                <w:color w:val="111827"/>
+              </w:rPr>
+              <w:t xml:space="preserve"> (hitelesítés), </w:t>
+            </w:r>
+            <w:proofErr w:type="spellStart"/>
+            <w:r>
+              <w:rPr>
+                <w:rFonts w:eastAsia="Arial" w:cstheme="minorHAnsi"/>
+                <w:color w:val="111827"/>
+              </w:rPr>
+              <w:t>CartContext</w:t>
+            </w:r>
+            <w:proofErr w:type="spellEnd"/>
+            <w:r>
+              <w:rPr>
+                <w:rFonts w:eastAsia="Arial" w:cstheme="minorHAnsi"/>
+                <w:color w:val="111827"/>
+              </w:rPr>
+              <w:t xml:space="preserve"> (kosár). Mindkettő egyedi </w:t>
+            </w:r>
+            <w:proofErr w:type="spellStart"/>
+            <w:r>
+              <w:rPr>
+                <w:rFonts w:eastAsia="Arial" w:cstheme="minorHAnsi"/>
+                <w:color w:val="111827"/>
+              </w:rPr>
+              <w:t>hookkal</w:t>
+            </w:r>
+            <w:proofErr w:type="spellEnd"/>
+            <w:r>
+              <w:rPr>
+                <w:rFonts w:eastAsia="Arial" w:cstheme="minorHAnsi"/>
+                <w:color w:val="111827"/>
+              </w:rPr>
+              <w:t xml:space="preserve"> exportált.</w:t>
+            </w:r>
+          </w:p>
+        </w:tc>
+      </w:tr>
+      <w:tr>
+        <w:tc>
+          <w:tcPr>
+            <w:tcW w:w="2520" w:type="dxa"/>
+          </w:tcPr>
+          <w:p>
+            <w:pPr>
+              <w:spacing w:after="120" w:line="360" w:lineRule="auto"/>
+              <w:rPr>
+                <w:b/>
+                <w:sz w:val="28"/>
+                <w:szCs w:val="28"/>
+              </w:rPr>
+            </w:pPr>
+            <w:proofErr w:type="spellStart"/>
+            <w:r>
+              <w:rPr>
+                <w:b/>
+                <w:sz w:val="28"/>
+                <w:szCs w:val="28"/>
+              </w:rPr>
+              <w:t>src</w:t>
+            </w:r>
+            <w:proofErr w:type="spellEnd"/>
+            <w:r>
+              <w:rPr>
+                <w:b/>
+                <w:sz w:val="28"/>
+                <w:szCs w:val="28"/>
+              </w:rPr>
+              <w:t>/</w:t>
+            </w:r>
+            <w:proofErr w:type="spellStart"/>
+            <w:r>
+              <w:rPr>
+                <w:b/>
+                <w:sz w:val="28"/>
+                <w:szCs w:val="28"/>
+              </w:rPr>
+              <w:t>pages</w:t>
+            </w:r>
+            <w:proofErr w:type="spellEnd"/>
+            <w:r>
+              <w:rPr>
+                <w:b/>
+                <w:sz w:val="28"/>
+                <w:szCs w:val="28"/>
+              </w:rPr>
+              <w:t>/</w:t>
+            </w:r>
+          </w:p>
+        </w:tc>
+        <w:tc>
+          <w:tcPr>
+            <w:tcW w:w="5293" w:type="dxa"/>
+          </w:tcPr>
+          <w:p>
+            <w:pPr>
+              <w:spacing w:after="120" w:line="360" w:lineRule="auto"/>
+              <w:rPr>
+                <w:rFonts w:cstheme="minorHAnsi"/>
+                <w:b/>
+              </w:rPr>
+            </w:pPr>
+            <w:r>
+              <w:rPr>
+                <w:rFonts w:eastAsia="Arial" w:cstheme="minorHAnsi"/>
+                <w:color w:val="111827"/>
+              </w:rPr>
+              <w:t>Oldalkomponensek</w:t>
+            </w:r>
+            <w:r>
+              <w:rPr>
+                <w:rFonts w:eastAsia="Arial" w:cstheme="minorHAnsi"/>
+                <w:color w:val="111827"/>
+              </w:rPr>
+              <w:t xml:space="preserve">: </w:t>
+            </w:r>
+            <w:r>
+              <w:rPr>
+                <w:rFonts w:eastAsia="Arial" w:cstheme="minorHAnsi"/>
+                <w:color w:val="111827"/>
+              </w:rPr>
+              <w:t xml:space="preserve">dedikált JSX fájl és hozzá tartozó CSS fájl: Home, </w:t>
+            </w:r>
+            <w:proofErr w:type="spellStart"/>
+            <w:r>
+              <w:rPr>
+                <w:rFonts w:eastAsia="Arial" w:cstheme="minorHAnsi"/>
+                <w:color w:val="111827"/>
+              </w:rPr>
+              <w:t>Parfumok</w:t>
+            </w:r>
+            <w:proofErr w:type="spellEnd"/>
+            <w:r>
+              <w:rPr>
+                <w:rFonts w:eastAsia="Arial" w:cstheme="minorHAnsi"/>
+                <w:color w:val="111827"/>
+              </w:rPr>
+              <w:t xml:space="preserve">, Dezodorok, </w:t>
+            </w:r>
+            <w:proofErr w:type="spellStart"/>
+            <w:r>
+              <w:rPr>
+                <w:rFonts w:eastAsia="Arial" w:cstheme="minorHAnsi"/>
+                <w:color w:val="111827"/>
+              </w:rPr>
+              <w:t>Kollekcio</w:t>
+            </w:r>
+            <w:proofErr w:type="spellEnd"/>
+            <w:r>
+              <w:rPr>
+                <w:rFonts w:eastAsia="Arial" w:cstheme="minorHAnsi"/>
+                <w:color w:val="111827"/>
+              </w:rPr>
+              <w:t xml:space="preserve">, </w:t>
+            </w:r>
+            <w:proofErr w:type="spellStart"/>
+            <w:r>
+              <w:rPr>
+                <w:rFonts w:eastAsia="Arial" w:cstheme="minorHAnsi"/>
+                <w:color w:val="111827"/>
+              </w:rPr>
+              <w:t>Rolunk</w:t>
+            </w:r>
+            <w:proofErr w:type="spellEnd"/>
+            <w:r>
+              <w:rPr>
+                <w:rFonts w:eastAsia="Arial" w:cstheme="minorHAnsi"/>
+                <w:color w:val="111827"/>
+              </w:rPr>
+              <w:t xml:space="preserve">, Login, </w:t>
+            </w:r>
+            <w:proofErr w:type="spellStart"/>
+            <w:r>
+              <w:rPr>
+                <w:rFonts w:eastAsia="Arial" w:cstheme="minorHAnsi"/>
+                <w:color w:val="111827"/>
+              </w:rPr>
+              <w:t>Register</w:t>
+            </w:r>
+            <w:proofErr w:type="spellEnd"/>
+            <w:r>
+              <w:rPr>
+                <w:rFonts w:eastAsia="Arial" w:cstheme="minorHAnsi"/>
+                <w:color w:val="111827"/>
+              </w:rPr>
+              <w:t xml:space="preserve">, </w:t>
+            </w:r>
+            <w:proofErr w:type="spellStart"/>
+            <w:r>
+              <w:rPr>
+                <w:rFonts w:eastAsia="Arial" w:cstheme="minorHAnsi"/>
+                <w:color w:val="111827"/>
+              </w:rPr>
+              <w:t>ProductDetails</w:t>
+            </w:r>
+            <w:proofErr w:type="spellEnd"/>
+            <w:r>
+              <w:rPr>
+                <w:rFonts w:eastAsia="Arial" w:cstheme="minorHAnsi"/>
+                <w:color w:val="111827"/>
+              </w:rPr>
+              <w:t xml:space="preserve">, </w:t>
+            </w:r>
+            <w:proofErr w:type="spellStart"/>
+            <w:r>
+              <w:rPr>
+                <w:rFonts w:eastAsia="Arial" w:cstheme="minorHAnsi"/>
+                <w:color w:val="111827"/>
+              </w:rPr>
+              <w:t>Basket</w:t>
+            </w:r>
+            <w:proofErr w:type="spellEnd"/>
+            <w:r>
+              <w:rPr>
+                <w:rFonts w:eastAsia="Arial" w:cstheme="minorHAnsi"/>
+                <w:color w:val="111827"/>
+              </w:rPr>
+              <w:t xml:space="preserve">, </w:t>
+            </w:r>
+            <w:proofErr w:type="spellStart"/>
+            <w:r>
+              <w:rPr>
+                <w:rFonts w:eastAsia="Arial" w:cstheme="minorHAnsi"/>
+                <w:color w:val="111827"/>
+              </w:rPr>
+              <w:t>Checkout</w:t>
+            </w:r>
+            <w:proofErr w:type="spellEnd"/>
+            <w:r>
+              <w:rPr>
+                <w:rFonts w:eastAsia="Arial" w:cstheme="minorHAnsi"/>
+                <w:color w:val="111827"/>
+              </w:rPr>
+              <w:t xml:space="preserve">, </w:t>
+            </w:r>
+            <w:proofErr w:type="spellStart"/>
+            <w:r>
+              <w:rPr>
+                <w:rFonts w:eastAsia="Arial" w:cstheme="minorHAnsi"/>
+                <w:color w:val="111827"/>
+              </w:rPr>
+              <w:t>AdminDashboard</w:t>
+            </w:r>
+            <w:proofErr w:type="spellEnd"/>
+            <w:r>
+              <w:rPr>
+                <w:rFonts w:eastAsia="Arial" w:cstheme="minorHAnsi"/>
+                <w:color w:val="111827"/>
+              </w:rPr>
+              <w:t>.</w:t>
+            </w:r>
+          </w:p>
+        </w:tc>
+      </w:tr>
+      <w:tr>
+        <w:tc>
+          <w:tcPr>
+            <w:tcW w:w="2520" w:type="dxa"/>
+          </w:tcPr>
+          <w:p>
+            <w:pPr>
+              <w:spacing w:after="120" w:line="360" w:lineRule="auto"/>
+              <w:rPr>
+                <w:b/>
+                <w:sz w:val="28"/>
+                <w:szCs w:val="28"/>
+              </w:rPr>
+            </w:pPr>
+            <w:proofErr w:type="spellStart"/>
+            <w:r>
+              <w:rPr>
+                <w:b/>
+                <w:sz w:val="28"/>
+                <w:szCs w:val="28"/>
+              </w:rPr>
+              <w:t>src</w:t>
+            </w:r>
+            <w:proofErr w:type="spellEnd"/>
+            <w:r>
+              <w:rPr>
+                <w:b/>
+                <w:sz w:val="28"/>
+                <w:szCs w:val="28"/>
+              </w:rPr>
+              <w:t>/</w:t>
+            </w:r>
+            <w:proofErr w:type="spellStart"/>
+            <w:r>
+              <w:rPr>
+                <w:b/>
+                <w:sz w:val="28"/>
+                <w:szCs w:val="28"/>
+              </w:rPr>
+              <w:t>assets</w:t>
+            </w:r>
+            <w:proofErr w:type="spellEnd"/>
+            <w:r>
+              <w:rPr>
+                <w:b/>
+                <w:sz w:val="28"/>
+                <w:szCs w:val="28"/>
+              </w:rPr>
+              <w:t>/</w:t>
+            </w:r>
+          </w:p>
+        </w:tc>
+        <w:tc>
+          <w:tcPr>
+            <w:tcW w:w="5293" w:type="dxa"/>
+          </w:tcPr>
+          <w:p>
+            <w:pPr>
+              <w:spacing w:after="120" w:line="360" w:lineRule="auto"/>
+              <w:rPr>
+                <w:rFonts w:cstheme="minorHAnsi"/>
+                <w:b/>
+              </w:rPr>
+            </w:pPr>
+            <w:r>
+              <w:rPr>
+                <w:rFonts w:eastAsia="Arial" w:cstheme="minorHAnsi"/>
+                <w:color w:val="111827"/>
+              </w:rPr>
+              <w:t>Statikus képek</w:t>
+            </w:r>
+            <w:r>
+              <w:rPr>
+                <w:rFonts w:eastAsia="Arial" w:cstheme="minorHAnsi"/>
+                <w:color w:val="111827"/>
+              </w:rPr>
+              <w:t>.</w:t>
+            </w:r>
+          </w:p>
+        </w:tc>
+      </w:tr>
+      <w:tr>
+        <w:tc>
+          <w:tcPr>
+            <w:tcW w:w="2520" w:type="dxa"/>
+          </w:tcPr>
+          <w:p>
+            <w:pPr>
+              <w:spacing w:after="120" w:line="360" w:lineRule="auto"/>
+              <w:rPr>
+                <w:b/>
+                <w:sz w:val="28"/>
+                <w:szCs w:val="28"/>
+              </w:rPr>
+            </w:pPr>
+            <w:proofErr w:type="spellStart"/>
+            <w:r>
+              <w:rPr>
+                <w:b/>
+                <w:sz w:val="28"/>
+                <w:szCs w:val="28"/>
+              </w:rPr>
+              <w:t>src</w:t>
+            </w:r>
+            <w:proofErr w:type="spellEnd"/>
+            <w:r>
+              <w:rPr>
+                <w:b/>
+                <w:sz w:val="28"/>
+                <w:szCs w:val="28"/>
+              </w:rPr>
+              <w:t>/</w:t>
+            </w:r>
+            <w:proofErr w:type="spellStart"/>
+            <w:r>
+              <w:rPr>
+                <w:b/>
+                <w:sz w:val="28"/>
+                <w:szCs w:val="28"/>
+              </w:rPr>
+              <w:t>App.jsx</w:t>
+            </w:r>
+            <w:proofErr w:type="spellEnd"/>
+          </w:p>
+        </w:tc>
+        <w:tc>
+          <w:tcPr>
+            <w:tcW w:w="5293" w:type="dxa"/>
+          </w:tcPr>
+          <w:p>
+            <w:pPr>
+              <w:rPr>
+                <w:rFonts w:eastAsia="Arial" w:cstheme="minorHAnsi"/>
+                <w:color w:val="111827"/>
+              </w:rPr>
+            </w:pPr>
+            <w:r>
+              <w:rPr>
+                <w:rFonts w:eastAsia="Arial" w:cstheme="minorHAnsi"/>
+                <w:color w:val="111827"/>
+              </w:rPr>
+              <w:t xml:space="preserve">Gyökérkomponens: </w:t>
+            </w:r>
+            <w:proofErr w:type="spellStart"/>
+            <w:r>
+              <w:rPr>
+                <w:rFonts w:eastAsia="Arial" w:cstheme="minorHAnsi"/>
+                <w:color w:val="111827"/>
+              </w:rPr>
+              <w:t>AuthProvider</w:t>
+            </w:r>
+            <w:proofErr w:type="spellEnd"/>
+            <w:r>
+              <w:rPr>
+                <w:rFonts w:eastAsia="Arial" w:cstheme="minorHAnsi"/>
+                <w:color w:val="111827"/>
+              </w:rPr>
+              <w:t xml:space="preserve"> + </w:t>
+            </w:r>
+            <w:proofErr w:type="spellStart"/>
+            <w:r>
+              <w:rPr>
+                <w:rFonts w:eastAsia="Arial" w:cstheme="minorHAnsi"/>
+                <w:color w:val="111827"/>
+              </w:rPr>
+              <w:t>CartProvider</w:t>
+            </w:r>
+            <w:proofErr w:type="spellEnd"/>
+            <w:r>
+              <w:rPr>
+                <w:rFonts w:eastAsia="Arial" w:cstheme="minorHAnsi"/>
+                <w:color w:val="111827"/>
+              </w:rPr>
+              <w:t xml:space="preserve">, </w:t>
+            </w:r>
+          </w:p>
+          <w:p>
+            <w:pPr>
+              <w:rPr>
+                <w:rFonts w:cstheme="minorHAnsi"/>
+              </w:rPr>
+            </w:pPr>
+            <w:proofErr w:type="spellStart"/>
+            <w:r>
+              <w:rPr>
+                <w:rFonts w:eastAsia="Arial" w:cstheme="minorHAnsi"/>
+                <w:color w:val="111827"/>
+              </w:rPr>
+              <w:t>Navigation</w:t>
+            </w:r>
+            <w:proofErr w:type="spellEnd"/>
+            <w:r>
+              <w:rPr>
+                <w:rFonts w:eastAsia="Arial" w:cstheme="minorHAnsi"/>
+                <w:color w:val="111827"/>
+              </w:rPr>
+              <w:t xml:space="preserve"> +</w:t>
+            </w:r>
+            <w:r>
+              <w:rPr>
+                <w:rFonts w:eastAsia="Arial" w:cstheme="minorHAnsi"/>
+                <w:color w:val="111827"/>
+              </w:rPr>
+              <w:t xml:space="preserve"> </w:t>
+            </w:r>
+            <w:r>
+              <w:rPr>
+                <w:rFonts w:eastAsia="Arial" w:cstheme="minorHAnsi"/>
+                <w:color w:val="111827"/>
+              </w:rPr>
+              <w:t xml:space="preserve">globális komponensek, összes </w:t>
+            </w:r>
+            <w:proofErr w:type="spellStart"/>
+            <w:r>
+              <w:rPr>
+                <w:rFonts w:eastAsia="Arial" w:cstheme="minorHAnsi"/>
+                <w:color w:val="111827"/>
+              </w:rPr>
+              <w:t>Route</w:t>
+            </w:r>
+            <w:proofErr w:type="spellEnd"/>
+            <w:r>
+              <w:rPr>
+                <w:rFonts w:eastAsia="Arial" w:cstheme="minorHAnsi"/>
+                <w:color w:val="111827"/>
+              </w:rPr>
+              <w:t xml:space="preserve"> definíció.</w:t>
+            </w:r>
+          </w:p>
+        </w:tc>
+      </w:tr>
+      <w:tr>
+        <w:tc>
+          <w:tcPr>
+            <w:tcW w:w="2520" w:type="dxa"/>
+          </w:tcPr>
+          <w:p>
+            <w:pPr>
+              <w:spacing w:after="120" w:line="360" w:lineRule="auto"/>
+              <w:rPr>
+                <w:b/>
+                <w:sz w:val="28"/>
+                <w:szCs w:val="28"/>
+              </w:rPr>
+            </w:pPr>
+            <w:proofErr w:type="spellStart"/>
+            <w:r>
+              <w:rPr>
+                <w:b/>
+                <w:sz w:val="28"/>
+                <w:szCs w:val="28"/>
+              </w:rPr>
+              <w:t>src</w:t>
+            </w:r>
+            <w:proofErr w:type="spellEnd"/>
+            <w:r>
+              <w:rPr>
+                <w:b/>
+                <w:sz w:val="28"/>
+                <w:szCs w:val="28"/>
+              </w:rPr>
+              <w:t>/</w:t>
+            </w:r>
+            <w:proofErr w:type="spellStart"/>
+            <w:r>
+              <w:rPr>
+                <w:b/>
+                <w:sz w:val="28"/>
+                <w:szCs w:val="28"/>
+              </w:rPr>
+              <w:t>main.jsx</w:t>
+            </w:r>
+            <w:proofErr w:type="spellEnd"/>
+          </w:p>
+        </w:tc>
+        <w:tc>
+          <w:tcPr>
+            <w:tcW w:w="5293" w:type="dxa"/>
+          </w:tcPr>
+          <w:p>
+            <w:pPr>
+              <w:spacing w:after="120" w:line="360" w:lineRule="auto"/>
+              <w:rPr>
+                <w:rFonts w:cstheme="minorHAnsi"/>
+                <w:b/>
+              </w:rPr>
+            </w:pPr>
+            <w:proofErr w:type="spellStart"/>
+            <w:r>
+              <w:rPr>
+                <w:rFonts w:eastAsia="Arial" w:cstheme="minorHAnsi"/>
+                <w:color w:val="111827"/>
+              </w:rPr>
+              <w:t>React</w:t>
+            </w:r>
+            <w:proofErr w:type="spellEnd"/>
+            <w:r>
+              <w:rPr>
+                <w:rFonts w:eastAsia="Arial" w:cstheme="minorHAnsi"/>
+                <w:color w:val="111827"/>
+              </w:rPr>
+              <w:t xml:space="preserve"> alkalmazás belépési pontja</w:t>
+            </w:r>
+            <w:r>
+              <w:rPr>
+                <w:rFonts w:eastAsia="Arial" w:cstheme="minorHAnsi"/>
+                <w:color w:val="111827"/>
+              </w:rPr>
+              <w:t>.</w:t>
+            </w:r>
+          </w:p>
+        </w:tc>
+      </w:tr>
+      <w:tr>
+        <w:tc>
+          <w:tcPr>
+            <w:tcW w:w="2520" w:type="dxa"/>
+          </w:tcPr>
+          <w:p>
+            <w:pPr>
+              <w:spacing w:after="120" w:line="360" w:lineRule="auto"/>
+              <w:rPr>
+                <w:b/>
+                <w:sz w:val="28"/>
+                <w:szCs w:val="28"/>
+              </w:rPr>
+            </w:pPr>
+            <w:proofErr w:type="spellStart"/>
+            <w:r>
+              <w:rPr>
+                <w:b/>
+                <w:sz w:val="28"/>
+                <w:szCs w:val="28"/>
+              </w:rPr>
+              <w:t>src</w:t>
+            </w:r>
+            <w:proofErr w:type="spellEnd"/>
+            <w:r>
+              <w:rPr>
+                <w:b/>
+                <w:sz w:val="28"/>
+                <w:szCs w:val="28"/>
+              </w:rPr>
+              <w:t>/index.css</w:t>
+            </w:r>
+          </w:p>
+        </w:tc>
+        <w:tc>
+          <w:tcPr>
+            <w:tcW w:w="5293" w:type="dxa"/>
+          </w:tcPr>
+          <w:p>
+            <w:pPr>
+              <w:rPr>
+                <w:rFonts w:cstheme="minorHAnsi"/>
+              </w:rPr>
+            </w:pPr>
+            <w:r>
+              <w:rPr>
+                <w:rFonts w:eastAsia="Arial" w:cstheme="minorHAnsi"/>
+                <w:color w:val="111827"/>
+              </w:rPr>
+              <w:t>Stílus.</w:t>
+            </w:r>
+          </w:p>
+        </w:tc>
+      </w:tr>
+      <w:tr>
+        <w:tc>
+          <w:tcPr>
+            <w:tcW w:w="2520" w:type="dxa"/>
+          </w:tcPr>
+          <w:p>
+            <w:pPr>
+              <w:spacing w:after="120" w:line="360" w:lineRule="auto"/>
+              <w:rPr>
+                <w:b/>
+                <w:sz w:val="28"/>
+                <w:szCs w:val="28"/>
+              </w:rPr>
+            </w:pPr>
+            <w:proofErr w:type="spellStart"/>
+            <w:r>
+              <w:rPr>
+                <w:b/>
+                <w:sz w:val="28"/>
+                <w:szCs w:val="28"/>
+              </w:rPr>
+              <w:lastRenderedPageBreak/>
+              <w:t>src</w:t>
+            </w:r>
+            <w:proofErr w:type="spellEnd"/>
+            <w:r>
+              <w:rPr>
+                <w:b/>
+                <w:sz w:val="28"/>
+                <w:szCs w:val="28"/>
+              </w:rPr>
+              <w:t>/App.css</w:t>
+            </w:r>
+          </w:p>
+        </w:tc>
+        <w:tc>
+          <w:tcPr>
+            <w:tcW w:w="5293" w:type="dxa"/>
+          </w:tcPr>
+          <w:p>
+            <w:pPr>
+              <w:tabs>
+                <w:tab w:val="left" w:pos="975"/>
+              </w:tabs>
+              <w:spacing w:after="120" w:line="360" w:lineRule="auto"/>
+              <w:rPr>
+                <w:rFonts w:cstheme="minorHAnsi"/>
+                <w:b/>
+              </w:rPr>
+            </w:pPr>
+            <w:r>
+              <w:rPr>
+                <w:rFonts w:eastAsia="Arial" w:cstheme="minorHAnsi"/>
+                <w:color w:val="111827"/>
+              </w:rPr>
+              <w:t xml:space="preserve">Stílus, reszponzív </w:t>
+            </w:r>
+            <w:proofErr w:type="spellStart"/>
+            <w:r>
+              <w:rPr>
+                <w:rFonts w:eastAsia="Arial" w:cstheme="minorHAnsi"/>
+                <w:color w:val="111827"/>
+              </w:rPr>
+              <w:t>breakpointok</w:t>
+            </w:r>
+            <w:proofErr w:type="spellEnd"/>
+            <w:r>
+              <w:rPr>
+                <w:rFonts w:eastAsia="Arial" w:cstheme="minorHAnsi"/>
+                <w:color w:val="111827"/>
+              </w:rPr>
+              <w:t>.</w:t>
+            </w:r>
+          </w:p>
+        </w:tc>
+      </w:tr>
+    </w:tbl>
+    <w:p>
+      <w:pPr>
+        <w:spacing w:after="120" w:line="360" w:lineRule="auto"/>
+        <w:ind w:left="397"/>
+        <w:rPr>
+          <w:b/>
+          <w:sz w:val="32"/>
+          <w:szCs w:val="32"/>
+        </w:rPr>
+      </w:pPr>
+    </w:p>
+    <w:p>
+      <w:pPr>
+        <w:spacing w:after="120" w:line="360" w:lineRule="auto"/>
+        <w:ind w:left="397"/>
+        <w:rPr>
+          <w:b/>
+          <w:sz w:val="32"/>
+          <w:szCs w:val="32"/>
+        </w:rPr>
+      </w:pPr>
+      <w:proofErr w:type="spellStart"/>
+      <w:r>
+        <w:rPr>
+          <w:b/>
+          <w:sz w:val="32"/>
+          <w:szCs w:val="32"/>
+        </w:rPr>
+        <w:t>Routing</w:t>
+      </w:r>
+      <w:proofErr w:type="spellEnd"/>
+    </w:p>
+    <w:tbl>
+      <w:tblPr>
+        <w:tblW w:w="8603" w:type="dxa"/>
+        <w:tblInd w:w="399" w:type="dxa"/>
+        <w:tblBorders>
+          <w:top w:val="single" w:sz="4" w:space="0" w:color="auto"/>
+          <w:left w:val="single" w:sz="4" w:space="0" w:color="auto"/>
+          <w:bottom w:val="single" w:sz="4" w:space="0" w:color="auto"/>
+          <w:right w:val="single" w:sz="4" w:space="0" w:color="auto"/>
+          <w:insideH w:val="single" w:sz="4" w:space="0" w:color="auto"/>
+          <w:insideV w:val="single" w:sz="4" w:space="0" w:color="auto"/>
+        </w:tblBorders>
+        <w:tblCellMar>
+          <w:left w:w="10" w:type="dxa"/>
+          <w:right w:w="10" w:type="dxa"/>
+        </w:tblCellMar>
+        <w:tblLook w:val="0000" w:firstRow="0" w:lastRow="0" w:firstColumn="0" w:lastColumn="0" w:noHBand="0" w:noVBand="0"/>
+      </w:tblPr>
+      <w:tblGrid>
+        <w:gridCol w:w="2377"/>
+        <w:gridCol w:w="3113"/>
+        <w:gridCol w:w="3113"/>
       </w:tblGrid>
       <w:tr>
         <w:tblPrEx>
@@ -1288,30 +3548,120 @@
             <w:bottom w:w="0" w:type="dxa"/>
           </w:tblCellMar>
         </w:tblPrEx>
-        <w:trPr>
-          <w:trHeight w:val="600"/>
-        </w:trPr>
-        <w:tc>
-          <w:tcPr>
-            <w:tcW w:w="8327" w:type="dxa"/>
-            <w:gridSpan w:val="3"/>
-          </w:tcPr>
-          <w:p>
-            <w:pPr>
-              <w:spacing w:after="120" w:line="360" w:lineRule="auto"/>
-              <w:jc w:val="center"/>
-              <w:rPr>
-                <w:sz w:val="28"/>
-                <w:szCs w:val="28"/>
-              </w:rPr>
-            </w:pPr>
-            <w:r>
-              <w:rPr>
-                <w:sz w:val="28"/>
-                <w:szCs w:val="28"/>
-              </w:rPr>
-              <w:lastRenderedPageBreak/>
-              <w:t>Funkcionalitások</w:t>
+        <w:tc>
+          <w:tcPr>
+            <w:tcW w:w="2377" w:type="dxa"/>
+            <w:tcBorders>
+              <w:top w:val="single" w:sz="2" w:space="0" w:color="000000" w:themeColor="text1"/>
+              <w:left w:val="single" w:sz="2" w:space="0" w:color="000000" w:themeColor="text1"/>
+              <w:bottom w:val="single" w:sz="2" w:space="0" w:color="000000" w:themeColor="text1"/>
+              <w:right w:val="single" w:sz="2" w:space="0" w:color="000000" w:themeColor="text1"/>
+            </w:tcBorders>
+            <w:shd w:val="clear" w:color="auto" w:fill="FFFFFF" w:themeFill="background1"/>
+            <w:tcMar>
+              <w:top w:w="80" w:type="dxa"/>
+              <w:left w:w="120" w:type="dxa"/>
+              <w:bottom w:w="80" w:type="dxa"/>
+              <w:right w:w="120" w:type="dxa"/>
+            </w:tcMar>
+          </w:tcPr>
+          <w:p>
+            <w:pPr>
+              <w:rPr>
+                <w:rFonts w:cstheme="minorHAnsi"/>
+                <w:color w:val="000000" w:themeColor="text1"/>
+                <w:sz w:val="28"/>
+                <w:szCs w:val="28"/>
+              </w:rPr>
+            </w:pPr>
+            <w:r>
+              <w:rPr>
+                <w:rFonts w:eastAsia="Arial" w:cstheme="minorHAnsi"/>
+                <w:b/>
+                <w:bCs/>
+                <w:color w:val="000000" w:themeColor="text1"/>
+                <w:sz w:val="28"/>
+                <w:szCs w:val="28"/>
+              </w:rPr>
+              <w:t>Útvonal</w:t>
+            </w:r>
+          </w:p>
+        </w:tc>
+        <w:tc>
+          <w:tcPr>
+            <w:tcW w:w="3113" w:type="dxa"/>
+            <w:tcBorders>
+              <w:top w:val="single" w:sz="2" w:space="0" w:color="000000" w:themeColor="text1"/>
+              <w:left w:val="single" w:sz="2" w:space="0" w:color="000000" w:themeColor="text1"/>
+              <w:bottom w:val="single" w:sz="2" w:space="0" w:color="000000" w:themeColor="text1"/>
+              <w:right w:val="single" w:sz="2" w:space="0" w:color="000000" w:themeColor="text1"/>
+            </w:tcBorders>
+            <w:shd w:val="clear" w:color="auto" w:fill="FFFFFF" w:themeFill="background1"/>
+            <w:tcMar>
+              <w:top w:w="80" w:type="dxa"/>
+              <w:left w:w="120" w:type="dxa"/>
+              <w:bottom w:w="80" w:type="dxa"/>
+              <w:right w:w="120" w:type="dxa"/>
+            </w:tcMar>
+          </w:tcPr>
+          <w:p>
+            <w:pPr>
+              <w:rPr>
+                <w:rFonts w:cstheme="minorHAnsi"/>
+                <w:color w:val="000000" w:themeColor="text1"/>
+                <w:sz w:val="28"/>
+                <w:szCs w:val="28"/>
+              </w:rPr>
+            </w:pPr>
+            <w:r>
+              <w:rPr>
+                <w:rFonts w:eastAsia="Arial" w:cstheme="minorHAnsi"/>
+                <w:b/>
+                <w:bCs/>
+                <w:color w:val="000000" w:themeColor="text1"/>
+                <w:sz w:val="28"/>
+                <w:szCs w:val="28"/>
+              </w:rPr>
+              <w:t>Komponens</w:t>
+            </w:r>
+          </w:p>
+        </w:tc>
+        <w:tc>
+          <w:tcPr>
+            <w:tcW w:w="3113" w:type="dxa"/>
+            <w:tcBorders>
+              <w:top w:val="single" w:sz="2" w:space="0" w:color="000000" w:themeColor="text1"/>
+              <w:left w:val="single" w:sz="2" w:space="0" w:color="000000" w:themeColor="text1"/>
+              <w:bottom w:val="single" w:sz="2" w:space="0" w:color="000000" w:themeColor="text1"/>
+              <w:right w:val="single" w:sz="2" w:space="0" w:color="000000" w:themeColor="text1"/>
+            </w:tcBorders>
+            <w:shd w:val="clear" w:color="auto" w:fill="FFFFFF" w:themeFill="background1"/>
+            <w:tcMar>
+              <w:top w:w="80" w:type="dxa"/>
+              <w:left w:w="120" w:type="dxa"/>
+              <w:bottom w:w="80" w:type="dxa"/>
+              <w:right w:w="120" w:type="dxa"/>
+            </w:tcMar>
+          </w:tcPr>
+          <w:p>
+            <w:pPr>
+              <w:rPr>
+                <w:rFonts w:cstheme="minorHAnsi"/>
+                <w:color w:val="000000" w:themeColor="text1"/>
+                <w:sz w:val="28"/>
+                <w:szCs w:val="28"/>
+              </w:rPr>
+            </w:pPr>
+            <w:r>
+              <w:rPr>
+                <w:rFonts w:eastAsia="Arial" w:cstheme="minorHAnsi"/>
+                <w:b/>
+                <w:bCs/>
+                <w:color w:val="000000" w:themeColor="text1"/>
+                <w:sz w:val="28"/>
+                <w:szCs w:val="28"/>
+              </w:rPr>
+              <w:t>Hozzáférés</w:t>
             </w:r>
           </w:p>
         </w:tc>
@@ -1323,77 +3673,114 @@
             <w:bottom w:w="0" w:type="dxa"/>
           </w:tblCellMar>
         </w:tblPrEx>
-        <w:trPr>
-          <w:trHeight w:val="807"/>
-        </w:trPr>
-        <w:tc>
-          <w:tcPr>
-            <w:tcW w:w="2776" w:type="dxa"/>
-            <w:shd w:val="clear" w:color="auto" w:fill="auto"/>
-          </w:tcPr>
-          <w:p>
-            <w:pPr>
-              <w:spacing w:after="120" w:line="360" w:lineRule="auto"/>
-              <w:rPr>
+        <w:tc>
+          <w:tcPr>
+            <w:tcW w:w="2377" w:type="dxa"/>
+            <w:tcBorders>
+              <w:top w:val="single" w:sz="2" w:space="0" w:color="000000" w:themeColor="text1"/>
+              <w:left w:val="single" w:sz="1" w:space="0" w:color="D1D5DB"/>
+              <w:bottom w:val="single" w:sz="1" w:space="0" w:color="D1D5DB"/>
+              <w:right w:val="single" w:sz="1" w:space="0" w:color="D1D5DB"/>
+            </w:tcBorders>
+            <w:tcMar>
+              <w:top w:w="80" w:type="dxa"/>
+              <w:left w:w="120" w:type="dxa"/>
+              <w:bottom w:w="80" w:type="dxa"/>
+              <w:right w:w="120" w:type="dxa"/>
+            </w:tcMar>
+          </w:tcPr>
+          <w:p>
+            <w:pPr>
+              <w:rPr>
+                <w:rFonts w:cstheme="minorHAnsi"/>
+                <w:sz w:val="28"/>
+                <w:szCs w:val="28"/>
+              </w:rPr>
+            </w:pPr>
+            <w:r>
+              <w:rPr>
+                <w:rFonts w:eastAsia="Arial" w:cstheme="minorHAnsi"/>
                 <w:b/>
-                <w:sz w:val="28"/>
-                <w:szCs w:val="28"/>
-              </w:rPr>
-            </w:pPr>
-            <w:r>
-              <w:rPr>
-                <w:b/>
-                <w:sz w:val="28"/>
-                <w:szCs w:val="28"/>
-              </w:rPr>
-              <w:t>Funkció</w:t>
-            </w:r>
-          </w:p>
-        </w:tc>
-        <w:tc>
-          <w:tcPr>
-            <w:tcW w:w="2776" w:type="dxa"/>
-          </w:tcPr>
-          <w:p>
-            <w:pPr>
-              <w:spacing w:after="120" w:line="360" w:lineRule="auto"/>
-              <w:jc w:val="center"/>
-              <w:rPr>
-                <w:b/>
-                <w:sz w:val="28"/>
-                <w:szCs w:val="28"/>
-              </w:rPr>
-            </w:pPr>
-            <w:r>
-              <w:rPr>
-                <w:b/>
-                <w:sz w:val="28"/>
-                <w:szCs w:val="28"/>
-              </w:rPr>
-              <w:t>Leírás</w:t>
-            </w:r>
-          </w:p>
-        </w:tc>
-        <w:tc>
-          <w:tcPr>
-            <w:tcW w:w="2775" w:type="dxa"/>
-            <w:shd w:val="clear" w:color="auto" w:fill="auto"/>
-          </w:tcPr>
-          <w:p>
-            <w:pPr>
-              <w:rPr>
-                <w:b/>
-                <w:sz w:val="28"/>
-                <w:szCs w:val="28"/>
-              </w:rPr>
-            </w:pPr>
-            <w:r>
-              <w:rPr>
-                <w:b/>
-                <w:sz w:val="28"/>
-                <w:szCs w:val="28"/>
-              </w:rPr>
-              <w:t>Szerepkör</w:t>
+                <w:bCs/>
+                <w:color w:val="111827"/>
+                <w:sz w:val="28"/>
+                <w:szCs w:val="28"/>
+              </w:rPr>
+              <w:t>/</w:t>
+            </w:r>
+          </w:p>
+        </w:tc>
+        <w:tc>
+          <w:tcPr>
+            <w:tcW w:w="3113" w:type="dxa"/>
+            <w:tcBorders>
+              <w:top w:val="single" w:sz="2" w:space="0" w:color="000000" w:themeColor="text1"/>
+              <w:left w:val="single" w:sz="1" w:space="0" w:color="D1D5DB"/>
+              <w:bottom w:val="single" w:sz="1" w:space="0" w:color="D1D5DB"/>
+              <w:right w:val="single" w:sz="1" w:space="0" w:color="D1D5DB"/>
+            </w:tcBorders>
+            <w:tcMar>
+              <w:top w:w="80" w:type="dxa"/>
+              <w:left w:w="120" w:type="dxa"/>
+              <w:bottom w:w="80" w:type="dxa"/>
+              <w:right w:w="120" w:type="dxa"/>
+            </w:tcMar>
+          </w:tcPr>
+          <w:p>
+            <w:pPr>
+              <w:rPr>
+                <w:rFonts w:cstheme="minorHAnsi"/>
+                <w:sz w:val="28"/>
+                <w:szCs w:val="28"/>
+              </w:rPr>
+            </w:pPr>
+            <w:r>
+              <w:rPr>
+                <w:rFonts w:eastAsia="Arial" w:cstheme="minorHAnsi"/>
+                <w:color w:val="111827"/>
+                <w:sz w:val="28"/>
+                <w:szCs w:val="28"/>
+              </w:rPr>
+              <w:t>Home</w:t>
+            </w:r>
+          </w:p>
+        </w:tc>
+        <w:tc>
+          <w:tcPr>
+            <w:tcW w:w="3113" w:type="dxa"/>
+            <w:tcBorders>
+              <w:top w:val="single" w:sz="2" w:space="0" w:color="000000" w:themeColor="text1"/>
+              <w:left w:val="single" w:sz="1" w:space="0" w:color="D1D5DB"/>
+              <w:bottom w:val="single" w:sz="1" w:space="0" w:color="D1D5DB"/>
+              <w:right w:val="single" w:sz="1" w:space="0" w:color="D1D5DB"/>
+            </w:tcBorders>
+            <w:tcMar>
+              <w:top w:w="80" w:type="dxa"/>
+              <w:left w:w="120" w:type="dxa"/>
+              <w:bottom w:w="80" w:type="dxa"/>
+              <w:right w:w="120" w:type="dxa"/>
+            </w:tcMar>
+          </w:tcPr>
+          <w:p>
+            <w:pPr>
+              <w:rPr>
+                <w:rFonts w:eastAsia="Arial" w:cstheme="minorHAnsi"/>
+                <w:color w:val="111827"/>
+              </w:rPr>
+            </w:pPr>
+            <w:r>
+              <w:rPr>
+                <w:rFonts w:eastAsia="Arial" w:cstheme="minorHAnsi"/>
+                <w:color w:val="111827"/>
+              </w:rPr>
+              <w:t>Mindenki:</w:t>
+            </w:r>
+            <w:r>
+              <w:rPr>
+                <w:rFonts w:eastAsia="Arial" w:cstheme="minorHAnsi"/>
+                <w:color w:val="111827"/>
+              </w:rPr>
+              <w:t xml:space="preserve"> főoldal bannerrel és kiemelt termékekkel</w:t>
             </w:r>
           </w:p>
         </w:tc>
@@ -1402,78 +3789,131 @@
         <w:tblPrEx>
           <w:tblCellMar>
             <w:top w:w="0" w:type="dxa"/>
-            <w:left w:w="108" w:type="dxa"/>
             <w:bottom w:w="0" w:type="dxa"/>
-            <w:right w:w="108" w:type="dxa"/>
           </w:tblCellMar>
-          <w:tblLook w:val="04A0" w:firstRow="1" w:lastRow="0" w:firstColumn="1" w:lastColumn="0" w:noHBand="0" w:noVBand="1"/>
         </w:tblPrEx>
-        <w:trPr>
-          <w:trHeight w:val="665"/>
-        </w:trPr>
-        <w:tc>
-          <w:tcPr>
-            <w:tcW w:w="2776" w:type="dxa"/>
+        <w:tc>
+          <w:tcPr>
+            <w:tcW w:w="2377" w:type="dxa"/>
             <w:tcBorders>
-              <w:bottom w:val="single" w:sz="4" w:space="0" w:color="auto"/>
+              <w:top w:val="single" w:sz="1" w:space="0" w:color="D1D5DB"/>
+              <w:left w:val="single" w:sz="1" w:space="0" w:color="D1D5DB"/>
+              <w:bottom w:val="single" w:sz="1" w:space="0" w:color="D1D5DB"/>
+              <w:right w:val="single" w:sz="1" w:space="0" w:color="D1D5DB"/>
             </w:tcBorders>
-          </w:tcPr>
-          <w:p>
-            <w:pPr>
-              <w:spacing w:after="120" w:line="360" w:lineRule="auto"/>
-              <w:rPr>
-                <w:sz w:val="28"/>
-                <w:szCs w:val="28"/>
-              </w:rPr>
-            </w:pPr>
-            <w:r>
-              <w:rPr>
-                <w:sz w:val="28"/>
-                <w:szCs w:val="28"/>
-              </w:rPr>
-              <w:t>Regisztráció</w:t>
-            </w:r>
-          </w:p>
-        </w:tc>
-        <w:tc>
-          <w:tcPr>
-            <w:tcW w:w="2776" w:type="dxa"/>
-          </w:tcPr>
-          <w:p>
-            <w:pPr>
-              <w:spacing w:after="120" w:line="360" w:lineRule="auto"/>
-              <w:rPr>
-                <w:sz w:val="28"/>
-                <w:szCs w:val="28"/>
-              </w:rPr>
-            </w:pPr>
-            <w:r>
-              <w:rPr>
-                <w:sz w:val="28"/>
-                <w:szCs w:val="28"/>
-              </w:rPr>
-              <w:t>Név, e-mail és jelszó megadásával</w:t>
-            </w:r>
-          </w:p>
-        </w:tc>
-        <w:tc>
-          <w:tcPr>
-            <w:tcW w:w="2775" w:type="dxa"/>
-          </w:tcPr>
-          <w:p>
-            <w:pPr>
-              <w:spacing w:after="120" w:line="360" w:lineRule="auto"/>
-              <w:rPr>
-                <w:sz w:val="28"/>
-                <w:szCs w:val="28"/>
-              </w:rPr>
-            </w:pPr>
-            <w:r>
-              <w:rPr>
-                <w:sz w:val="28"/>
-                <w:szCs w:val="28"/>
-              </w:rPr>
-              <w:t>Vendég</w:t>
+            <w:tcMar>
+              <w:top w:w="80" w:type="dxa"/>
+              <w:left w:w="120" w:type="dxa"/>
+              <w:bottom w:w="80" w:type="dxa"/>
+              <w:right w:w="120" w:type="dxa"/>
+            </w:tcMar>
+          </w:tcPr>
+          <w:p>
+            <w:pPr>
+              <w:rPr>
+                <w:rFonts w:cstheme="minorHAnsi"/>
+                <w:sz w:val="28"/>
+                <w:szCs w:val="28"/>
+              </w:rPr>
+            </w:pPr>
+            <w:r>
+              <w:rPr>
+                <w:rFonts w:eastAsia="Arial" w:cstheme="minorHAnsi"/>
+                <w:b/>
+                <w:bCs/>
+                <w:color w:val="111827"/>
+                <w:sz w:val="28"/>
+                <w:szCs w:val="28"/>
+              </w:rPr>
+              <w:t>/</w:t>
+            </w:r>
+            <w:proofErr w:type="spellStart"/>
+            <w:r>
+              <w:rPr>
+                <w:rFonts w:eastAsia="Arial" w:cstheme="minorHAnsi"/>
+                <w:b/>
+                <w:bCs/>
+                <w:color w:val="111827"/>
+                <w:sz w:val="28"/>
+                <w:szCs w:val="28"/>
+              </w:rPr>
+              <w:t>parfumok</w:t>
+            </w:r>
+            <w:proofErr w:type="spellEnd"/>
+          </w:p>
+        </w:tc>
+        <w:tc>
+          <w:tcPr>
+            <w:tcW w:w="3113" w:type="dxa"/>
+            <w:tcBorders>
+              <w:top w:val="single" w:sz="1" w:space="0" w:color="D1D5DB"/>
+              <w:left w:val="single" w:sz="1" w:space="0" w:color="D1D5DB"/>
+              <w:bottom w:val="single" w:sz="1" w:space="0" w:color="D1D5DB"/>
+              <w:right w:val="single" w:sz="1" w:space="0" w:color="D1D5DB"/>
+            </w:tcBorders>
+            <w:tcMar>
+              <w:top w:w="80" w:type="dxa"/>
+              <w:left w:w="120" w:type="dxa"/>
+              <w:bottom w:w="80" w:type="dxa"/>
+              <w:right w:w="120" w:type="dxa"/>
+            </w:tcMar>
+          </w:tcPr>
+          <w:p>
+            <w:pPr>
+              <w:rPr>
+                <w:rFonts w:cstheme="minorHAnsi"/>
+                <w:sz w:val="28"/>
+                <w:szCs w:val="28"/>
+              </w:rPr>
+            </w:pPr>
+            <w:proofErr w:type="spellStart"/>
+            <w:r>
+              <w:rPr>
+                <w:rFonts w:eastAsia="Arial" w:cstheme="minorHAnsi"/>
+                <w:color w:val="111827"/>
+                <w:sz w:val="28"/>
+                <w:szCs w:val="28"/>
+              </w:rPr>
+              <w:t>Parfumok</w:t>
+            </w:r>
+            <w:proofErr w:type="spellEnd"/>
+          </w:p>
+        </w:tc>
+        <w:tc>
+          <w:tcPr>
+            <w:tcW w:w="3113" w:type="dxa"/>
+            <w:tcBorders>
+              <w:top w:val="single" w:sz="1" w:space="0" w:color="D1D5DB"/>
+              <w:left w:val="single" w:sz="1" w:space="0" w:color="D1D5DB"/>
+              <w:bottom w:val="single" w:sz="1" w:space="0" w:color="D1D5DB"/>
+              <w:right w:val="single" w:sz="1" w:space="0" w:color="D1D5DB"/>
+            </w:tcBorders>
+            <w:tcMar>
+              <w:top w:w="80" w:type="dxa"/>
+              <w:left w:w="120" w:type="dxa"/>
+              <w:bottom w:w="80" w:type="dxa"/>
+              <w:right w:w="120" w:type="dxa"/>
+            </w:tcMar>
+          </w:tcPr>
+          <w:p>
+            <w:pPr>
+              <w:rPr>
+                <w:rFonts w:cstheme="minorHAnsi"/>
+              </w:rPr>
+            </w:pPr>
+            <w:r>
+              <w:rPr>
+                <w:rFonts w:eastAsia="Arial" w:cstheme="minorHAnsi"/>
+                <w:color w:val="111827"/>
+              </w:rPr>
+              <w:t>Mindenki:</w:t>
+            </w:r>
+            <w:r>
+              <w:rPr>
+                <w:rFonts w:eastAsia="Arial" w:cstheme="minorHAnsi"/>
+                <w:color w:val="111827"/>
+              </w:rPr>
+              <w:t xml:space="preserve"> parfümkatalógus szűrőkkel</w:t>
             </w:r>
           </w:p>
         </w:tc>
@@ -1482,88 +3922,117 @@
         <w:tblPrEx>
           <w:tblCellMar>
             <w:top w:w="0" w:type="dxa"/>
-            <w:left w:w="108" w:type="dxa"/>
             <w:bottom w:w="0" w:type="dxa"/>
-            <w:right w:w="108" w:type="dxa"/>
           </w:tblCellMar>
-          <w:tblLook w:val="04A0" w:firstRow="1" w:lastRow="0" w:firstColumn="1" w:lastColumn="0" w:noHBand="0" w:noVBand="1"/>
         </w:tblPrEx>
-        <w:trPr>
-          <w:trHeight w:val="649"/>
-        </w:trPr>
-        <w:tc>
-          <w:tcPr>
-            <w:tcW w:w="2776" w:type="dxa"/>
+        <w:tc>
+          <w:tcPr>
+            <w:tcW w:w="2377" w:type="dxa"/>
             <w:tcBorders>
-              <w:top w:val="single" w:sz="4" w:space="0" w:color="auto"/>
+              <w:top w:val="single" w:sz="1" w:space="0" w:color="D1D5DB"/>
+              <w:left w:val="single" w:sz="1" w:space="0" w:color="D1D5DB"/>
+              <w:bottom w:val="single" w:sz="1" w:space="0" w:color="D1D5DB"/>
+              <w:right w:val="single" w:sz="1" w:space="0" w:color="D1D5DB"/>
             </w:tcBorders>
-          </w:tcPr>
-          <w:p>
-            <w:pPr>
-              <w:spacing w:after="120" w:line="360" w:lineRule="auto"/>
-              <w:rPr>
-                <w:sz w:val="28"/>
-                <w:szCs w:val="28"/>
-              </w:rPr>
-            </w:pPr>
-            <w:r>
-              <w:rPr>
-                <w:sz w:val="28"/>
-                <w:szCs w:val="28"/>
-              </w:rPr>
-              <w:t>Bejelentkezés</w:t>
-            </w:r>
-          </w:p>
-        </w:tc>
-        <w:tc>
-          <w:tcPr>
-            <w:tcW w:w="2776" w:type="dxa"/>
-          </w:tcPr>
-          <w:p>
-            <w:pPr>
-              <w:spacing w:after="120" w:line="360" w:lineRule="auto"/>
-              <w:rPr>
-                <w:sz w:val="28"/>
-                <w:szCs w:val="28"/>
-              </w:rPr>
-            </w:pPr>
-            <w:r>
-              <w:rPr>
-                <w:sz w:val="28"/>
-                <w:szCs w:val="28"/>
-              </w:rPr>
-              <w:t>Hitelesítés és profilhozzáférés</w:t>
-            </w:r>
-          </w:p>
-        </w:tc>
-        <w:tc>
-          <w:tcPr>
-            <w:tcW w:w="2775" w:type="dxa"/>
-          </w:tcPr>
-          <w:p>
-            <w:pPr>
-              <w:spacing w:after="120" w:line="360" w:lineRule="auto"/>
-              <w:rPr>
-                <w:sz w:val="28"/>
-                <w:szCs w:val="28"/>
-              </w:rPr>
-            </w:pPr>
-            <w:r>
-              <w:rPr>
-                <w:sz w:val="28"/>
-                <w:szCs w:val="28"/>
-              </w:rPr>
-              <w:t xml:space="preserve">Felhasználó, </w:t>
-            </w:r>
-            <w:proofErr w:type="spellStart"/>
-            <w:r>
-              <w:rPr>
-                <w:sz w:val="28"/>
-                <w:szCs w:val="28"/>
-              </w:rPr>
-              <w:t>Admin</w:t>
-            </w:r>
-            <w:proofErr w:type="spellEnd"/>
+            <w:tcMar>
+              <w:top w:w="80" w:type="dxa"/>
+              <w:left w:w="120" w:type="dxa"/>
+              <w:bottom w:w="80" w:type="dxa"/>
+              <w:right w:w="120" w:type="dxa"/>
+            </w:tcMar>
+          </w:tcPr>
+          <w:p>
+            <w:pPr>
+              <w:rPr>
+                <w:rFonts w:cstheme="minorHAnsi"/>
+                <w:sz w:val="28"/>
+                <w:szCs w:val="28"/>
+              </w:rPr>
+            </w:pPr>
+            <w:r>
+              <w:rPr>
+                <w:rFonts w:eastAsia="Arial" w:cstheme="minorHAnsi"/>
+                <w:b/>
+                <w:bCs/>
+                <w:color w:val="111827"/>
+                <w:sz w:val="28"/>
+                <w:szCs w:val="28"/>
+              </w:rPr>
+              <w:t>/dezodorok</w:t>
+            </w:r>
+          </w:p>
+        </w:tc>
+        <w:tc>
+          <w:tcPr>
+            <w:tcW w:w="3113" w:type="dxa"/>
+            <w:tcBorders>
+              <w:top w:val="single" w:sz="1" w:space="0" w:color="D1D5DB"/>
+              <w:left w:val="single" w:sz="1" w:space="0" w:color="D1D5DB"/>
+              <w:bottom w:val="single" w:sz="1" w:space="0" w:color="D1D5DB"/>
+              <w:right w:val="single" w:sz="1" w:space="0" w:color="D1D5DB"/>
+            </w:tcBorders>
+            <w:tcMar>
+              <w:top w:w="80" w:type="dxa"/>
+              <w:left w:w="120" w:type="dxa"/>
+              <w:bottom w:w="80" w:type="dxa"/>
+              <w:right w:w="120" w:type="dxa"/>
+            </w:tcMar>
+          </w:tcPr>
+          <w:p>
+            <w:pPr>
+              <w:rPr>
+                <w:rFonts w:cstheme="minorHAnsi"/>
+                <w:sz w:val="28"/>
+                <w:szCs w:val="28"/>
+              </w:rPr>
+            </w:pPr>
+            <w:r>
+              <w:rPr>
+                <w:rFonts w:eastAsia="Arial" w:cstheme="minorHAnsi"/>
+                <w:color w:val="111827"/>
+                <w:sz w:val="28"/>
+                <w:szCs w:val="28"/>
+              </w:rPr>
+              <w:t>Dezodorok</w:t>
+            </w:r>
+          </w:p>
+        </w:tc>
+        <w:tc>
+          <w:tcPr>
+            <w:tcW w:w="3113" w:type="dxa"/>
+            <w:tcBorders>
+              <w:top w:val="single" w:sz="1" w:space="0" w:color="D1D5DB"/>
+              <w:left w:val="single" w:sz="1" w:space="0" w:color="D1D5DB"/>
+              <w:bottom w:val="single" w:sz="1" w:space="0" w:color="D1D5DB"/>
+              <w:right w:val="single" w:sz="1" w:space="0" w:color="D1D5DB"/>
+            </w:tcBorders>
+            <w:tcMar>
+              <w:top w:w="80" w:type="dxa"/>
+              <w:left w:w="120" w:type="dxa"/>
+              <w:bottom w:w="80" w:type="dxa"/>
+              <w:right w:w="120" w:type="dxa"/>
+            </w:tcMar>
+          </w:tcPr>
+          <w:p>
+            <w:pPr>
+              <w:rPr>
+                <w:rFonts w:cstheme="minorHAnsi"/>
+              </w:rPr>
+            </w:pPr>
+            <w:r>
+              <w:rPr>
+                <w:rFonts w:eastAsia="Arial" w:cstheme="minorHAnsi"/>
+                <w:color w:val="111827"/>
+              </w:rPr>
+              <w:t>Mindenki:</w:t>
+            </w:r>
+            <w:r>
+              <w:rPr>
+                <w:rFonts w:eastAsia="Arial" w:cstheme="minorHAnsi"/>
+                <w:color w:val="111827"/>
+              </w:rPr>
+              <w:t xml:space="preserve"> dezodor termékek listája</w:t>
+            </w:r>
           </w:p>
         </w:tc>
       </w:tr>
@@ -1571,75 +4040,131 @@
         <w:tblPrEx>
           <w:tblCellMar>
             <w:top w:w="0" w:type="dxa"/>
-            <w:left w:w="108" w:type="dxa"/>
             <w:bottom w:w="0" w:type="dxa"/>
-            <w:right w:w="108" w:type="dxa"/>
           </w:tblCellMar>
-          <w:tblLook w:val="04A0" w:firstRow="1" w:lastRow="0" w:firstColumn="1" w:lastColumn="0" w:noHBand="0" w:noVBand="1"/>
         </w:tblPrEx>
-        <w:trPr>
-          <w:trHeight w:val="665"/>
-        </w:trPr>
-        <w:tc>
-          <w:tcPr>
-            <w:tcW w:w="2776" w:type="dxa"/>
-          </w:tcPr>
-          <w:p>
-            <w:pPr>
-              <w:spacing w:after="120" w:line="360" w:lineRule="auto"/>
-              <w:rPr>
-                <w:sz w:val="28"/>
-                <w:szCs w:val="28"/>
-              </w:rPr>
-            </w:pPr>
-            <w:r>
-              <w:rPr>
-                <w:sz w:val="28"/>
-                <w:szCs w:val="28"/>
-              </w:rPr>
-              <w:t>Termékszűrés</w:t>
-            </w:r>
-          </w:p>
-        </w:tc>
-        <w:tc>
-          <w:tcPr>
-            <w:tcW w:w="2776" w:type="dxa"/>
-          </w:tcPr>
-          <w:p>
-            <w:pPr>
-              <w:spacing w:after="120" w:line="360" w:lineRule="auto"/>
-              <w:rPr>
-                <w:sz w:val="28"/>
-                <w:szCs w:val="28"/>
-              </w:rPr>
-            </w:pPr>
-            <w:r>
-              <w:rPr>
-                <w:sz w:val="28"/>
-                <w:szCs w:val="28"/>
-              </w:rPr>
-              <w:t>Kategória szerint (parfüm/dezodor)</w:t>
-            </w:r>
-          </w:p>
-        </w:tc>
-        <w:tc>
-          <w:tcPr>
-            <w:tcW w:w="2775" w:type="dxa"/>
-          </w:tcPr>
-          <w:p>
-            <w:pPr>
-              <w:spacing w:after="120" w:line="360" w:lineRule="auto"/>
-              <w:rPr>
-                <w:sz w:val="28"/>
-                <w:szCs w:val="28"/>
-              </w:rPr>
-            </w:pPr>
-            <w:r>
-              <w:rPr>
-                <w:sz w:val="28"/>
-                <w:szCs w:val="28"/>
-              </w:rPr>
-              <w:t>Mindenki</w:t>
+        <w:tc>
+          <w:tcPr>
+            <w:tcW w:w="2377" w:type="dxa"/>
+            <w:tcBorders>
+              <w:top w:val="single" w:sz="1" w:space="0" w:color="D1D5DB"/>
+              <w:left w:val="single" w:sz="1" w:space="0" w:color="D1D5DB"/>
+              <w:bottom w:val="single" w:sz="1" w:space="0" w:color="D1D5DB"/>
+              <w:right w:val="single" w:sz="1" w:space="0" w:color="D1D5DB"/>
+            </w:tcBorders>
+            <w:tcMar>
+              <w:top w:w="80" w:type="dxa"/>
+              <w:left w:w="120" w:type="dxa"/>
+              <w:bottom w:w="80" w:type="dxa"/>
+              <w:right w:w="120" w:type="dxa"/>
+            </w:tcMar>
+          </w:tcPr>
+          <w:p>
+            <w:pPr>
+              <w:rPr>
+                <w:rFonts w:cstheme="minorHAnsi"/>
+                <w:sz w:val="28"/>
+                <w:szCs w:val="28"/>
+              </w:rPr>
+            </w:pPr>
+            <w:r>
+              <w:rPr>
+                <w:rFonts w:eastAsia="Arial" w:cstheme="minorHAnsi"/>
+                <w:b/>
+                <w:bCs/>
+                <w:color w:val="111827"/>
+                <w:sz w:val="28"/>
+                <w:szCs w:val="28"/>
+              </w:rPr>
+              <w:t>/termek/:</w:t>
+            </w:r>
+            <w:proofErr w:type="spellStart"/>
+            <w:r>
+              <w:rPr>
+                <w:rFonts w:eastAsia="Arial" w:cstheme="minorHAnsi"/>
+                <w:b/>
+                <w:bCs/>
+                <w:color w:val="111827"/>
+                <w:sz w:val="28"/>
+                <w:szCs w:val="28"/>
+              </w:rPr>
+              <w:t>id</w:t>
+            </w:r>
+            <w:proofErr w:type="spellEnd"/>
+          </w:p>
+        </w:tc>
+        <w:tc>
+          <w:tcPr>
+            <w:tcW w:w="3113" w:type="dxa"/>
+            <w:tcBorders>
+              <w:top w:val="single" w:sz="1" w:space="0" w:color="D1D5DB"/>
+              <w:left w:val="single" w:sz="1" w:space="0" w:color="D1D5DB"/>
+              <w:bottom w:val="single" w:sz="1" w:space="0" w:color="D1D5DB"/>
+              <w:right w:val="single" w:sz="1" w:space="0" w:color="D1D5DB"/>
+            </w:tcBorders>
+            <w:tcMar>
+              <w:top w:w="80" w:type="dxa"/>
+              <w:left w:w="120" w:type="dxa"/>
+              <w:bottom w:w="80" w:type="dxa"/>
+              <w:right w:w="120" w:type="dxa"/>
+            </w:tcMar>
+          </w:tcPr>
+          <w:p>
+            <w:pPr>
+              <w:rPr>
+                <w:rFonts w:cstheme="minorHAnsi"/>
+                <w:sz w:val="28"/>
+                <w:szCs w:val="28"/>
+              </w:rPr>
+            </w:pPr>
+            <w:proofErr w:type="spellStart"/>
+            <w:r>
+              <w:rPr>
+                <w:rFonts w:eastAsia="Arial" w:cstheme="minorHAnsi"/>
+                <w:color w:val="111827"/>
+                <w:sz w:val="28"/>
+                <w:szCs w:val="28"/>
+              </w:rPr>
+              <w:t>ProductDetails</w:t>
+            </w:r>
+            <w:proofErr w:type="spellEnd"/>
+          </w:p>
+        </w:tc>
+        <w:tc>
+          <w:tcPr>
+            <w:tcW w:w="3113" w:type="dxa"/>
+            <w:tcBorders>
+              <w:top w:val="single" w:sz="1" w:space="0" w:color="D1D5DB"/>
+              <w:left w:val="single" w:sz="1" w:space="0" w:color="D1D5DB"/>
+              <w:bottom w:val="single" w:sz="1" w:space="0" w:color="D1D5DB"/>
+              <w:right w:val="single" w:sz="1" w:space="0" w:color="D1D5DB"/>
+            </w:tcBorders>
+            <w:tcMar>
+              <w:top w:w="80" w:type="dxa"/>
+              <w:left w:w="120" w:type="dxa"/>
+              <w:bottom w:w="80" w:type="dxa"/>
+              <w:right w:w="120" w:type="dxa"/>
+            </w:tcMar>
+          </w:tcPr>
+          <w:p>
+            <w:pPr>
+              <w:rPr>
+                <w:rFonts w:cstheme="minorHAnsi"/>
+              </w:rPr>
+            </w:pPr>
+            <w:r>
+              <w:rPr>
+                <w:rFonts w:eastAsia="Arial" w:cstheme="minorHAnsi"/>
+                <w:color w:val="111827"/>
+              </w:rPr>
+              <w:t>Mindenki:</w:t>
+            </w:r>
+            <w:r>
+              <w:rPr>
+                <w:rFonts w:eastAsia="Arial" w:cstheme="minorHAnsi"/>
+                <w:color w:val="111827"/>
+              </w:rPr>
+              <w:t xml:space="preserve"> egyedi termék adatlap</w:t>
             </w:r>
           </w:p>
         </w:tc>
@@ -1648,75 +4173,131 @@
         <w:tblPrEx>
           <w:tblCellMar>
             <w:top w:w="0" w:type="dxa"/>
-            <w:left w:w="108" w:type="dxa"/>
             <w:bottom w:w="0" w:type="dxa"/>
-            <w:right w:w="108" w:type="dxa"/>
           </w:tblCellMar>
-          <w:tblLook w:val="04A0" w:firstRow="1" w:lastRow="0" w:firstColumn="1" w:lastColumn="0" w:noHBand="0" w:noVBand="1"/>
         </w:tblPrEx>
-        <w:trPr>
-          <w:trHeight w:val="665"/>
-        </w:trPr>
-        <w:tc>
-          <w:tcPr>
-            <w:tcW w:w="2776" w:type="dxa"/>
-          </w:tcPr>
-          <w:p>
-            <w:pPr>
-              <w:spacing w:after="120" w:line="360" w:lineRule="auto"/>
-              <w:rPr>
-                <w:sz w:val="28"/>
-                <w:szCs w:val="28"/>
-              </w:rPr>
-            </w:pPr>
-            <w:r>
-              <w:rPr>
-                <w:sz w:val="28"/>
-                <w:szCs w:val="28"/>
-              </w:rPr>
-              <w:t>Rendelés leadása</w:t>
-            </w:r>
-          </w:p>
-        </w:tc>
-        <w:tc>
-          <w:tcPr>
-            <w:tcW w:w="2776" w:type="dxa"/>
-          </w:tcPr>
-          <w:p>
-            <w:pPr>
-              <w:spacing w:after="120" w:line="360" w:lineRule="auto"/>
-              <w:rPr>
-                <w:sz w:val="28"/>
-                <w:szCs w:val="28"/>
-              </w:rPr>
-            </w:pPr>
-            <w:r>
-              <w:rPr>
-                <w:sz w:val="28"/>
-                <w:szCs w:val="28"/>
-              </w:rPr>
-              <w:t>Cím, szállítási és fizetési adatok megadása</w:t>
-            </w:r>
-          </w:p>
-        </w:tc>
-        <w:tc>
-          <w:tcPr>
-            <w:tcW w:w="2775" w:type="dxa"/>
-          </w:tcPr>
-          <w:p>
-            <w:pPr>
-              <w:spacing w:after="120" w:line="360" w:lineRule="auto"/>
-              <w:rPr>
-                <w:sz w:val="28"/>
-                <w:szCs w:val="28"/>
-              </w:rPr>
-            </w:pPr>
-            <w:r>
-              <w:rPr>
-                <w:sz w:val="28"/>
-                <w:szCs w:val="28"/>
-              </w:rPr>
-              <w:t>Felhasználó</w:t>
+        <w:tc>
+          <w:tcPr>
+            <w:tcW w:w="2377" w:type="dxa"/>
+            <w:tcBorders>
+              <w:top w:val="single" w:sz="1" w:space="0" w:color="D1D5DB"/>
+              <w:left w:val="single" w:sz="1" w:space="0" w:color="D1D5DB"/>
+              <w:bottom w:val="single" w:sz="1" w:space="0" w:color="D1D5DB"/>
+              <w:right w:val="single" w:sz="1" w:space="0" w:color="D1D5DB"/>
+            </w:tcBorders>
+            <w:tcMar>
+              <w:top w:w="80" w:type="dxa"/>
+              <w:left w:w="120" w:type="dxa"/>
+              <w:bottom w:w="80" w:type="dxa"/>
+              <w:right w:w="120" w:type="dxa"/>
+            </w:tcMar>
+          </w:tcPr>
+          <w:p>
+            <w:pPr>
+              <w:rPr>
+                <w:rFonts w:cstheme="minorHAnsi"/>
+                <w:sz w:val="28"/>
+                <w:szCs w:val="28"/>
+              </w:rPr>
+            </w:pPr>
+            <w:r>
+              <w:rPr>
+                <w:rFonts w:eastAsia="Arial" w:cstheme="minorHAnsi"/>
+                <w:b/>
+                <w:bCs/>
+                <w:color w:val="111827"/>
+                <w:sz w:val="28"/>
+                <w:szCs w:val="28"/>
+              </w:rPr>
+              <w:t>/</w:t>
+            </w:r>
+            <w:proofErr w:type="spellStart"/>
+            <w:r>
+              <w:rPr>
+                <w:rFonts w:eastAsia="Arial" w:cstheme="minorHAnsi"/>
+                <w:b/>
+                <w:bCs/>
+                <w:color w:val="111827"/>
+                <w:sz w:val="28"/>
+                <w:szCs w:val="28"/>
+              </w:rPr>
+              <w:t>kollekciok</w:t>
+            </w:r>
+            <w:proofErr w:type="spellEnd"/>
+          </w:p>
+        </w:tc>
+        <w:tc>
+          <w:tcPr>
+            <w:tcW w:w="3113" w:type="dxa"/>
+            <w:tcBorders>
+              <w:top w:val="single" w:sz="1" w:space="0" w:color="D1D5DB"/>
+              <w:left w:val="single" w:sz="1" w:space="0" w:color="D1D5DB"/>
+              <w:bottom w:val="single" w:sz="1" w:space="0" w:color="D1D5DB"/>
+              <w:right w:val="single" w:sz="1" w:space="0" w:color="D1D5DB"/>
+            </w:tcBorders>
+            <w:tcMar>
+              <w:top w:w="80" w:type="dxa"/>
+              <w:left w:w="120" w:type="dxa"/>
+              <w:bottom w:w="80" w:type="dxa"/>
+              <w:right w:w="120" w:type="dxa"/>
+            </w:tcMar>
+          </w:tcPr>
+          <w:p>
+            <w:pPr>
+              <w:rPr>
+                <w:rFonts w:cstheme="minorHAnsi"/>
+                <w:sz w:val="28"/>
+                <w:szCs w:val="28"/>
+              </w:rPr>
+            </w:pPr>
+            <w:proofErr w:type="spellStart"/>
+            <w:r>
+              <w:rPr>
+                <w:rFonts w:eastAsia="Arial" w:cstheme="minorHAnsi"/>
+                <w:color w:val="111827"/>
+                <w:sz w:val="28"/>
+                <w:szCs w:val="28"/>
+              </w:rPr>
+              <w:t>Kollekcio</w:t>
+            </w:r>
+            <w:proofErr w:type="spellEnd"/>
+          </w:p>
+        </w:tc>
+        <w:tc>
+          <w:tcPr>
+            <w:tcW w:w="3113" w:type="dxa"/>
+            <w:tcBorders>
+              <w:top w:val="single" w:sz="1" w:space="0" w:color="D1D5DB"/>
+              <w:left w:val="single" w:sz="1" w:space="0" w:color="D1D5DB"/>
+              <w:bottom w:val="single" w:sz="1" w:space="0" w:color="D1D5DB"/>
+              <w:right w:val="single" w:sz="1" w:space="0" w:color="D1D5DB"/>
+            </w:tcBorders>
+            <w:tcMar>
+              <w:top w:w="80" w:type="dxa"/>
+              <w:left w:w="120" w:type="dxa"/>
+              <w:bottom w:w="80" w:type="dxa"/>
+              <w:right w:w="120" w:type="dxa"/>
+            </w:tcMar>
+          </w:tcPr>
+          <w:p>
+            <w:pPr>
+              <w:rPr>
+                <w:rFonts w:cstheme="minorHAnsi"/>
+              </w:rPr>
+            </w:pPr>
+            <w:r>
+              <w:rPr>
+                <w:rFonts w:eastAsia="Arial" w:cstheme="minorHAnsi"/>
+                <w:color w:val="111827"/>
+              </w:rPr>
+              <w:t>Mindenki:</w:t>
+            </w:r>
+            <w:r>
+              <w:rPr>
+                <w:rFonts w:eastAsia="Arial" w:cstheme="minorHAnsi"/>
+                <w:color w:val="111827"/>
+              </w:rPr>
+              <w:t xml:space="preserve"> illatcsomag kollekciók</w:t>
             </w:r>
           </w:p>
         </w:tc>
@@ -1725,78 +4306,132 @@
         <w:tblPrEx>
           <w:tblCellMar>
             <w:top w:w="0" w:type="dxa"/>
-            <w:left w:w="108" w:type="dxa"/>
             <w:bottom w:w="0" w:type="dxa"/>
-            <w:right w:w="108" w:type="dxa"/>
           </w:tblCellMar>
-          <w:tblLook w:val="04A0" w:firstRow="1" w:lastRow="0" w:firstColumn="1" w:lastColumn="0" w:noHBand="0" w:noVBand="1"/>
         </w:tblPrEx>
-        <w:trPr>
-          <w:trHeight w:val="665"/>
-        </w:trPr>
-        <w:tc>
-          <w:tcPr>
-            <w:tcW w:w="2776" w:type="dxa"/>
-          </w:tcPr>
-          <w:p>
-            <w:pPr>
-              <w:spacing w:after="120" w:line="360" w:lineRule="auto"/>
-              <w:rPr>
-                <w:sz w:val="28"/>
-                <w:szCs w:val="28"/>
-              </w:rPr>
-            </w:pPr>
-            <w:r>
-              <w:rPr>
-                <w:sz w:val="28"/>
-                <w:szCs w:val="28"/>
-              </w:rPr>
-              <w:t>Termékkezelés</w:t>
-            </w:r>
-          </w:p>
-        </w:tc>
-        <w:tc>
-          <w:tcPr>
-            <w:tcW w:w="2776" w:type="dxa"/>
-          </w:tcPr>
-          <w:p>
-            <w:pPr>
-              <w:spacing w:after="120" w:line="360" w:lineRule="auto"/>
-              <w:rPr>
-                <w:sz w:val="28"/>
-                <w:szCs w:val="28"/>
-              </w:rPr>
-            </w:pPr>
-            <w:r>
-              <w:rPr>
-                <w:sz w:val="28"/>
-                <w:szCs w:val="28"/>
-              </w:rPr>
-              <w:t>Termék felvétele, módosítása, törlése</w:t>
-            </w:r>
-          </w:p>
-        </w:tc>
-        <w:tc>
-          <w:tcPr>
-            <w:tcW w:w="2775" w:type="dxa"/>
-          </w:tcPr>
-          <w:p>
-            <w:pPr>
-              <w:spacing w:after="120" w:line="360" w:lineRule="auto"/>
-              <w:rPr>
-                <w:sz w:val="28"/>
-                <w:szCs w:val="28"/>
-              </w:rPr>
-            </w:pPr>
-            <w:proofErr w:type="spellStart"/>
-            <w:r>
-              <w:rPr>
-                <w:sz w:val="28"/>
-                <w:szCs w:val="28"/>
-              </w:rPr>
-              <w:t>Admin</w:t>
-            </w:r>
-            <w:proofErr w:type="spellEnd"/>
+        <w:tc>
+          <w:tcPr>
+            <w:tcW w:w="2377" w:type="dxa"/>
+            <w:tcBorders>
+              <w:top w:val="single" w:sz="1" w:space="0" w:color="D1D5DB"/>
+              <w:left w:val="single" w:sz="1" w:space="0" w:color="D1D5DB"/>
+              <w:bottom w:val="single" w:sz="1" w:space="0" w:color="D1D5DB"/>
+              <w:right w:val="single" w:sz="1" w:space="0" w:color="D1D5DB"/>
+            </w:tcBorders>
+            <w:tcMar>
+              <w:top w:w="80" w:type="dxa"/>
+              <w:left w:w="120" w:type="dxa"/>
+              <w:bottom w:w="80" w:type="dxa"/>
+              <w:right w:w="120" w:type="dxa"/>
+            </w:tcMar>
+          </w:tcPr>
+          <w:p>
+            <w:pPr>
+              <w:rPr>
+                <w:rFonts w:cstheme="minorHAnsi"/>
+                <w:sz w:val="28"/>
+                <w:szCs w:val="28"/>
+              </w:rPr>
+            </w:pPr>
+            <w:r>
+              <w:rPr>
+                <w:rFonts w:eastAsia="Arial" w:cstheme="minorHAnsi"/>
+                <w:b/>
+                <w:bCs/>
+                <w:color w:val="111827"/>
+                <w:sz w:val="28"/>
+                <w:szCs w:val="28"/>
+              </w:rPr>
+              <w:t>/</w:t>
+            </w:r>
+            <w:proofErr w:type="spellStart"/>
+            <w:r>
+              <w:rPr>
+                <w:rFonts w:eastAsia="Arial" w:cstheme="minorHAnsi"/>
+                <w:b/>
+                <w:bCs/>
+                <w:color w:val="111827"/>
+                <w:sz w:val="28"/>
+                <w:szCs w:val="28"/>
+              </w:rPr>
+              <w:t>rolunk</w:t>
+            </w:r>
+            <w:proofErr w:type="spellEnd"/>
+          </w:p>
+        </w:tc>
+        <w:tc>
+          <w:tcPr>
+            <w:tcW w:w="3113" w:type="dxa"/>
+            <w:tcBorders>
+              <w:top w:val="single" w:sz="1" w:space="0" w:color="D1D5DB"/>
+              <w:left w:val="single" w:sz="1" w:space="0" w:color="D1D5DB"/>
+              <w:bottom w:val="single" w:sz="1" w:space="0" w:color="D1D5DB"/>
+              <w:right w:val="single" w:sz="1" w:space="0" w:color="D1D5DB"/>
+            </w:tcBorders>
+            <w:tcMar>
+              <w:top w:w="80" w:type="dxa"/>
+              <w:left w:w="120" w:type="dxa"/>
+              <w:bottom w:w="80" w:type="dxa"/>
+              <w:right w:w="120" w:type="dxa"/>
+            </w:tcMar>
+          </w:tcPr>
+          <w:p>
+            <w:pPr>
+              <w:rPr>
+                <w:rFonts w:cstheme="minorHAnsi"/>
+                <w:sz w:val="28"/>
+                <w:szCs w:val="28"/>
+              </w:rPr>
+            </w:pPr>
+            <w:proofErr w:type="spellStart"/>
+            <w:r>
+              <w:rPr>
+                <w:rFonts w:eastAsia="Arial" w:cstheme="minorHAnsi"/>
+                <w:color w:val="111827"/>
+                <w:sz w:val="28"/>
+                <w:szCs w:val="28"/>
+              </w:rPr>
+              <w:t>Rolunk</w:t>
+            </w:r>
+            <w:proofErr w:type="spellEnd"/>
+          </w:p>
+        </w:tc>
+        <w:tc>
+          <w:tcPr>
+            <w:tcW w:w="3113" w:type="dxa"/>
+            <w:tcBorders>
+              <w:top w:val="single" w:sz="1" w:space="0" w:color="D1D5DB"/>
+              <w:left w:val="single" w:sz="1" w:space="0" w:color="D1D5DB"/>
+              <w:bottom w:val="single" w:sz="1" w:space="0" w:color="D1D5DB"/>
+              <w:right w:val="single" w:sz="1" w:space="0" w:color="D1D5DB"/>
+            </w:tcBorders>
+            <w:tcMar>
+              <w:top w:w="80" w:type="dxa"/>
+              <w:left w:w="120" w:type="dxa"/>
+              <w:bottom w:w="80" w:type="dxa"/>
+              <w:right w:w="120" w:type="dxa"/>
+            </w:tcMar>
+          </w:tcPr>
+          <w:p>
+            <w:pPr>
+              <w:rPr>
+                <w:rFonts w:cstheme="minorHAnsi"/>
+              </w:rPr>
+            </w:pPr>
+            <w:r>
+              <w:rPr>
+                <w:rFonts w:eastAsia="Arial" w:cstheme="minorHAnsi"/>
+                <w:color w:val="111827"/>
+              </w:rPr>
+              <w:t>Mindenki:</w:t>
+            </w:r>
+            <w:r>
+              <w:rPr>
+                <w:rFonts w:eastAsia="Arial" w:cstheme="minorHAnsi"/>
+                <w:color w:val="111827"/>
+              </w:rPr>
+              <w:t xml:space="preserve"> márkatörténet és csapat</w:t>
+            </w:r>
           </w:p>
         </w:tc>
       </w:tr>
@@ -1804,75 +4439,732 @@
         <w:tblPrEx>
           <w:tblCellMar>
             <w:top w:w="0" w:type="dxa"/>
-            <w:left w:w="108" w:type="dxa"/>
             <w:bottom w:w="0" w:type="dxa"/>
-            <w:right w:w="108" w:type="dxa"/>
           </w:tblCellMar>
-          <w:tblLook w:val="04A0" w:firstRow="1" w:lastRow="0" w:firstColumn="1" w:lastColumn="0" w:noHBand="0" w:noVBand="1"/>
         </w:tblPrEx>
-        <w:trPr>
-          <w:trHeight w:val="665"/>
-        </w:trPr>
-        <w:tc>
-          <w:tcPr>
-            <w:tcW w:w="2776" w:type="dxa"/>
-          </w:tcPr>
-          <w:p>
-            <w:pPr>
-              <w:spacing w:after="120" w:line="360" w:lineRule="auto"/>
-              <w:rPr>
-                <w:sz w:val="28"/>
-                <w:szCs w:val="28"/>
-              </w:rPr>
-            </w:pPr>
-            <w:r>
-              <w:rPr>
-                <w:sz w:val="28"/>
-                <w:szCs w:val="28"/>
-              </w:rPr>
-              <w:t>Bankkártyás fizetés</w:t>
-            </w:r>
-          </w:p>
-        </w:tc>
-        <w:tc>
-          <w:tcPr>
-            <w:tcW w:w="2776" w:type="dxa"/>
-          </w:tcPr>
-          <w:p>
-            <w:pPr>
-              <w:spacing w:after="120" w:line="360" w:lineRule="auto"/>
-              <w:rPr>
-                <w:sz w:val="28"/>
-                <w:szCs w:val="28"/>
-              </w:rPr>
-            </w:pPr>
-            <w:r>
-              <w:rPr>
-                <w:sz w:val="28"/>
-                <w:szCs w:val="28"/>
-              </w:rPr>
-              <w:t>Online fizetési lehetőség</w:t>
-            </w:r>
-          </w:p>
-        </w:tc>
-        <w:tc>
-          <w:tcPr>
-            <w:tcW w:w="2775" w:type="dxa"/>
-          </w:tcPr>
-          <w:p>
-            <w:pPr>
-              <w:spacing w:after="120" w:line="360" w:lineRule="auto"/>
-              <w:rPr>
-                <w:sz w:val="28"/>
-                <w:szCs w:val="28"/>
-              </w:rPr>
-            </w:pPr>
-            <w:r>
-              <w:rPr>
-                <w:sz w:val="28"/>
-                <w:szCs w:val="28"/>
-              </w:rPr>
-              <w:t>Felhasználó</w:t>
+        <w:tc>
+          <w:tcPr>
+            <w:tcW w:w="2377" w:type="dxa"/>
+            <w:tcBorders>
+              <w:top w:val="single" w:sz="1" w:space="0" w:color="D1D5DB"/>
+              <w:left w:val="single" w:sz="1" w:space="0" w:color="D1D5DB"/>
+              <w:bottom w:val="single" w:sz="1" w:space="0" w:color="D1D5DB"/>
+              <w:right w:val="single" w:sz="1" w:space="0" w:color="D1D5DB"/>
+            </w:tcBorders>
+            <w:tcMar>
+              <w:top w:w="80" w:type="dxa"/>
+              <w:left w:w="120" w:type="dxa"/>
+              <w:bottom w:w="80" w:type="dxa"/>
+              <w:right w:w="120" w:type="dxa"/>
+            </w:tcMar>
+          </w:tcPr>
+          <w:p>
+            <w:pPr>
+              <w:rPr>
+                <w:rFonts w:cstheme="minorHAnsi"/>
+                <w:sz w:val="28"/>
+                <w:szCs w:val="28"/>
+              </w:rPr>
+            </w:pPr>
+            <w:r>
+              <w:rPr>
+                <w:rFonts w:eastAsia="Arial" w:cstheme="minorHAnsi"/>
+                <w:b/>
+                <w:bCs/>
+                <w:color w:val="111827"/>
+                <w:sz w:val="28"/>
+                <w:szCs w:val="28"/>
+              </w:rPr>
+              <w:t>/login</w:t>
+            </w:r>
+          </w:p>
+        </w:tc>
+        <w:tc>
+          <w:tcPr>
+            <w:tcW w:w="3113" w:type="dxa"/>
+            <w:tcBorders>
+              <w:top w:val="single" w:sz="1" w:space="0" w:color="D1D5DB"/>
+              <w:left w:val="single" w:sz="1" w:space="0" w:color="D1D5DB"/>
+              <w:bottom w:val="single" w:sz="1" w:space="0" w:color="D1D5DB"/>
+              <w:right w:val="single" w:sz="1" w:space="0" w:color="D1D5DB"/>
+            </w:tcBorders>
+            <w:tcMar>
+              <w:top w:w="80" w:type="dxa"/>
+              <w:left w:w="120" w:type="dxa"/>
+              <w:bottom w:w="80" w:type="dxa"/>
+              <w:right w:w="120" w:type="dxa"/>
+            </w:tcMar>
+          </w:tcPr>
+          <w:p>
+            <w:pPr>
+              <w:rPr>
+                <w:rFonts w:cstheme="minorHAnsi"/>
+                <w:sz w:val="28"/>
+                <w:szCs w:val="28"/>
+              </w:rPr>
+            </w:pPr>
+            <w:r>
+              <w:rPr>
+                <w:rFonts w:eastAsia="Arial" w:cstheme="minorHAnsi"/>
+                <w:color w:val="111827"/>
+                <w:sz w:val="28"/>
+                <w:szCs w:val="28"/>
+              </w:rPr>
+              <w:t>Login</w:t>
+            </w:r>
+          </w:p>
+        </w:tc>
+        <w:tc>
+          <w:tcPr>
+            <w:tcW w:w="3113" w:type="dxa"/>
+            <w:tcBorders>
+              <w:top w:val="single" w:sz="1" w:space="0" w:color="D1D5DB"/>
+              <w:left w:val="single" w:sz="1" w:space="0" w:color="D1D5DB"/>
+              <w:bottom w:val="single" w:sz="1" w:space="0" w:color="D1D5DB"/>
+              <w:right w:val="single" w:sz="1" w:space="0" w:color="D1D5DB"/>
+            </w:tcBorders>
+            <w:tcMar>
+              <w:top w:w="80" w:type="dxa"/>
+              <w:left w:w="120" w:type="dxa"/>
+              <w:bottom w:w="80" w:type="dxa"/>
+              <w:right w:w="120" w:type="dxa"/>
+            </w:tcMar>
+          </w:tcPr>
+          <w:p>
+            <w:pPr>
+              <w:rPr>
+                <w:rFonts w:cstheme="minorHAnsi"/>
+              </w:rPr>
+            </w:pPr>
+            <w:r>
+              <w:rPr>
+                <w:rFonts w:eastAsia="Arial" w:cstheme="minorHAnsi"/>
+                <w:color w:val="111827"/>
+              </w:rPr>
+              <w:t xml:space="preserve">Regisztrált </w:t>
+            </w:r>
+            <w:proofErr w:type="spellStart"/>
+            <w:r>
+              <w:rPr>
+                <w:rFonts w:eastAsia="Arial" w:cstheme="minorHAnsi"/>
+                <w:color w:val="111827"/>
+              </w:rPr>
+              <w:t>fh</w:t>
+            </w:r>
+            <w:proofErr w:type="spellEnd"/>
+            <w:r>
+              <w:rPr>
+                <w:rFonts w:eastAsia="Arial" w:cstheme="minorHAnsi"/>
+                <w:color w:val="111827"/>
+              </w:rPr>
+              <w:t xml:space="preserve">. + </w:t>
+            </w:r>
+            <w:proofErr w:type="spellStart"/>
+            <w:r>
+              <w:rPr>
+                <w:rFonts w:eastAsia="Arial" w:cstheme="minorHAnsi"/>
+                <w:color w:val="111827"/>
+              </w:rPr>
+              <w:t>Admin</w:t>
+            </w:r>
+            <w:proofErr w:type="spellEnd"/>
+            <w:r>
+              <w:rPr>
+                <w:rFonts w:eastAsia="Arial" w:cstheme="minorHAnsi"/>
+                <w:color w:val="111827"/>
+              </w:rPr>
+              <w:t>:</w:t>
+            </w:r>
+            <w:r>
+              <w:rPr>
+                <w:rFonts w:eastAsia="Arial" w:cstheme="minorHAnsi"/>
+                <w:color w:val="111827"/>
+              </w:rPr>
+              <w:t xml:space="preserve"> bejelentkezési </w:t>
+            </w:r>
+            <w:proofErr w:type="spellStart"/>
+            <w:r>
+              <w:rPr>
+                <w:rFonts w:eastAsia="Arial" w:cstheme="minorHAnsi"/>
+                <w:color w:val="111827"/>
+              </w:rPr>
+              <w:t>form</w:t>
+            </w:r>
+            <w:proofErr w:type="spellEnd"/>
+          </w:p>
+        </w:tc>
+      </w:tr>
+      <w:tr>
+        <w:tblPrEx>
+          <w:tblCellMar>
+            <w:top w:w="0" w:type="dxa"/>
+            <w:bottom w:w="0" w:type="dxa"/>
+          </w:tblCellMar>
+        </w:tblPrEx>
+        <w:tc>
+          <w:tcPr>
+            <w:tcW w:w="2377" w:type="dxa"/>
+            <w:tcBorders>
+              <w:top w:val="single" w:sz="1" w:space="0" w:color="D1D5DB"/>
+              <w:left w:val="single" w:sz="1" w:space="0" w:color="D1D5DB"/>
+              <w:bottom w:val="single" w:sz="1" w:space="0" w:color="D1D5DB"/>
+              <w:right w:val="single" w:sz="1" w:space="0" w:color="D1D5DB"/>
+            </w:tcBorders>
+            <w:tcMar>
+              <w:top w:w="80" w:type="dxa"/>
+              <w:left w:w="120" w:type="dxa"/>
+              <w:bottom w:w="80" w:type="dxa"/>
+              <w:right w:w="120" w:type="dxa"/>
+            </w:tcMar>
+          </w:tcPr>
+          <w:p>
+            <w:pPr>
+              <w:rPr>
+                <w:rFonts w:cstheme="minorHAnsi"/>
+                <w:sz w:val="28"/>
+                <w:szCs w:val="28"/>
+              </w:rPr>
+            </w:pPr>
+            <w:r>
+              <w:rPr>
+                <w:rFonts w:eastAsia="Arial" w:cstheme="minorHAnsi"/>
+                <w:b/>
+                <w:bCs/>
+                <w:color w:val="111827"/>
+                <w:sz w:val="28"/>
+                <w:szCs w:val="28"/>
+              </w:rPr>
+              <w:t>/</w:t>
+            </w:r>
+            <w:proofErr w:type="spellStart"/>
+            <w:r>
+              <w:rPr>
+                <w:rFonts w:eastAsia="Arial" w:cstheme="minorHAnsi"/>
+                <w:b/>
+                <w:bCs/>
+                <w:color w:val="111827"/>
+                <w:sz w:val="28"/>
+                <w:szCs w:val="28"/>
+              </w:rPr>
+              <w:t>register</w:t>
+            </w:r>
+            <w:proofErr w:type="spellEnd"/>
+          </w:p>
+        </w:tc>
+        <w:tc>
+          <w:tcPr>
+            <w:tcW w:w="3113" w:type="dxa"/>
+            <w:tcBorders>
+              <w:top w:val="single" w:sz="1" w:space="0" w:color="D1D5DB"/>
+              <w:left w:val="single" w:sz="1" w:space="0" w:color="D1D5DB"/>
+              <w:bottom w:val="single" w:sz="1" w:space="0" w:color="D1D5DB"/>
+              <w:right w:val="single" w:sz="1" w:space="0" w:color="D1D5DB"/>
+            </w:tcBorders>
+            <w:tcMar>
+              <w:top w:w="80" w:type="dxa"/>
+              <w:left w:w="120" w:type="dxa"/>
+              <w:bottom w:w="80" w:type="dxa"/>
+              <w:right w:w="120" w:type="dxa"/>
+            </w:tcMar>
+          </w:tcPr>
+          <w:p>
+            <w:pPr>
+              <w:rPr>
+                <w:rFonts w:cstheme="minorHAnsi"/>
+                <w:sz w:val="28"/>
+                <w:szCs w:val="28"/>
+              </w:rPr>
+            </w:pPr>
+            <w:proofErr w:type="spellStart"/>
+            <w:r>
+              <w:rPr>
+                <w:rFonts w:eastAsia="Arial" w:cstheme="minorHAnsi"/>
+                <w:color w:val="111827"/>
+                <w:sz w:val="28"/>
+                <w:szCs w:val="28"/>
+              </w:rPr>
+              <w:t>Register</w:t>
+            </w:r>
+            <w:proofErr w:type="spellEnd"/>
+          </w:p>
+        </w:tc>
+        <w:tc>
+          <w:tcPr>
+            <w:tcW w:w="3113" w:type="dxa"/>
+            <w:tcBorders>
+              <w:top w:val="single" w:sz="1" w:space="0" w:color="D1D5DB"/>
+              <w:left w:val="single" w:sz="1" w:space="0" w:color="D1D5DB"/>
+              <w:bottom w:val="single" w:sz="1" w:space="0" w:color="D1D5DB"/>
+              <w:right w:val="single" w:sz="1" w:space="0" w:color="D1D5DB"/>
+            </w:tcBorders>
+            <w:tcMar>
+              <w:top w:w="80" w:type="dxa"/>
+              <w:left w:w="120" w:type="dxa"/>
+              <w:bottom w:w="80" w:type="dxa"/>
+              <w:right w:w="120" w:type="dxa"/>
+            </w:tcMar>
+          </w:tcPr>
+          <w:p>
+            <w:pPr>
+              <w:rPr>
+                <w:rFonts w:cstheme="minorHAnsi"/>
+              </w:rPr>
+            </w:pPr>
+            <w:r>
+              <w:rPr>
+                <w:rFonts w:eastAsia="Arial" w:cstheme="minorHAnsi"/>
+                <w:color w:val="111827"/>
+              </w:rPr>
+              <w:t>Vendég:</w:t>
+            </w:r>
+            <w:r>
+              <w:rPr>
+                <w:rFonts w:eastAsia="Arial" w:cstheme="minorHAnsi"/>
+                <w:color w:val="111827"/>
+              </w:rPr>
+              <w:t xml:space="preserve"> regisztrációs </w:t>
+            </w:r>
+            <w:proofErr w:type="spellStart"/>
+            <w:r>
+              <w:rPr>
+                <w:rFonts w:eastAsia="Arial" w:cstheme="minorHAnsi"/>
+                <w:color w:val="111827"/>
+              </w:rPr>
+              <w:t>form</w:t>
+            </w:r>
+            <w:proofErr w:type="spellEnd"/>
+          </w:p>
+        </w:tc>
+      </w:tr>
+      <w:tr>
+        <w:tblPrEx>
+          <w:tblCellMar>
+            <w:top w:w="0" w:type="dxa"/>
+            <w:bottom w:w="0" w:type="dxa"/>
+          </w:tblCellMar>
+        </w:tblPrEx>
+        <w:tc>
+          <w:tcPr>
+            <w:tcW w:w="2377" w:type="dxa"/>
+            <w:tcBorders>
+              <w:top w:val="single" w:sz="1" w:space="0" w:color="D1D5DB"/>
+              <w:left w:val="single" w:sz="1" w:space="0" w:color="D1D5DB"/>
+              <w:bottom w:val="single" w:sz="1" w:space="0" w:color="D1D5DB"/>
+              <w:right w:val="single" w:sz="1" w:space="0" w:color="D1D5DB"/>
+            </w:tcBorders>
+            <w:tcMar>
+              <w:top w:w="80" w:type="dxa"/>
+              <w:left w:w="120" w:type="dxa"/>
+              <w:bottom w:w="80" w:type="dxa"/>
+              <w:right w:w="120" w:type="dxa"/>
+            </w:tcMar>
+          </w:tcPr>
+          <w:p>
+            <w:pPr>
+              <w:rPr>
+                <w:rFonts w:cstheme="minorHAnsi"/>
+                <w:sz w:val="28"/>
+                <w:szCs w:val="28"/>
+              </w:rPr>
+            </w:pPr>
+            <w:r>
+              <w:rPr>
+                <w:rFonts w:eastAsia="Arial" w:cstheme="minorHAnsi"/>
+                <w:b/>
+                <w:bCs/>
+                <w:color w:val="111827"/>
+                <w:sz w:val="28"/>
+                <w:szCs w:val="28"/>
+              </w:rPr>
+              <w:t>/</w:t>
+            </w:r>
+            <w:proofErr w:type="spellStart"/>
+            <w:r>
+              <w:rPr>
+                <w:rFonts w:eastAsia="Arial" w:cstheme="minorHAnsi"/>
+                <w:b/>
+                <w:bCs/>
+                <w:color w:val="111827"/>
+                <w:sz w:val="28"/>
+                <w:szCs w:val="28"/>
+              </w:rPr>
+              <w:t>kosar</w:t>
+            </w:r>
+            <w:proofErr w:type="spellEnd"/>
+          </w:p>
+        </w:tc>
+        <w:tc>
+          <w:tcPr>
+            <w:tcW w:w="3113" w:type="dxa"/>
+            <w:tcBorders>
+              <w:top w:val="single" w:sz="1" w:space="0" w:color="D1D5DB"/>
+              <w:left w:val="single" w:sz="1" w:space="0" w:color="D1D5DB"/>
+              <w:bottom w:val="single" w:sz="1" w:space="0" w:color="D1D5DB"/>
+              <w:right w:val="single" w:sz="1" w:space="0" w:color="D1D5DB"/>
+            </w:tcBorders>
+            <w:tcMar>
+              <w:top w:w="80" w:type="dxa"/>
+              <w:left w:w="120" w:type="dxa"/>
+              <w:bottom w:w="80" w:type="dxa"/>
+              <w:right w:w="120" w:type="dxa"/>
+            </w:tcMar>
+          </w:tcPr>
+          <w:p>
+            <w:pPr>
+              <w:rPr>
+                <w:rFonts w:cstheme="minorHAnsi"/>
+                <w:sz w:val="28"/>
+                <w:szCs w:val="28"/>
+              </w:rPr>
+            </w:pPr>
+            <w:proofErr w:type="spellStart"/>
+            <w:r>
+              <w:rPr>
+                <w:rFonts w:eastAsia="Arial" w:cstheme="minorHAnsi"/>
+                <w:color w:val="111827"/>
+                <w:sz w:val="28"/>
+                <w:szCs w:val="28"/>
+              </w:rPr>
+              <w:t>Basket</w:t>
+            </w:r>
+            <w:proofErr w:type="spellEnd"/>
+          </w:p>
+        </w:tc>
+        <w:tc>
+          <w:tcPr>
+            <w:tcW w:w="3113" w:type="dxa"/>
+            <w:tcBorders>
+              <w:top w:val="single" w:sz="1" w:space="0" w:color="D1D5DB"/>
+              <w:left w:val="single" w:sz="1" w:space="0" w:color="D1D5DB"/>
+              <w:bottom w:val="single" w:sz="1" w:space="0" w:color="D1D5DB"/>
+              <w:right w:val="single" w:sz="1" w:space="0" w:color="D1D5DB"/>
+            </w:tcBorders>
+            <w:tcMar>
+              <w:top w:w="80" w:type="dxa"/>
+              <w:left w:w="120" w:type="dxa"/>
+              <w:bottom w:w="80" w:type="dxa"/>
+              <w:right w:w="120" w:type="dxa"/>
+            </w:tcMar>
+          </w:tcPr>
+          <w:p>
+            <w:pPr>
+              <w:rPr>
+                <w:rFonts w:cstheme="minorHAnsi"/>
+              </w:rPr>
+            </w:pPr>
+            <w:r>
+              <w:rPr>
+                <w:rFonts w:eastAsia="Arial" w:cstheme="minorHAnsi"/>
+                <w:color w:val="111827"/>
+              </w:rPr>
+              <w:t xml:space="preserve">Felhasználó + </w:t>
+            </w:r>
+            <w:proofErr w:type="spellStart"/>
+            <w:r>
+              <w:rPr>
+                <w:rFonts w:eastAsia="Arial" w:cstheme="minorHAnsi"/>
+                <w:color w:val="111827"/>
+              </w:rPr>
+              <w:t>admin</w:t>
+            </w:r>
+            <w:proofErr w:type="spellEnd"/>
+            <w:r>
+              <w:rPr>
+                <w:rFonts w:eastAsia="Arial" w:cstheme="minorHAnsi"/>
+                <w:color w:val="111827"/>
+              </w:rPr>
+              <w:t>:</w:t>
+            </w:r>
+            <w:r>
+              <w:rPr>
+                <w:rFonts w:eastAsia="Arial" w:cstheme="minorHAnsi"/>
+                <w:color w:val="111827"/>
+              </w:rPr>
+              <w:t xml:space="preserve"> bejelentkezés szükséges</w:t>
+            </w:r>
+          </w:p>
+        </w:tc>
+      </w:tr>
+      <w:tr>
+        <w:tblPrEx>
+          <w:tblCellMar>
+            <w:top w:w="0" w:type="dxa"/>
+            <w:bottom w:w="0" w:type="dxa"/>
+          </w:tblCellMar>
+        </w:tblPrEx>
+        <w:tc>
+          <w:tcPr>
+            <w:tcW w:w="2377" w:type="dxa"/>
+            <w:tcBorders>
+              <w:top w:val="single" w:sz="1" w:space="0" w:color="D1D5DB"/>
+              <w:left w:val="single" w:sz="1" w:space="0" w:color="D1D5DB"/>
+              <w:bottom w:val="single" w:sz="1" w:space="0" w:color="D1D5DB"/>
+              <w:right w:val="single" w:sz="1" w:space="0" w:color="D1D5DB"/>
+            </w:tcBorders>
+            <w:tcMar>
+              <w:top w:w="80" w:type="dxa"/>
+              <w:left w:w="120" w:type="dxa"/>
+              <w:bottom w:w="80" w:type="dxa"/>
+              <w:right w:w="120" w:type="dxa"/>
+            </w:tcMar>
+          </w:tcPr>
+          <w:p>
+            <w:pPr>
+              <w:rPr>
+                <w:rFonts w:cstheme="minorHAnsi"/>
+                <w:sz w:val="28"/>
+                <w:szCs w:val="28"/>
+              </w:rPr>
+            </w:pPr>
+            <w:r>
+              <w:rPr>
+                <w:rFonts w:eastAsia="Arial" w:cstheme="minorHAnsi"/>
+                <w:b/>
+                <w:bCs/>
+                <w:color w:val="111827"/>
+                <w:sz w:val="28"/>
+                <w:szCs w:val="28"/>
+              </w:rPr>
+              <w:t>/</w:t>
+            </w:r>
+            <w:proofErr w:type="spellStart"/>
+            <w:r>
+              <w:rPr>
+                <w:rFonts w:eastAsia="Arial" w:cstheme="minorHAnsi"/>
+                <w:b/>
+                <w:bCs/>
+                <w:color w:val="111827"/>
+                <w:sz w:val="28"/>
+                <w:szCs w:val="28"/>
+              </w:rPr>
+              <w:t>fizetes</w:t>
+            </w:r>
+            <w:proofErr w:type="spellEnd"/>
+          </w:p>
+        </w:tc>
+        <w:tc>
+          <w:tcPr>
+            <w:tcW w:w="3113" w:type="dxa"/>
+            <w:tcBorders>
+              <w:top w:val="single" w:sz="1" w:space="0" w:color="D1D5DB"/>
+              <w:left w:val="single" w:sz="1" w:space="0" w:color="D1D5DB"/>
+              <w:bottom w:val="single" w:sz="1" w:space="0" w:color="D1D5DB"/>
+              <w:right w:val="single" w:sz="1" w:space="0" w:color="D1D5DB"/>
+            </w:tcBorders>
+            <w:tcMar>
+              <w:top w:w="80" w:type="dxa"/>
+              <w:left w:w="120" w:type="dxa"/>
+              <w:bottom w:w="80" w:type="dxa"/>
+              <w:right w:w="120" w:type="dxa"/>
+            </w:tcMar>
+          </w:tcPr>
+          <w:p>
+            <w:pPr>
+              <w:rPr>
+                <w:rFonts w:cstheme="minorHAnsi"/>
+                <w:sz w:val="28"/>
+                <w:szCs w:val="28"/>
+              </w:rPr>
+            </w:pPr>
+            <w:proofErr w:type="spellStart"/>
+            <w:r>
+              <w:rPr>
+                <w:rFonts w:eastAsia="Arial" w:cstheme="minorHAnsi"/>
+                <w:color w:val="111827"/>
+                <w:sz w:val="28"/>
+                <w:szCs w:val="28"/>
+              </w:rPr>
+              <w:t>Checkout</w:t>
+            </w:r>
+            <w:proofErr w:type="spellEnd"/>
+          </w:p>
+        </w:tc>
+        <w:tc>
+          <w:tcPr>
+            <w:tcW w:w="3113" w:type="dxa"/>
+            <w:tcBorders>
+              <w:top w:val="single" w:sz="1" w:space="0" w:color="D1D5DB"/>
+              <w:left w:val="single" w:sz="1" w:space="0" w:color="D1D5DB"/>
+              <w:bottom w:val="single" w:sz="1" w:space="0" w:color="D1D5DB"/>
+              <w:right w:val="single" w:sz="1" w:space="0" w:color="D1D5DB"/>
+            </w:tcBorders>
+            <w:tcMar>
+              <w:top w:w="80" w:type="dxa"/>
+              <w:left w:w="120" w:type="dxa"/>
+              <w:bottom w:w="80" w:type="dxa"/>
+              <w:right w:w="120" w:type="dxa"/>
+            </w:tcMar>
+          </w:tcPr>
+          <w:p>
+            <w:pPr>
+              <w:rPr>
+                <w:rFonts w:cstheme="minorHAnsi"/>
+              </w:rPr>
+            </w:pPr>
+            <w:r>
+              <w:rPr>
+                <w:rFonts w:eastAsia="Arial" w:cstheme="minorHAnsi"/>
+                <w:color w:val="111827"/>
+              </w:rPr>
+              <w:t>Felhasználó:</w:t>
+            </w:r>
+            <w:r>
+              <w:rPr>
+                <w:rFonts w:eastAsia="Arial" w:cstheme="minorHAnsi"/>
+                <w:color w:val="111827"/>
+              </w:rPr>
+              <w:t xml:space="preserve"> bejelentkezés szükséges</w:t>
+            </w:r>
+          </w:p>
+        </w:tc>
+      </w:tr>
+      <w:tr>
+        <w:tblPrEx>
+          <w:tblCellMar>
+            <w:top w:w="0" w:type="dxa"/>
+            <w:bottom w:w="0" w:type="dxa"/>
+          </w:tblCellMar>
+        </w:tblPrEx>
+        <w:tc>
+          <w:tcPr>
+            <w:tcW w:w="2377" w:type="dxa"/>
+            <w:tcBorders>
+              <w:top w:val="single" w:sz="1" w:space="0" w:color="D1D5DB"/>
+              <w:left w:val="single" w:sz="1" w:space="0" w:color="D1D5DB"/>
+              <w:bottom w:val="single" w:sz="1" w:space="0" w:color="D1D5DB"/>
+              <w:right w:val="single" w:sz="1" w:space="0" w:color="D1D5DB"/>
+            </w:tcBorders>
+            <w:tcMar>
+              <w:top w:w="80" w:type="dxa"/>
+              <w:left w:w="120" w:type="dxa"/>
+              <w:bottom w:w="80" w:type="dxa"/>
+              <w:right w:w="120" w:type="dxa"/>
+            </w:tcMar>
+          </w:tcPr>
+          <w:p>
+            <w:pPr>
+              <w:rPr>
+                <w:rFonts w:cstheme="minorHAnsi"/>
+                <w:sz w:val="28"/>
+                <w:szCs w:val="28"/>
+              </w:rPr>
+            </w:pPr>
+            <w:r>
+              <w:rPr>
+                <w:rFonts w:eastAsia="Arial" w:cstheme="minorHAnsi"/>
+                <w:b/>
+                <w:bCs/>
+                <w:color w:val="111827"/>
+                <w:sz w:val="28"/>
+                <w:szCs w:val="28"/>
+              </w:rPr>
+              <w:t>/</w:t>
+            </w:r>
+            <w:proofErr w:type="spellStart"/>
+            <w:r>
+              <w:rPr>
+                <w:rFonts w:eastAsia="Arial" w:cstheme="minorHAnsi"/>
+                <w:b/>
+                <w:bCs/>
+                <w:color w:val="111827"/>
+                <w:sz w:val="28"/>
+                <w:szCs w:val="28"/>
+              </w:rPr>
+              <w:t>admin</w:t>
+            </w:r>
+            <w:proofErr w:type="spellEnd"/>
+          </w:p>
+        </w:tc>
+        <w:tc>
+          <w:tcPr>
+            <w:tcW w:w="3113" w:type="dxa"/>
+            <w:tcBorders>
+              <w:top w:val="single" w:sz="1" w:space="0" w:color="D1D5DB"/>
+              <w:left w:val="single" w:sz="1" w:space="0" w:color="D1D5DB"/>
+              <w:bottom w:val="single" w:sz="1" w:space="0" w:color="D1D5DB"/>
+              <w:right w:val="single" w:sz="1" w:space="0" w:color="D1D5DB"/>
+            </w:tcBorders>
+            <w:tcMar>
+              <w:top w:w="80" w:type="dxa"/>
+              <w:left w:w="120" w:type="dxa"/>
+              <w:bottom w:w="80" w:type="dxa"/>
+              <w:right w:w="120" w:type="dxa"/>
+            </w:tcMar>
+          </w:tcPr>
+          <w:p>
+            <w:pPr>
+              <w:rPr>
+                <w:rFonts w:cstheme="minorHAnsi"/>
+                <w:sz w:val="28"/>
+                <w:szCs w:val="28"/>
+              </w:rPr>
+            </w:pPr>
+            <w:proofErr w:type="spellStart"/>
+            <w:r>
+              <w:rPr>
+                <w:rFonts w:eastAsia="Arial" w:cstheme="minorHAnsi"/>
+                <w:color w:val="111827"/>
+                <w:sz w:val="28"/>
+                <w:szCs w:val="28"/>
+              </w:rPr>
+              <w:t>AdminDashboard</w:t>
+            </w:r>
+            <w:proofErr w:type="spellEnd"/>
+          </w:p>
+        </w:tc>
+        <w:tc>
+          <w:tcPr>
+            <w:tcW w:w="3113" w:type="dxa"/>
+            <w:tcBorders>
+              <w:top w:val="single" w:sz="1" w:space="0" w:color="D1D5DB"/>
+              <w:left w:val="single" w:sz="1" w:space="0" w:color="D1D5DB"/>
+              <w:bottom w:val="single" w:sz="1" w:space="0" w:color="D1D5DB"/>
+              <w:right w:val="single" w:sz="1" w:space="0" w:color="D1D5DB"/>
+            </w:tcBorders>
+            <w:tcMar>
+              <w:top w:w="80" w:type="dxa"/>
+              <w:left w:w="120" w:type="dxa"/>
+              <w:bottom w:w="80" w:type="dxa"/>
+              <w:right w:w="120" w:type="dxa"/>
+            </w:tcMar>
+          </w:tcPr>
+          <w:p>
+            <w:pPr>
+              <w:rPr>
+                <w:rFonts w:cstheme="minorHAnsi"/>
+              </w:rPr>
+            </w:pPr>
+            <w:proofErr w:type="spellStart"/>
+            <w:r>
+              <w:rPr>
+                <w:rFonts w:eastAsia="Arial" w:cstheme="minorHAnsi"/>
+                <w:color w:val="111827"/>
+              </w:rPr>
+              <w:t>Admin</w:t>
+            </w:r>
+            <w:proofErr w:type="spellEnd"/>
+            <w:r>
+              <w:rPr>
+                <w:rFonts w:eastAsia="Arial" w:cstheme="minorHAnsi"/>
+                <w:color w:val="111827"/>
+              </w:rPr>
+              <w:t xml:space="preserve">: </w:t>
+            </w:r>
+            <w:proofErr w:type="spellStart"/>
+            <w:r>
+              <w:rPr>
+                <w:rFonts w:eastAsia="Arial" w:cstheme="minorHAnsi"/>
+                <w:color w:val="111827"/>
+              </w:rPr>
+              <w:t>admin</w:t>
+            </w:r>
+            <w:proofErr w:type="spellEnd"/>
+            <w:r>
+              <w:rPr>
+                <w:rFonts w:eastAsia="Arial" w:cstheme="minorHAnsi"/>
+                <w:color w:val="111827"/>
+              </w:rPr>
+              <w:t xml:space="preserve"> szerepkör szükséges</w:t>
             </w:r>
           </w:p>
         </w:tc>
@@ -1881,156 +5173,3894 @@
     <w:p>
       <w:pPr>
         <w:spacing w:after="120" w:line="360" w:lineRule="auto"/>
-        <w:rPr>
+        <w:ind w:left="397"/>
+        <w:rPr>
+          <w:rFonts w:eastAsia="Arial" w:cstheme="minorHAnsi"/>
+          <w:color w:val="111827"/>
+          <w:sz w:val="28"/>
+          <w:szCs w:val="28"/>
+        </w:rPr>
+      </w:pPr>
+      <w:r>
+        <w:rPr>
+          <w:rFonts w:eastAsia="Arial" w:cstheme="minorHAnsi"/>
+          <w:color w:val="111827"/>
+          <w:sz w:val="28"/>
+          <w:szCs w:val="28"/>
+        </w:rPr>
+        <w:t xml:space="preserve">A </w:t>
+      </w:r>
+      <w:proofErr w:type="spellStart"/>
+      <w:r>
+        <w:rPr>
+          <w:rFonts w:eastAsia="Arial" w:cstheme="minorHAnsi"/>
+          <w:color w:val="111827"/>
+          <w:sz w:val="28"/>
+          <w:szCs w:val="28"/>
+        </w:rPr>
+        <w:t>ProtectedRoute</w:t>
+      </w:r>
+      <w:proofErr w:type="spellEnd"/>
+      <w:r>
+        <w:rPr>
+          <w:rFonts w:eastAsia="Arial" w:cstheme="minorHAnsi"/>
+          <w:color w:val="111827"/>
+          <w:sz w:val="28"/>
+          <w:szCs w:val="28"/>
+        </w:rPr>
+        <w:t xml:space="preserve"> komponens az </w:t>
+      </w:r>
+      <w:proofErr w:type="spellStart"/>
+      <w:r>
+        <w:rPr>
+          <w:rFonts w:eastAsia="Arial" w:cstheme="minorHAnsi"/>
+          <w:color w:val="111827"/>
+          <w:sz w:val="28"/>
+          <w:szCs w:val="28"/>
+        </w:rPr>
+        <w:t>AuthContext</w:t>
+      </w:r>
+      <w:proofErr w:type="spellEnd"/>
+      <w:r>
+        <w:rPr>
+          <w:rFonts w:eastAsia="Arial" w:cstheme="minorHAnsi"/>
+          <w:color w:val="111827"/>
+          <w:sz w:val="28"/>
+          <w:szCs w:val="28"/>
+        </w:rPr>
+        <w:t xml:space="preserve"> </w:t>
+      </w:r>
+      <w:proofErr w:type="spellStart"/>
+      <w:r>
+        <w:rPr>
+          <w:rFonts w:eastAsia="Arial" w:cstheme="minorHAnsi"/>
+          <w:color w:val="111827"/>
+          <w:sz w:val="28"/>
+          <w:szCs w:val="28"/>
+        </w:rPr>
+        <w:t>loading</w:t>
+      </w:r>
+      <w:proofErr w:type="spellEnd"/>
+      <w:r>
+        <w:rPr>
+          <w:rFonts w:eastAsia="Arial" w:cstheme="minorHAnsi"/>
+          <w:color w:val="111827"/>
+          <w:sz w:val="28"/>
+          <w:szCs w:val="28"/>
+        </w:rPr>
+        <w:t xml:space="preserve"> és </w:t>
+      </w:r>
+      <w:proofErr w:type="spellStart"/>
+      <w:r>
+        <w:rPr>
+          <w:rFonts w:eastAsia="Arial" w:cstheme="minorHAnsi"/>
+          <w:color w:val="111827"/>
+          <w:sz w:val="28"/>
+          <w:szCs w:val="28"/>
+        </w:rPr>
+        <w:t>user</w:t>
+      </w:r>
+      <w:proofErr w:type="spellEnd"/>
+      <w:r>
+        <w:rPr>
+          <w:rFonts w:eastAsia="Arial" w:cstheme="minorHAnsi"/>
+          <w:color w:val="111827"/>
+          <w:sz w:val="28"/>
+          <w:szCs w:val="28"/>
+        </w:rPr>
+        <w:t xml:space="preserve"> állapotát vizsgálja. Betöltés közben null-t (semmit) </w:t>
+      </w:r>
+      <w:proofErr w:type="spellStart"/>
+      <w:r>
+        <w:rPr>
+          <w:rFonts w:eastAsia="Arial" w:cstheme="minorHAnsi"/>
+          <w:color w:val="111827"/>
+          <w:sz w:val="28"/>
+          <w:szCs w:val="28"/>
+        </w:rPr>
+        <w:t>renderel</w:t>
+      </w:r>
+      <w:proofErr w:type="spellEnd"/>
+      <w:r>
+        <w:rPr>
+          <w:rFonts w:eastAsia="Arial" w:cstheme="minorHAnsi"/>
+          <w:color w:val="111827"/>
+          <w:sz w:val="28"/>
+          <w:szCs w:val="28"/>
+        </w:rPr>
+        <w:t>, hogy</w:t>
+      </w:r>
+    </w:p>
+    <w:p>
+      <w:pPr>
+        <w:spacing w:after="120" w:line="360" w:lineRule="auto"/>
+        <w:ind w:left="397"/>
+        <w:rPr>
+          <w:rFonts w:eastAsia="Arial" w:cstheme="minorHAnsi"/>
+          <w:color w:val="111827"/>
+          <w:sz w:val="28"/>
+          <w:szCs w:val="28"/>
+        </w:rPr>
+      </w:pPr>
+      <w:r>
+        <w:rPr>
+          <w:rFonts w:eastAsia="Arial" w:cstheme="minorHAnsi"/>
+          <w:color w:val="111827"/>
+          <w:sz w:val="28"/>
+          <w:szCs w:val="28"/>
+        </w:rPr>
+        <w:t>elkerülje a "</w:t>
+      </w:r>
+      <w:proofErr w:type="spellStart"/>
+      <w:r>
+        <w:rPr>
+          <w:rFonts w:eastAsia="Arial" w:cstheme="minorHAnsi"/>
+          <w:color w:val="111827"/>
+          <w:sz w:val="28"/>
+          <w:szCs w:val="28"/>
+        </w:rPr>
+        <w:t>flash</w:t>
+      </w:r>
+      <w:proofErr w:type="spellEnd"/>
+      <w:r>
+        <w:rPr>
+          <w:rFonts w:eastAsia="Arial" w:cstheme="minorHAnsi"/>
+          <w:color w:val="111827"/>
+          <w:sz w:val="28"/>
+          <w:szCs w:val="28"/>
+        </w:rPr>
+        <w:t xml:space="preserve"> of </w:t>
+      </w:r>
+      <w:proofErr w:type="spellStart"/>
+      <w:r>
+        <w:rPr>
+          <w:rFonts w:eastAsia="Arial" w:cstheme="minorHAnsi"/>
+          <w:color w:val="111827"/>
+          <w:sz w:val="28"/>
+          <w:szCs w:val="28"/>
+        </w:rPr>
+        <w:t>unauthenticated</w:t>
+      </w:r>
+      <w:proofErr w:type="spellEnd"/>
+      <w:r>
+        <w:rPr>
+          <w:rFonts w:eastAsia="Arial" w:cstheme="minorHAnsi"/>
+          <w:color w:val="111827"/>
+          <w:sz w:val="28"/>
+          <w:szCs w:val="28"/>
+        </w:rPr>
+        <w:t xml:space="preserve"> </w:t>
+      </w:r>
+      <w:proofErr w:type="spellStart"/>
+      <w:r>
+        <w:rPr>
+          <w:rFonts w:eastAsia="Arial" w:cstheme="minorHAnsi"/>
+          <w:color w:val="111827"/>
+          <w:sz w:val="28"/>
+          <w:szCs w:val="28"/>
+        </w:rPr>
+        <w:t>content</w:t>
+      </w:r>
+      <w:proofErr w:type="spellEnd"/>
+      <w:r>
+        <w:rPr>
+          <w:rFonts w:eastAsia="Arial" w:cstheme="minorHAnsi"/>
+          <w:color w:val="111827"/>
+          <w:sz w:val="28"/>
+          <w:szCs w:val="28"/>
+        </w:rPr>
+        <w:t>" jelenséget.</w:t>
+      </w:r>
+    </w:p>
+    <w:p>
+      <w:pPr>
+        <w:spacing w:after="120" w:line="360" w:lineRule="auto"/>
+        <w:rPr>
+          <w:rFonts w:eastAsia="Arial" w:cstheme="minorHAnsi"/>
+          <w:b/>
+          <w:color w:val="111827"/>
           <w:sz w:val="32"/>
           <w:szCs w:val="32"/>
         </w:rPr>
       </w:pPr>
+      <w:r>
+        <w:rPr>
+          <w:rFonts w:eastAsia="Arial" w:cstheme="minorHAnsi"/>
+          <w:b/>
+          <w:color w:val="111827"/>
+          <w:sz w:val="32"/>
+          <w:szCs w:val="32"/>
+        </w:rPr>
+        <w:lastRenderedPageBreak/>
+        <w:t>Komponensek részletes dokumentációja</w:t>
+      </w:r>
     </w:p>
     <w:p>
       <w:pPr>
-        <w:spacing w:after="120" w:line="360" w:lineRule="auto"/>
-        <w:rPr>
-          <w:sz w:val="32"/>
-          <w:szCs w:val="32"/>
-        </w:rPr>
-      </w:pPr>
-      <w:r>
-        <w:rPr>
-          <w:sz w:val="32"/>
-          <w:szCs w:val="32"/>
-        </w:rPr>
-        <w:t>Alapkövetelmények</w:t>
+        <w:spacing w:before="220" w:after="80"/>
+        <w:rPr>
+          <w:rFonts w:cstheme="minorHAnsi"/>
+          <w:color w:val="000000" w:themeColor="text1"/>
+          <w:sz w:val="28"/>
+          <w:szCs w:val="28"/>
+        </w:rPr>
+      </w:pPr>
+      <w:proofErr w:type="spellStart"/>
+      <w:r>
+        <w:rPr>
+          <w:rFonts w:eastAsia="Arial" w:cstheme="minorHAnsi"/>
+          <w:b/>
+          <w:bCs/>
+          <w:color w:val="000000" w:themeColor="text1"/>
+          <w:sz w:val="28"/>
+          <w:szCs w:val="28"/>
+        </w:rPr>
+        <w:t>Navigation</w:t>
+      </w:r>
+      <w:proofErr w:type="spellEnd"/>
+      <w:r>
+        <w:rPr>
+          <w:rFonts w:eastAsia="Arial" w:cstheme="minorHAnsi"/>
+          <w:b/>
+          <w:bCs/>
+          <w:color w:val="000000" w:themeColor="text1"/>
+          <w:sz w:val="28"/>
+          <w:szCs w:val="28"/>
+        </w:rPr>
+        <w:t xml:space="preserve">  (</w:t>
+      </w:r>
+      <w:proofErr w:type="spellStart"/>
+      <w:r>
+        <w:rPr>
+          <w:rFonts w:eastAsia="Arial" w:cstheme="minorHAnsi"/>
+          <w:b/>
+          <w:bCs/>
+          <w:color w:val="000000" w:themeColor="text1"/>
+          <w:sz w:val="28"/>
+          <w:szCs w:val="28"/>
+        </w:rPr>
+        <w:t>src</w:t>
+      </w:r>
+      <w:proofErr w:type="spellEnd"/>
+      <w:r>
+        <w:rPr>
+          <w:rFonts w:eastAsia="Arial" w:cstheme="minorHAnsi"/>
+          <w:b/>
+          <w:bCs/>
+          <w:color w:val="000000" w:themeColor="text1"/>
+          <w:sz w:val="28"/>
+          <w:szCs w:val="28"/>
+        </w:rPr>
+        <w:t>/</w:t>
+      </w:r>
+      <w:proofErr w:type="spellStart"/>
+      <w:r>
+        <w:rPr>
+          <w:rFonts w:eastAsia="Arial" w:cstheme="minorHAnsi"/>
+          <w:b/>
+          <w:bCs/>
+          <w:color w:val="000000" w:themeColor="text1"/>
+          <w:sz w:val="28"/>
+          <w:szCs w:val="28"/>
+        </w:rPr>
+        <w:t>components</w:t>
+      </w:r>
+      <w:proofErr w:type="spellEnd"/>
+      <w:r>
+        <w:rPr>
+          <w:rFonts w:eastAsia="Arial" w:cstheme="minorHAnsi"/>
+          <w:b/>
+          <w:bCs/>
+          <w:color w:val="000000" w:themeColor="text1"/>
+          <w:sz w:val="28"/>
+          <w:szCs w:val="28"/>
+        </w:rPr>
+        <w:t>/</w:t>
+      </w:r>
+      <w:proofErr w:type="spellStart"/>
+      <w:r>
+        <w:rPr>
+          <w:rFonts w:eastAsia="Arial" w:cstheme="minorHAnsi"/>
+          <w:b/>
+          <w:bCs/>
+          <w:color w:val="000000" w:themeColor="text1"/>
+          <w:sz w:val="28"/>
+          <w:szCs w:val="28"/>
+        </w:rPr>
+        <w:t>Navigation.jsx</w:t>
+      </w:r>
+      <w:proofErr w:type="spellEnd"/>
+      <w:r>
+        <w:rPr>
+          <w:rFonts w:eastAsia="Arial" w:cstheme="minorHAnsi"/>
+          <w:b/>
+          <w:bCs/>
+          <w:color w:val="000000" w:themeColor="text1"/>
+          <w:sz w:val="28"/>
+          <w:szCs w:val="28"/>
+        </w:rPr>
+        <w:t xml:space="preserve"> + Navigation.css)</w:t>
       </w:r>
     </w:p>
     <w:p>
       <w:pPr>
-        <w:spacing w:after="120" w:line="360" w:lineRule="auto"/>
-        <w:rPr>
-          <w:sz w:val="28"/>
-          <w:szCs w:val="28"/>
-        </w:rPr>
-      </w:pPr>
-      <w:r>
-        <w:rPr>
-          <w:sz w:val="28"/>
-          <w:szCs w:val="28"/>
-        </w:rPr>
-        <w:t xml:space="preserve">Biztonság  -  Jelszavak </w:t>
+        <w:spacing w:before="60" w:after="60"/>
+        <w:jc w:val="both"/>
+        <w:rPr>
+          <w:rFonts w:eastAsia="Arial" w:cstheme="minorHAnsi"/>
+          <w:color w:val="111827"/>
+        </w:rPr>
+      </w:pPr>
+      <w:r>
+        <w:rPr>
+          <w:rFonts w:eastAsia="Arial" w:cstheme="minorHAnsi"/>
+          <w:color w:val="111827"/>
+        </w:rPr>
+        <w:t>A</w:t>
+      </w:r>
+      <w:r>
+        <w:rPr>
+          <w:rFonts w:eastAsia="Arial" w:cstheme="minorHAnsi"/>
+          <w:color w:val="111827"/>
+        </w:rPr>
+        <w:t xml:space="preserve"> </w:t>
+      </w:r>
+      <w:r>
+        <w:rPr>
+          <w:rFonts w:eastAsia="Arial" w:cstheme="minorHAnsi"/>
+          <w:color w:val="111827"/>
+        </w:rPr>
+        <w:t xml:space="preserve">fejléc navigáció, amely az </w:t>
       </w:r>
       <w:proofErr w:type="spellStart"/>
       <w:r>
         <w:rPr>
-          <w:sz w:val="28"/>
-          <w:szCs w:val="28"/>
-        </w:rPr>
-        <w:t>hash-elése</w:t>
+          <w:rFonts w:eastAsia="Arial" w:cstheme="minorHAnsi"/>
+          <w:color w:val="111827"/>
+        </w:rPr>
+        <w:t>App.jsx</w:t>
       </w:r>
       <w:proofErr w:type="spellEnd"/>
       <w:r>
         <w:rPr>
-          <w:sz w:val="28"/>
-          <w:szCs w:val="28"/>
-        </w:rPr>
-        <w:t>, biztonságos adatátvitel</w:t>
-      </w:r>
+          <w:rFonts w:eastAsia="Arial" w:cstheme="minorHAnsi"/>
+          <w:color w:val="111827"/>
+        </w:rPr>
+        <w:t xml:space="preserve">-en belül minden oldalon </w:t>
+      </w:r>
+      <w:proofErr w:type="spellStart"/>
+      <w:r>
+        <w:rPr>
+          <w:rFonts w:eastAsia="Arial" w:cstheme="minorHAnsi"/>
+          <w:color w:val="111827"/>
+        </w:rPr>
+        <w:t>renderelve</w:t>
+      </w:r>
+      <w:proofErr w:type="spellEnd"/>
+      <w:r>
+        <w:rPr>
+          <w:rFonts w:eastAsia="Arial" w:cstheme="minorHAnsi"/>
+          <w:color w:val="111827"/>
+        </w:rPr>
+        <w:t xml:space="preserve"> van a &lt;</w:t>
+      </w:r>
+      <w:proofErr w:type="spellStart"/>
+      <w:r>
+        <w:rPr>
+          <w:rFonts w:eastAsia="Arial" w:cstheme="minorHAnsi"/>
+          <w:color w:val="111827"/>
+        </w:rPr>
+        <w:t>Routes</w:t>
+      </w:r>
+      <w:proofErr w:type="spellEnd"/>
+      <w:r>
+        <w:rPr>
+          <w:rFonts w:eastAsia="Arial" w:cstheme="minorHAnsi"/>
+          <w:color w:val="111827"/>
+        </w:rPr>
+        <w:t xml:space="preserve">&gt; elem felett. Pozícionálása </w:t>
+      </w:r>
+      <w:proofErr w:type="spellStart"/>
+      <w:r>
+        <w:rPr>
+          <w:rFonts w:eastAsia="Arial" w:cstheme="minorHAnsi"/>
+          <w:color w:val="111827"/>
+        </w:rPr>
+        <w:t>absolute</w:t>
+      </w:r>
+      <w:proofErr w:type="spellEnd"/>
+      <w:r>
+        <w:rPr>
+          <w:rFonts w:eastAsia="Arial" w:cstheme="minorHAnsi"/>
+          <w:color w:val="111827"/>
+        </w:rPr>
+        <w:t>,</w:t>
+      </w:r>
+      <w:r>
+        <w:rPr>
+          <w:rFonts w:eastAsia="Arial" w:cstheme="minorHAnsi"/>
+          <w:color w:val="111827"/>
+        </w:rPr>
+        <w:t xml:space="preserve"> </w:t>
+      </w:r>
+      <w:r>
+        <w:rPr>
+          <w:rFonts w:eastAsia="Arial" w:cstheme="minorHAnsi"/>
+          <w:color w:val="111827"/>
+        </w:rPr>
+        <w:t xml:space="preserve">átlátszó </w:t>
+      </w:r>
+      <w:proofErr w:type="spellStart"/>
+      <w:r>
+        <w:rPr>
+          <w:rFonts w:eastAsia="Arial" w:cstheme="minorHAnsi"/>
+          <w:color w:val="111827"/>
+        </w:rPr>
+        <w:t>gradient</w:t>
+      </w:r>
+      <w:proofErr w:type="spellEnd"/>
+      <w:r>
+        <w:rPr>
+          <w:rFonts w:eastAsia="Arial" w:cstheme="minorHAnsi"/>
+          <w:color w:val="111827"/>
+        </w:rPr>
+        <w:t xml:space="preserve"> háttérrel és </w:t>
+      </w:r>
+      <w:proofErr w:type="spellStart"/>
+      <w:r>
+        <w:rPr>
+          <w:rFonts w:eastAsia="Arial" w:cstheme="minorHAnsi"/>
+          <w:color w:val="111827"/>
+        </w:rPr>
+        <w:t>backdrop</w:t>
+      </w:r>
+      <w:proofErr w:type="spellEnd"/>
+      <w:r>
+        <w:rPr>
+          <w:rFonts w:eastAsia="Arial" w:cstheme="minorHAnsi"/>
+          <w:color w:val="111827"/>
+        </w:rPr>
+        <w:t>-filter</w:t>
+      </w:r>
+      <w:r>
+        <w:rPr>
+          <w:rFonts w:eastAsia="Arial" w:cstheme="minorHAnsi"/>
+          <w:color w:val="111827"/>
+        </w:rPr>
+        <w:t xml:space="preserve">rel, </w:t>
+      </w:r>
+      <w:r>
+        <w:rPr>
+          <w:rFonts w:eastAsia="Arial" w:cstheme="minorHAnsi"/>
+          <w:color w:val="111827"/>
+        </w:rPr>
+        <w:t>így a tartalom föl</w:t>
+      </w:r>
+      <w:r>
+        <w:rPr>
+          <w:rFonts w:eastAsia="Arial" w:cstheme="minorHAnsi"/>
+          <w:color w:val="111827"/>
+        </w:rPr>
+        <w:t>ött</w:t>
+      </w:r>
+      <w:r>
+        <w:rPr>
+          <w:rFonts w:eastAsia="Arial" w:cstheme="minorHAnsi"/>
+          <w:color w:val="111827"/>
+        </w:rPr>
+        <w:t xml:space="preserve"> </w:t>
+      </w:r>
+      <w:proofErr w:type="spellStart"/>
+      <w:r>
+        <w:rPr>
+          <w:rFonts w:eastAsia="Arial" w:cstheme="minorHAnsi"/>
+          <w:color w:val="111827"/>
+        </w:rPr>
+        <w:t>rétegzetett</w:t>
+      </w:r>
+      <w:proofErr w:type="spellEnd"/>
+      <w:r>
+        <w:rPr>
+          <w:rFonts w:eastAsia="Arial" w:cstheme="minorHAnsi"/>
+          <w:color w:val="111827"/>
+        </w:rPr>
+        <w:t xml:space="preserve"> megjelenés</w:t>
+      </w:r>
+      <w:r>
+        <w:rPr>
+          <w:rFonts w:eastAsia="Arial" w:cstheme="minorHAnsi"/>
+          <w:color w:val="111827"/>
+        </w:rPr>
+        <w:t>e van</w:t>
+      </w:r>
+      <w:r>
+        <w:rPr>
+          <w:rFonts w:eastAsia="Arial" w:cstheme="minorHAnsi"/>
+          <w:color w:val="111827"/>
+        </w:rPr>
+        <w:t>.</w:t>
+      </w:r>
+    </w:p>
+    <w:tbl>
+      <w:tblPr>
+        <w:tblW w:w="9026" w:type="dxa"/>
+        <w:tblBorders>
+          <w:top w:val="single" w:sz="4" w:space="0" w:color="auto"/>
+          <w:left w:val="single" w:sz="4" w:space="0" w:color="auto"/>
+          <w:bottom w:val="single" w:sz="4" w:space="0" w:color="auto"/>
+          <w:right w:val="single" w:sz="4" w:space="0" w:color="auto"/>
+          <w:insideH w:val="single" w:sz="4" w:space="0" w:color="auto"/>
+          <w:insideV w:val="single" w:sz="4" w:space="0" w:color="auto"/>
+        </w:tblBorders>
+        <w:tblCellMar>
+          <w:left w:w="10" w:type="dxa"/>
+          <w:right w:w="10" w:type="dxa"/>
+        </w:tblCellMar>
+        <w:tblLook w:val="0000" w:firstRow="0" w:lastRow="0" w:firstColumn="0" w:lastColumn="0" w:noHBand="0" w:noVBand="0"/>
+      </w:tblPr>
+      <w:tblGrid>
+        <w:gridCol w:w="2200"/>
+        <w:gridCol w:w="6826"/>
+      </w:tblGrid>
+      <w:tr>
+        <w:tblPrEx>
+          <w:tblCellMar>
+            <w:top w:w="0" w:type="dxa"/>
+            <w:bottom w:w="0" w:type="dxa"/>
+          </w:tblCellMar>
+        </w:tblPrEx>
+        <w:tc>
+          <w:tcPr>
+            <w:tcW w:w="2200" w:type="dxa"/>
+            <w:tcBorders>
+              <w:top w:val="single" w:sz="1" w:space="0" w:color="D1D5DB"/>
+              <w:left w:val="single" w:sz="1" w:space="0" w:color="D1D5DB"/>
+              <w:bottom w:val="single" w:sz="1" w:space="0" w:color="D1D5DB"/>
+              <w:right w:val="single" w:sz="1" w:space="0" w:color="D1D5DB"/>
+            </w:tcBorders>
+            <w:tcMar>
+              <w:top w:w="80" w:type="dxa"/>
+              <w:left w:w="120" w:type="dxa"/>
+              <w:bottom w:w="80" w:type="dxa"/>
+              <w:right w:w="120" w:type="dxa"/>
+            </w:tcMar>
+          </w:tcPr>
+          <w:p>
+            <w:pPr>
+              <w:rPr>
+                <w:rFonts w:cstheme="minorHAnsi"/>
+                <w:color w:val="000000" w:themeColor="text1"/>
+                <w:sz w:val="28"/>
+                <w:szCs w:val="28"/>
+              </w:rPr>
+            </w:pPr>
+            <w:r>
+              <w:rPr>
+                <w:rFonts w:eastAsia="Arial" w:cstheme="minorHAnsi"/>
+                <w:b/>
+                <w:bCs/>
+                <w:color w:val="000000" w:themeColor="text1"/>
+                <w:sz w:val="28"/>
+                <w:szCs w:val="28"/>
+              </w:rPr>
+              <w:t>Megjelenés</w:t>
+            </w:r>
+          </w:p>
+        </w:tc>
+        <w:tc>
+          <w:tcPr>
+            <w:tcW w:w="6826" w:type="dxa"/>
+            <w:tcBorders>
+              <w:top w:val="single" w:sz="1" w:space="0" w:color="D1D5DB"/>
+              <w:left w:val="single" w:sz="1" w:space="0" w:color="D1D5DB"/>
+              <w:bottom w:val="single" w:sz="1" w:space="0" w:color="D1D5DB"/>
+              <w:right w:val="single" w:sz="1" w:space="0" w:color="D1D5DB"/>
+            </w:tcBorders>
+            <w:tcMar>
+              <w:top w:w="80" w:type="dxa"/>
+              <w:left w:w="120" w:type="dxa"/>
+              <w:bottom w:w="80" w:type="dxa"/>
+              <w:right w:w="120" w:type="dxa"/>
+            </w:tcMar>
+          </w:tcPr>
+          <w:p>
+            <w:pPr>
+              <w:rPr>
+                <w:rFonts w:cstheme="minorHAnsi"/>
+              </w:rPr>
+            </w:pPr>
+            <w:r>
+              <w:rPr>
+                <w:rFonts w:eastAsia="Arial" w:cstheme="minorHAnsi"/>
+                <w:color w:val="111827"/>
+              </w:rPr>
+              <w:t>Teljes szélességű, felül rögzített.</w:t>
+            </w:r>
+          </w:p>
+        </w:tc>
+      </w:tr>
+      <w:tr>
+        <w:tblPrEx>
+          <w:tblCellMar>
+            <w:top w:w="0" w:type="dxa"/>
+            <w:bottom w:w="0" w:type="dxa"/>
+          </w:tblCellMar>
+        </w:tblPrEx>
+        <w:tc>
+          <w:tcPr>
+            <w:tcW w:w="2200" w:type="dxa"/>
+            <w:tcBorders>
+              <w:top w:val="single" w:sz="1" w:space="0" w:color="D1D5DB"/>
+              <w:left w:val="single" w:sz="1" w:space="0" w:color="D1D5DB"/>
+              <w:bottom w:val="single" w:sz="1" w:space="0" w:color="D1D5DB"/>
+              <w:right w:val="single" w:sz="1" w:space="0" w:color="D1D5DB"/>
+            </w:tcBorders>
+            <w:tcMar>
+              <w:top w:w="80" w:type="dxa"/>
+              <w:left w:w="120" w:type="dxa"/>
+              <w:bottom w:w="80" w:type="dxa"/>
+              <w:right w:w="120" w:type="dxa"/>
+            </w:tcMar>
+          </w:tcPr>
+          <w:p>
+            <w:pPr>
+              <w:rPr>
+                <w:rFonts w:cstheme="minorHAnsi"/>
+                <w:color w:val="000000" w:themeColor="text1"/>
+                <w:sz w:val="28"/>
+                <w:szCs w:val="28"/>
+              </w:rPr>
+            </w:pPr>
+            <w:r>
+              <w:rPr>
+                <w:rFonts w:eastAsia="Arial" w:cstheme="minorHAnsi"/>
+                <w:b/>
+                <w:bCs/>
+                <w:color w:val="000000" w:themeColor="text1"/>
+                <w:sz w:val="28"/>
+                <w:szCs w:val="28"/>
+              </w:rPr>
+              <w:t>Logó</w:t>
+            </w:r>
+          </w:p>
+        </w:tc>
+        <w:tc>
+          <w:tcPr>
+            <w:tcW w:w="6826" w:type="dxa"/>
+            <w:tcBorders>
+              <w:top w:val="single" w:sz="1" w:space="0" w:color="D1D5DB"/>
+              <w:left w:val="single" w:sz="1" w:space="0" w:color="D1D5DB"/>
+              <w:bottom w:val="single" w:sz="1" w:space="0" w:color="D1D5DB"/>
+              <w:right w:val="single" w:sz="1" w:space="0" w:color="D1D5DB"/>
+            </w:tcBorders>
+            <w:tcMar>
+              <w:top w:w="80" w:type="dxa"/>
+              <w:left w:w="120" w:type="dxa"/>
+              <w:bottom w:w="80" w:type="dxa"/>
+              <w:right w:w="120" w:type="dxa"/>
+            </w:tcMar>
+          </w:tcPr>
+          <w:p>
+            <w:pPr>
+              <w:rPr>
+                <w:rFonts w:cstheme="minorHAnsi"/>
+              </w:rPr>
+            </w:pPr>
+            <w:r>
+              <w:rPr>
+                <w:rFonts w:eastAsia="Arial" w:cstheme="minorHAnsi"/>
+                <w:color w:val="111827"/>
+              </w:rPr>
+              <w:t>"OXI ESSENCE" felirat, font-</w:t>
+            </w:r>
+            <w:proofErr w:type="spellStart"/>
+            <w:r>
+              <w:rPr>
+                <w:rFonts w:eastAsia="Arial" w:cstheme="minorHAnsi"/>
+                <w:color w:val="111827"/>
+              </w:rPr>
+              <w:t>size</w:t>
+            </w:r>
+            <w:proofErr w:type="spellEnd"/>
+            <w:r>
+              <w:rPr>
+                <w:rFonts w:eastAsia="Arial" w:cstheme="minorHAnsi"/>
+                <w:color w:val="111827"/>
+              </w:rPr>
+              <w:t>: 28px, font-</w:t>
+            </w:r>
+            <w:proofErr w:type="spellStart"/>
+            <w:r>
+              <w:rPr>
+                <w:rFonts w:eastAsia="Arial" w:cstheme="minorHAnsi"/>
+                <w:color w:val="111827"/>
+              </w:rPr>
+              <w:t>weight</w:t>
+            </w:r>
+            <w:proofErr w:type="spellEnd"/>
+            <w:r>
+              <w:rPr>
+                <w:rFonts w:eastAsia="Arial" w:cstheme="minorHAnsi"/>
+                <w:color w:val="111827"/>
+              </w:rPr>
+              <w:t>: 800.</w:t>
+            </w:r>
+          </w:p>
+        </w:tc>
+      </w:tr>
+      <w:tr>
+        <w:tblPrEx>
+          <w:tblCellMar>
+            <w:top w:w="0" w:type="dxa"/>
+            <w:bottom w:w="0" w:type="dxa"/>
+          </w:tblCellMar>
+        </w:tblPrEx>
+        <w:tc>
+          <w:tcPr>
+            <w:tcW w:w="2200" w:type="dxa"/>
+            <w:tcBorders>
+              <w:top w:val="single" w:sz="1" w:space="0" w:color="D1D5DB"/>
+              <w:left w:val="single" w:sz="1" w:space="0" w:color="D1D5DB"/>
+              <w:bottom w:val="single" w:sz="1" w:space="0" w:color="D1D5DB"/>
+              <w:right w:val="single" w:sz="1" w:space="0" w:color="D1D5DB"/>
+            </w:tcBorders>
+            <w:tcMar>
+              <w:top w:w="80" w:type="dxa"/>
+              <w:left w:w="120" w:type="dxa"/>
+              <w:bottom w:w="80" w:type="dxa"/>
+              <w:right w:w="120" w:type="dxa"/>
+            </w:tcMar>
+          </w:tcPr>
+          <w:p>
+            <w:pPr>
+              <w:rPr>
+                <w:rFonts w:cstheme="minorHAnsi"/>
+                <w:color w:val="000000" w:themeColor="text1"/>
+                <w:sz w:val="28"/>
+                <w:szCs w:val="28"/>
+              </w:rPr>
+            </w:pPr>
+            <w:r>
+              <w:rPr>
+                <w:rFonts w:eastAsia="Arial" w:cstheme="minorHAnsi"/>
+                <w:b/>
+                <w:bCs/>
+                <w:color w:val="000000" w:themeColor="text1"/>
+                <w:sz w:val="28"/>
+                <w:szCs w:val="28"/>
+              </w:rPr>
+              <w:t>Navigációs linkek</w:t>
+            </w:r>
+          </w:p>
+        </w:tc>
+        <w:tc>
+          <w:tcPr>
+            <w:tcW w:w="6826" w:type="dxa"/>
+            <w:tcBorders>
+              <w:top w:val="single" w:sz="1" w:space="0" w:color="D1D5DB"/>
+              <w:left w:val="single" w:sz="1" w:space="0" w:color="D1D5DB"/>
+              <w:bottom w:val="single" w:sz="1" w:space="0" w:color="D1D5DB"/>
+              <w:right w:val="single" w:sz="1" w:space="0" w:color="D1D5DB"/>
+            </w:tcBorders>
+            <w:tcMar>
+              <w:top w:w="80" w:type="dxa"/>
+              <w:left w:w="120" w:type="dxa"/>
+              <w:bottom w:w="80" w:type="dxa"/>
+              <w:right w:w="120" w:type="dxa"/>
+            </w:tcMar>
+          </w:tcPr>
+          <w:p>
+            <w:pPr>
+              <w:rPr>
+                <w:rFonts w:cstheme="minorHAnsi"/>
+              </w:rPr>
+            </w:pPr>
+            <w:r>
+              <w:rPr>
+                <w:rFonts w:eastAsia="Arial" w:cstheme="minorHAnsi"/>
+                <w:color w:val="111827"/>
+              </w:rPr>
+              <w:t xml:space="preserve">Főoldal, Parfümök, Dezodorok, Kollekciók, Rólunk. </w:t>
+            </w:r>
+            <w:proofErr w:type="spellStart"/>
+            <w:r>
+              <w:rPr>
+                <w:rFonts w:eastAsia="Arial" w:cstheme="minorHAnsi"/>
+                <w:color w:val="111827"/>
+              </w:rPr>
+              <w:t>Hover</w:t>
+            </w:r>
+            <w:proofErr w:type="spellEnd"/>
+            <w:r>
+              <w:rPr>
+                <w:rFonts w:eastAsia="Arial" w:cstheme="minorHAnsi"/>
+                <w:color w:val="111827"/>
+              </w:rPr>
+              <w:t xml:space="preserve"> effekt: aláhúzás animáció. </w:t>
+            </w:r>
+            <w:proofErr w:type="spellStart"/>
+            <w:r>
+              <w:rPr>
+                <w:rFonts w:eastAsia="Arial" w:cstheme="minorHAnsi"/>
+                <w:color w:val="111827"/>
+              </w:rPr>
+              <w:t>Admin</w:t>
+            </w:r>
+            <w:proofErr w:type="spellEnd"/>
+            <w:r>
+              <w:rPr>
+                <w:rFonts w:eastAsia="Arial" w:cstheme="minorHAnsi"/>
+                <w:color w:val="111827"/>
+              </w:rPr>
+              <w:t xml:space="preserve"> link aran</w:t>
+            </w:r>
+            <w:r>
+              <w:rPr>
+                <w:rFonts w:eastAsia="Arial" w:cstheme="minorHAnsi"/>
+                <w:color w:val="111827"/>
+              </w:rPr>
+              <w:t>y</w:t>
+            </w:r>
+            <w:r>
+              <w:rPr>
+                <w:rFonts w:eastAsia="Arial" w:cstheme="minorHAnsi"/>
+                <w:color w:val="111827"/>
+              </w:rPr>
+              <w:t xml:space="preserve"> színnel csak </w:t>
+            </w:r>
+            <w:proofErr w:type="spellStart"/>
+            <w:r>
+              <w:rPr>
+                <w:rFonts w:eastAsia="Arial" w:cstheme="minorHAnsi"/>
+                <w:color w:val="111827"/>
+              </w:rPr>
+              <w:t>admin</w:t>
+            </w:r>
+            <w:proofErr w:type="spellEnd"/>
+            <w:r>
+              <w:rPr>
+                <w:rFonts w:eastAsia="Arial" w:cstheme="minorHAnsi"/>
+                <w:color w:val="111827"/>
+              </w:rPr>
+              <w:t xml:space="preserve"> felhasználóknál.</w:t>
+            </w:r>
+          </w:p>
+        </w:tc>
+      </w:tr>
+      <w:tr>
+        <w:tblPrEx>
+          <w:tblCellMar>
+            <w:top w:w="0" w:type="dxa"/>
+            <w:bottom w:w="0" w:type="dxa"/>
+          </w:tblCellMar>
+        </w:tblPrEx>
+        <w:tc>
+          <w:tcPr>
+            <w:tcW w:w="2200" w:type="dxa"/>
+            <w:tcBorders>
+              <w:top w:val="single" w:sz="1" w:space="0" w:color="D1D5DB"/>
+              <w:left w:val="single" w:sz="1" w:space="0" w:color="D1D5DB"/>
+              <w:bottom w:val="single" w:sz="1" w:space="0" w:color="D1D5DB"/>
+              <w:right w:val="single" w:sz="1" w:space="0" w:color="D1D5DB"/>
+            </w:tcBorders>
+            <w:tcMar>
+              <w:top w:w="80" w:type="dxa"/>
+              <w:left w:w="120" w:type="dxa"/>
+              <w:bottom w:w="80" w:type="dxa"/>
+              <w:right w:w="120" w:type="dxa"/>
+            </w:tcMar>
+          </w:tcPr>
+          <w:p>
+            <w:pPr>
+              <w:rPr>
+                <w:rFonts w:cstheme="minorHAnsi"/>
+                <w:color w:val="000000" w:themeColor="text1"/>
+                <w:sz w:val="28"/>
+                <w:szCs w:val="28"/>
+              </w:rPr>
+            </w:pPr>
+            <w:r>
+              <w:rPr>
+                <w:rFonts w:eastAsia="Arial" w:cstheme="minorHAnsi"/>
+                <w:b/>
+                <w:bCs/>
+                <w:color w:val="000000" w:themeColor="text1"/>
+                <w:sz w:val="28"/>
+                <w:szCs w:val="28"/>
+              </w:rPr>
+              <w:t>Kosár ikon</w:t>
+            </w:r>
+          </w:p>
+        </w:tc>
+        <w:tc>
+          <w:tcPr>
+            <w:tcW w:w="6826" w:type="dxa"/>
+            <w:tcBorders>
+              <w:top w:val="single" w:sz="1" w:space="0" w:color="D1D5DB"/>
+              <w:left w:val="single" w:sz="1" w:space="0" w:color="D1D5DB"/>
+              <w:bottom w:val="single" w:sz="1" w:space="0" w:color="D1D5DB"/>
+              <w:right w:val="single" w:sz="1" w:space="0" w:color="D1D5DB"/>
+            </w:tcBorders>
+            <w:tcMar>
+              <w:top w:w="80" w:type="dxa"/>
+              <w:left w:w="120" w:type="dxa"/>
+              <w:bottom w:w="80" w:type="dxa"/>
+              <w:right w:w="120" w:type="dxa"/>
+            </w:tcMar>
+          </w:tcPr>
+          <w:p>
+            <w:pPr>
+              <w:rPr>
+                <w:rFonts w:cstheme="minorHAnsi"/>
+              </w:rPr>
+            </w:pPr>
+            <w:r>
+              <w:rPr>
+                <w:rFonts w:eastAsia="Arial" w:cstheme="minorHAnsi"/>
+                <w:color w:val="111827"/>
+              </w:rPr>
+              <w:t xml:space="preserve">Darabszám </w:t>
+            </w:r>
+            <w:proofErr w:type="spellStart"/>
+            <w:r>
+              <w:rPr>
+                <w:rFonts w:eastAsia="Arial" w:cstheme="minorHAnsi"/>
+                <w:color w:val="111827"/>
+              </w:rPr>
+              <w:t>badge</w:t>
+            </w:r>
+            <w:proofErr w:type="spellEnd"/>
+            <w:r>
+              <w:rPr>
+                <w:rFonts w:eastAsia="Arial" w:cstheme="minorHAnsi"/>
+                <w:color w:val="111827"/>
+              </w:rPr>
+              <w:t xml:space="preserve"> fehér körben, ha </w:t>
+            </w:r>
+            <w:proofErr w:type="spellStart"/>
+            <w:r>
+              <w:rPr>
+                <w:rFonts w:eastAsia="Arial" w:cstheme="minorHAnsi"/>
+                <w:color w:val="111827"/>
+              </w:rPr>
+              <w:t>itemCount</w:t>
+            </w:r>
+            <w:proofErr w:type="spellEnd"/>
+            <w:r>
+              <w:rPr>
+                <w:rFonts w:eastAsia="Arial" w:cstheme="minorHAnsi"/>
+                <w:color w:val="111827"/>
+              </w:rPr>
+              <w:t xml:space="preserve"> </w:t>
+            </w:r>
+            <w:r>
+              <w:rPr>
+                <w:rFonts w:eastAsia="Arial" w:cstheme="minorHAnsi"/>
+                <w:color w:val="111827"/>
+              </w:rPr>
+              <w:t>&gt;</w:t>
+            </w:r>
+            <w:r>
+              <w:rPr>
+                <w:rFonts w:eastAsia="Arial" w:cstheme="minorHAnsi"/>
+                <w:color w:val="111827"/>
+              </w:rPr>
+              <w:t xml:space="preserve"> 0. Kattintásra bejelentkezett </w:t>
+            </w:r>
+            <w:proofErr w:type="spellStart"/>
+            <w:r>
+              <w:rPr>
+                <w:rFonts w:eastAsia="Arial" w:cstheme="minorHAnsi"/>
+                <w:color w:val="111827"/>
+              </w:rPr>
+              <w:t>usernél</w:t>
+            </w:r>
+            <w:proofErr w:type="spellEnd"/>
+            <w:r>
+              <w:rPr>
+                <w:rFonts w:eastAsia="Arial" w:cstheme="minorHAnsi"/>
+                <w:color w:val="111827"/>
+              </w:rPr>
+              <w:t xml:space="preserve"> /</w:t>
+            </w:r>
+            <w:proofErr w:type="spellStart"/>
+            <w:r>
+              <w:rPr>
+                <w:rFonts w:eastAsia="Arial" w:cstheme="minorHAnsi"/>
+                <w:color w:val="111827"/>
+              </w:rPr>
+              <w:t>kosar</w:t>
+            </w:r>
+            <w:proofErr w:type="spellEnd"/>
+            <w:r>
+              <w:rPr>
+                <w:rFonts w:eastAsia="Arial" w:cstheme="minorHAnsi"/>
+                <w:color w:val="111827"/>
+              </w:rPr>
+              <w:t>, egyébként /login-</w:t>
+            </w:r>
+            <w:proofErr w:type="spellStart"/>
+            <w:r>
+              <w:rPr>
+                <w:rFonts w:eastAsia="Arial" w:cstheme="minorHAnsi"/>
+                <w:color w:val="111827"/>
+              </w:rPr>
+              <w:t>ra</w:t>
+            </w:r>
+            <w:proofErr w:type="spellEnd"/>
+            <w:r>
+              <w:rPr>
+                <w:rFonts w:eastAsia="Arial" w:cstheme="minorHAnsi"/>
+                <w:color w:val="111827"/>
+              </w:rPr>
+              <w:t xml:space="preserve"> navigál.</w:t>
+            </w:r>
+          </w:p>
+        </w:tc>
+      </w:tr>
+      <w:tr>
+        <w:tblPrEx>
+          <w:tblCellMar>
+            <w:top w:w="0" w:type="dxa"/>
+            <w:bottom w:w="0" w:type="dxa"/>
+          </w:tblCellMar>
+        </w:tblPrEx>
+        <w:tc>
+          <w:tcPr>
+            <w:tcW w:w="2200" w:type="dxa"/>
+            <w:tcBorders>
+              <w:top w:val="single" w:sz="1" w:space="0" w:color="D1D5DB"/>
+              <w:left w:val="single" w:sz="1" w:space="0" w:color="D1D5DB"/>
+              <w:bottom w:val="single" w:sz="1" w:space="0" w:color="D1D5DB"/>
+              <w:right w:val="single" w:sz="1" w:space="0" w:color="D1D5DB"/>
+            </w:tcBorders>
+            <w:tcMar>
+              <w:top w:w="80" w:type="dxa"/>
+              <w:left w:w="120" w:type="dxa"/>
+              <w:bottom w:w="80" w:type="dxa"/>
+              <w:right w:w="120" w:type="dxa"/>
+            </w:tcMar>
+          </w:tcPr>
+          <w:p>
+            <w:pPr>
+              <w:rPr>
+                <w:rFonts w:cstheme="minorHAnsi"/>
+                <w:color w:val="000000" w:themeColor="text1"/>
+                <w:sz w:val="28"/>
+                <w:szCs w:val="28"/>
+              </w:rPr>
+            </w:pPr>
+            <w:r>
+              <w:rPr>
+                <w:rFonts w:eastAsia="Arial" w:cstheme="minorHAnsi"/>
+                <w:b/>
+                <w:bCs/>
+                <w:color w:val="000000" w:themeColor="text1"/>
+                <w:sz w:val="28"/>
+                <w:szCs w:val="28"/>
+              </w:rPr>
+              <w:t>Bejelentkezési gombok</w:t>
+            </w:r>
+          </w:p>
+        </w:tc>
+        <w:tc>
+          <w:tcPr>
+            <w:tcW w:w="6826" w:type="dxa"/>
+            <w:tcBorders>
+              <w:top w:val="single" w:sz="1" w:space="0" w:color="D1D5DB"/>
+              <w:left w:val="single" w:sz="1" w:space="0" w:color="D1D5DB"/>
+              <w:bottom w:val="single" w:sz="1" w:space="0" w:color="D1D5DB"/>
+              <w:right w:val="single" w:sz="1" w:space="0" w:color="D1D5DB"/>
+            </w:tcBorders>
+            <w:tcMar>
+              <w:top w:w="80" w:type="dxa"/>
+              <w:left w:w="120" w:type="dxa"/>
+              <w:bottom w:w="80" w:type="dxa"/>
+              <w:right w:w="120" w:type="dxa"/>
+            </w:tcMar>
+          </w:tcPr>
+          <w:p>
+            <w:pPr>
+              <w:rPr>
+                <w:rFonts w:cstheme="minorHAnsi"/>
+              </w:rPr>
+            </w:pPr>
+            <w:r>
+              <w:rPr>
+                <w:rFonts w:eastAsia="Arial" w:cstheme="minorHAnsi"/>
+                <w:color w:val="111827"/>
+              </w:rPr>
+              <w:t xml:space="preserve">Lekerekített, áttetsző gomb. </w:t>
+            </w:r>
+            <w:proofErr w:type="spellStart"/>
+            <w:r>
+              <w:rPr>
+                <w:rFonts w:eastAsia="Arial" w:cstheme="minorHAnsi"/>
+                <w:color w:val="111827"/>
+              </w:rPr>
+              <w:t>Hover</w:t>
+            </w:r>
+            <w:proofErr w:type="spellEnd"/>
+            <w:r>
+              <w:rPr>
+                <w:rFonts w:eastAsia="Arial" w:cstheme="minorHAnsi"/>
+                <w:color w:val="111827"/>
+              </w:rPr>
+              <w:t>: fehér háttér, sötét szöveg.</w:t>
+            </w:r>
+          </w:p>
+        </w:tc>
+      </w:tr>
+      <w:tr>
+        <w:tblPrEx>
+          <w:tblCellMar>
+            <w:top w:w="0" w:type="dxa"/>
+            <w:bottom w:w="0" w:type="dxa"/>
+          </w:tblCellMar>
+        </w:tblPrEx>
+        <w:tc>
+          <w:tcPr>
+            <w:tcW w:w="2200" w:type="dxa"/>
+            <w:tcBorders>
+              <w:top w:val="single" w:sz="1" w:space="0" w:color="D1D5DB"/>
+              <w:left w:val="single" w:sz="1" w:space="0" w:color="D1D5DB"/>
+              <w:bottom w:val="single" w:sz="1" w:space="0" w:color="D1D5DB"/>
+              <w:right w:val="single" w:sz="1" w:space="0" w:color="D1D5DB"/>
+            </w:tcBorders>
+            <w:tcMar>
+              <w:top w:w="80" w:type="dxa"/>
+              <w:left w:w="120" w:type="dxa"/>
+              <w:bottom w:w="80" w:type="dxa"/>
+              <w:right w:w="120" w:type="dxa"/>
+            </w:tcMar>
+          </w:tcPr>
+          <w:p>
+            <w:pPr>
+              <w:rPr>
+                <w:rFonts w:cstheme="minorHAnsi"/>
+                <w:color w:val="000000" w:themeColor="text1"/>
+                <w:sz w:val="28"/>
+                <w:szCs w:val="28"/>
+              </w:rPr>
+            </w:pPr>
+            <w:r>
+              <w:rPr>
+                <w:rFonts w:eastAsia="Arial" w:cstheme="minorHAnsi"/>
+                <w:b/>
+                <w:bCs/>
+                <w:color w:val="000000" w:themeColor="text1"/>
+                <w:sz w:val="28"/>
+                <w:szCs w:val="28"/>
+              </w:rPr>
+              <w:t>Bejelentkezett állapot</w:t>
+            </w:r>
+          </w:p>
+        </w:tc>
+        <w:tc>
+          <w:tcPr>
+            <w:tcW w:w="6826" w:type="dxa"/>
+            <w:tcBorders>
+              <w:top w:val="single" w:sz="1" w:space="0" w:color="D1D5DB"/>
+              <w:left w:val="single" w:sz="1" w:space="0" w:color="D1D5DB"/>
+              <w:bottom w:val="single" w:sz="1" w:space="0" w:color="D1D5DB"/>
+              <w:right w:val="single" w:sz="1" w:space="0" w:color="D1D5DB"/>
+            </w:tcBorders>
+            <w:tcMar>
+              <w:top w:w="80" w:type="dxa"/>
+              <w:left w:w="120" w:type="dxa"/>
+              <w:bottom w:w="80" w:type="dxa"/>
+              <w:right w:w="120" w:type="dxa"/>
+            </w:tcMar>
+          </w:tcPr>
+          <w:p>
+            <w:pPr>
+              <w:rPr>
+                <w:rFonts w:cstheme="minorHAnsi"/>
+              </w:rPr>
+            </w:pPr>
+            <w:proofErr w:type="spellStart"/>
+            <w:r>
+              <w:rPr>
+                <w:rFonts w:eastAsia="Arial" w:cstheme="minorHAnsi"/>
+                <w:color w:val="111827"/>
+              </w:rPr>
+              <w:t>User</w:t>
+            </w:r>
+            <w:proofErr w:type="spellEnd"/>
+            <w:r>
+              <w:rPr>
+                <w:rFonts w:eastAsia="Arial" w:cstheme="minorHAnsi"/>
+                <w:color w:val="111827"/>
+              </w:rPr>
+              <w:t xml:space="preserve"> neve fehér szövegben + KIJELENTKEZÉS gomb. Kattintásra logout() + </w:t>
+            </w:r>
+            <w:proofErr w:type="spellStart"/>
+            <w:r>
+              <w:rPr>
+                <w:rFonts w:eastAsia="Arial" w:cstheme="minorHAnsi"/>
+                <w:color w:val="111827"/>
+              </w:rPr>
+              <w:t>navigate</w:t>
+            </w:r>
+            <w:proofErr w:type="spellEnd"/>
+            <w:r>
+              <w:rPr>
+                <w:rFonts w:eastAsia="Arial" w:cstheme="minorHAnsi"/>
+                <w:color w:val="111827"/>
+              </w:rPr>
+              <w:t>("/").</w:t>
+            </w:r>
+          </w:p>
+        </w:tc>
+      </w:tr>
+      <w:tr>
+        <w:tblPrEx>
+          <w:tblCellMar>
+            <w:top w:w="0" w:type="dxa"/>
+            <w:bottom w:w="0" w:type="dxa"/>
+          </w:tblCellMar>
+        </w:tblPrEx>
+        <w:tc>
+          <w:tcPr>
+            <w:tcW w:w="2200" w:type="dxa"/>
+            <w:tcBorders>
+              <w:top w:val="single" w:sz="1" w:space="0" w:color="D1D5DB"/>
+              <w:left w:val="single" w:sz="1" w:space="0" w:color="D1D5DB"/>
+              <w:bottom w:val="single" w:sz="1" w:space="0" w:color="D1D5DB"/>
+              <w:right w:val="single" w:sz="1" w:space="0" w:color="D1D5DB"/>
+            </w:tcBorders>
+            <w:tcMar>
+              <w:top w:w="80" w:type="dxa"/>
+              <w:left w:w="120" w:type="dxa"/>
+              <w:bottom w:w="80" w:type="dxa"/>
+              <w:right w:w="120" w:type="dxa"/>
+            </w:tcMar>
+          </w:tcPr>
+          <w:p>
+            <w:pPr>
+              <w:rPr>
+                <w:rFonts w:cstheme="minorHAnsi"/>
+                <w:color w:val="000000" w:themeColor="text1"/>
+                <w:sz w:val="28"/>
+                <w:szCs w:val="28"/>
+              </w:rPr>
+            </w:pPr>
+            <w:r>
+              <w:rPr>
+                <w:rFonts w:eastAsia="Arial" w:cstheme="minorHAnsi"/>
+                <w:b/>
+                <w:bCs/>
+                <w:color w:val="000000" w:themeColor="text1"/>
+                <w:sz w:val="28"/>
+                <w:szCs w:val="28"/>
+              </w:rPr>
+              <w:t>Betöltési állapot</w:t>
+            </w:r>
+          </w:p>
+        </w:tc>
+        <w:tc>
+          <w:tcPr>
+            <w:tcW w:w="6826" w:type="dxa"/>
+            <w:tcBorders>
+              <w:top w:val="single" w:sz="1" w:space="0" w:color="D1D5DB"/>
+              <w:left w:val="single" w:sz="1" w:space="0" w:color="D1D5DB"/>
+              <w:bottom w:val="single" w:sz="1" w:space="0" w:color="D1D5DB"/>
+              <w:right w:val="single" w:sz="1" w:space="0" w:color="D1D5DB"/>
+            </w:tcBorders>
+            <w:tcMar>
+              <w:top w:w="80" w:type="dxa"/>
+              <w:left w:w="120" w:type="dxa"/>
+              <w:bottom w:w="80" w:type="dxa"/>
+              <w:right w:w="120" w:type="dxa"/>
+            </w:tcMar>
+          </w:tcPr>
+          <w:p>
+            <w:pPr>
+              <w:rPr>
+                <w:rFonts w:cstheme="minorHAnsi"/>
+              </w:rPr>
+            </w:pPr>
+            <w:r>
+              <w:rPr>
+                <w:rFonts w:eastAsia="Arial" w:cstheme="minorHAnsi"/>
+                <w:color w:val="111827"/>
+              </w:rPr>
+              <w:t xml:space="preserve">Ha </w:t>
+            </w:r>
+            <w:proofErr w:type="spellStart"/>
+            <w:r>
+              <w:rPr>
+                <w:rFonts w:eastAsia="Arial" w:cstheme="minorHAnsi"/>
+                <w:color w:val="111827"/>
+              </w:rPr>
+              <w:t>loading</w:t>
+            </w:r>
+            <w:proofErr w:type="spellEnd"/>
+            <w:r>
+              <w:rPr>
+                <w:rFonts w:eastAsia="Arial" w:cstheme="minorHAnsi"/>
+                <w:color w:val="111827"/>
+              </w:rPr>
+              <w:t xml:space="preserve"> </w:t>
+            </w:r>
+            <w:proofErr w:type="spellStart"/>
+            <w:r>
+              <w:rPr>
+                <w:rFonts w:eastAsia="Arial" w:cstheme="minorHAnsi"/>
+                <w:color w:val="111827"/>
+              </w:rPr>
+              <w:t>true</w:t>
+            </w:r>
+            <w:proofErr w:type="spellEnd"/>
+            <w:r>
+              <w:rPr>
+                <w:rFonts w:eastAsia="Arial" w:cstheme="minorHAnsi"/>
+                <w:color w:val="111827"/>
+              </w:rPr>
+              <w:t>,</w:t>
+            </w:r>
+            <w:r>
+              <w:rPr>
+                <w:rFonts w:eastAsia="Arial" w:cstheme="minorHAnsi"/>
+                <w:color w:val="111827"/>
+              </w:rPr>
+              <w:t xml:space="preserve"> akkor</w:t>
+            </w:r>
+            <w:r>
+              <w:rPr>
+                <w:rFonts w:eastAsia="Arial" w:cstheme="minorHAnsi"/>
+                <w:color w:val="111827"/>
+              </w:rPr>
+              <w:t xml:space="preserve"> null-t ad vissza (</w:t>
+            </w:r>
+            <w:r>
+              <w:rPr>
+                <w:rFonts w:eastAsia="Arial" w:cstheme="minorHAnsi"/>
+                <w:color w:val="111827"/>
+              </w:rPr>
+              <w:t xml:space="preserve">szóval </w:t>
+            </w:r>
+            <w:r>
+              <w:rPr>
+                <w:rFonts w:eastAsia="Arial" w:cstheme="minorHAnsi"/>
+                <w:color w:val="111827"/>
+              </w:rPr>
+              <w:t xml:space="preserve">nem </w:t>
+            </w:r>
+            <w:proofErr w:type="spellStart"/>
+            <w:r>
+              <w:rPr>
+                <w:rFonts w:eastAsia="Arial" w:cstheme="minorHAnsi"/>
+                <w:color w:val="111827"/>
+              </w:rPr>
+              <w:t>renderel</w:t>
+            </w:r>
+            <w:proofErr w:type="spellEnd"/>
+            <w:r>
+              <w:rPr>
+                <w:rFonts w:eastAsia="Arial" w:cstheme="minorHAnsi"/>
+                <w:color w:val="111827"/>
+              </w:rPr>
+              <w:t xml:space="preserve"> semmit).</w:t>
+            </w:r>
+          </w:p>
+        </w:tc>
+      </w:tr>
+      <w:tr>
+        <w:tblPrEx>
+          <w:tblCellMar>
+            <w:top w:w="0" w:type="dxa"/>
+            <w:bottom w:w="0" w:type="dxa"/>
+          </w:tblCellMar>
+        </w:tblPrEx>
+        <w:tc>
+          <w:tcPr>
+            <w:tcW w:w="2200" w:type="dxa"/>
+            <w:tcBorders>
+              <w:top w:val="single" w:sz="1" w:space="0" w:color="D1D5DB"/>
+              <w:left w:val="single" w:sz="1" w:space="0" w:color="D1D5DB"/>
+              <w:bottom w:val="single" w:sz="1" w:space="0" w:color="D1D5DB"/>
+              <w:right w:val="single" w:sz="1" w:space="0" w:color="D1D5DB"/>
+            </w:tcBorders>
+            <w:tcMar>
+              <w:top w:w="80" w:type="dxa"/>
+              <w:left w:w="120" w:type="dxa"/>
+              <w:bottom w:w="80" w:type="dxa"/>
+              <w:right w:w="120" w:type="dxa"/>
+            </w:tcMar>
+          </w:tcPr>
+          <w:p>
+            <w:pPr>
+              <w:rPr>
+                <w:rFonts w:cstheme="minorHAnsi"/>
+                <w:color w:val="000000" w:themeColor="text1"/>
+                <w:sz w:val="28"/>
+                <w:szCs w:val="28"/>
+              </w:rPr>
+            </w:pPr>
+            <w:proofErr w:type="spellStart"/>
+            <w:r>
+              <w:rPr>
+                <w:rFonts w:eastAsia="Arial" w:cstheme="minorHAnsi"/>
+                <w:b/>
+                <w:bCs/>
+                <w:color w:val="000000" w:themeColor="text1"/>
+                <w:sz w:val="28"/>
+                <w:szCs w:val="28"/>
+              </w:rPr>
+              <w:t>Hooks</w:t>
+            </w:r>
+            <w:proofErr w:type="spellEnd"/>
+          </w:p>
+        </w:tc>
+        <w:tc>
+          <w:tcPr>
+            <w:tcW w:w="6826" w:type="dxa"/>
+            <w:tcBorders>
+              <w:top w:val="single" w:sz="1" w:space="0" w:color="D1D5DB"/>
+              <w:left w:val="single" w:sz="1" w:space="0" w:color="D1D5DB"/>
+              <w:bottom w:val="single" w:sz="1" w:space="0" w:color="D1D5DB"/>
+              <w:right w:val="single" w:sz="1" w:space="0" w:color="D1D5DB"/>
+            </w:tcBorders>
+            <w:tcMar>
+              <w:top w:w="80" w:type="dxa"/>
+              <w:left w:w="120" w:type="dxa"/>
+              <w:bottom w:w="80" w:type="dxa"/>
+              <w:right w:w="120" w:type="dxa"/>
+            </w:tcMar>
+          </w:tcPr>
+          <w:p>
+            <w:pPr>
+              <w:rPr>
+                <w:rFonts w:cstheme="minorHAnsi"/>
+              </w:rPr>
+            </w:pPr>
+            <w:proofErr w:type="spellStart"/>
+            <w:r>
+              <w:rPr>
+                <w:rFonts w:eastAsia="Arial" w:cstheme="minorHAnsi"/>
+                <w:color w:val="111827"/>
+              </w:rPr>
+              <w:t>useAuth</w:t>
+            </w:r>
+            <w:proofErr w:type="spellEnd"/>
+            <w:r>
+              <w:rPr>
+                <w:rFonts w:eastAsia="Arial" w:cstheme="minorHAnsi"/>
+                <w:color w:val="111827"/>
+              </w:rPr>
+              <w:t>()</w:t>
+            </w:r>
+            <w:r>
+              <w:rPr>
+                <w:rFonts w:eastAsia="Arial" w:cstheme="minorHAnsi"/>
+                <w:color w:val="111827"/>
+              </w:rPr>
+              <w:t>:</w:t>
+            </w:r>
+            <w:r>
+              <w:rPr>
+                <w:rFonts w:eastAsia="Arial" w:cstheme="minorHAnsi"/>
+                <w:color w:val="111827"/>
+              </w:rPr>
+              <w:t xml:space="preserve"> </w:t>
+            </w:r>
+            <w:proofErr w:type="spellStart"/>
+            <w:r>
+              <w:rPr>
+                <w:rFonts w:eastAsia="Arial" w:cstheme="minorHAnsi"/>
+                <w:color w:val="111827"/>
+              </w:rPr>
+              <w:t>user</w:t>
+            </w:r>
+            <w:proofErr w:type="spellEnd"/>
+            <w:r>
+              <w:rPr>
+                <w:rFonts w:eastAsia="Arial" w:cstheme="minorHAnsi"/>
+                <w:color w:val="111827"/>
+              </w:rPr>
+              <w:t xml:space="preserve">, logout, </w:t>
+            </w:r>
+            <w:proofErr w:type="spellStart"/>
+            <w:r>
+              <w:rPr>
+                <w:rFonts w:eastAsia="Arial" w:cstheme="minorHAnsi"/>
+                <w:color w:val="111827"/>
+              </w:rPr>
+              <w:t>loading</w:t>
+            </w:r>
+            <w:proofErr w:type="spellEnd"/>
+            <w:r>
+              <w:rPr>
+                <w:rFonts w:eastAsia="Arial" w:cstheme="minorHAnsi"/>
+                <w:color w:val="111827"/>
+              </w:rPr>
+              <w:t xml:space="preserve">; </w:t>
+            </w:r>
+            <w:proofErr w:type="spellStart"/>
+            <w:r>
+              <w:rPr>
+                <w:rFonts w:eastAsia="Arial" w:cstheme="minorHAnsi"/>
+                <w:color w:val="111827"/>
+              </w:rPr>
+              <w:t>useCart</w:t>
+            </w:r>
+            <w:proofErr w:type="spellEnd"/>
+            <w:r>
+              <w:rPr>
+                <w:rFonts w:eastAsia="Arial" w:cstheme="minorHAnsi"/>
+                <w:color w:val="111827"/>
+              </w:rPr>
+              <w:t>()</w:t>
+            </w:r>
+            <w:r>
+              <w:rPr>
+                <w:rFonts w:eastAsia="Arial" w:cstheme="minorHAnsi"/>
+                <w:color w:val="111827"/>
+              </w:rPr>
+              <w:t xml:space="preserve">: </w:t>
+            </w:r>
+            <w:proofErr w:type="spellStart"/>
+            <w:r>
+              <w:rPr>
+                <w:rFonts w:eastAsia="Arial" w:cstheme="minorHAnsi"/>
+                <w:color w:val="111827"/>
+              </w:rPr>
+              <w:t>itemCount</w:t>
+            </w:r>
+            <w:proofErr w:type="spellEnd"/>
+            <w:r>
+              <w:rPr>
+                <w:rFonts w:eastAsia="Arial" w:cstheme="minorHAnsi"/>
+                <w:color w:val="111827"/>
+              </w:rPr>
+              <w:t xml:space="preserve">; </w:t>
+            </w:r>
+            <w:proofErr w:type="spellStart"/>
+            <w:r>
+              <w:rPr>
+                <w:rFonts w:eastAsia="Arial" w:cstheme="minorHAnsi"/>
+                <w:color w:val="111827"/>
+              </w:rPr>
+              <w:t>useNavigate</w:t>
+            </w:r>
+            <w:proofErr w:type="spellEnd"/>
+            <w:r>
+              <w:rPr>
+                <w:rFonts w:eastAsia="Arial" w:cstheme="minorHAnsi"/>
+                <w:color w:val="111827"/>
+              </w:rPr>
+              <w:t>()</w:t>
+            </w:r>
+          </w:p>
+        </w:tc>
+      </w:tr>
+    </w:tbl>
+    <w:p>
+      <w:pPr>
+        <w:spacing w:before="60" w:after="60"/>
+        <w:jc w:val="both"/>
+        <w:rPr>
+          <w:rFonts w:cstheme="minorHAnsi"/>
+        </w:rPr>
+      </w:pPr>
     </w:p>
     <w:p>
       <w:pPr>
-        <w:spacing w:after="120" w:line="360" w:lineRule="auto"/>
-        <w:rPr>
-          <w:sz w:val="28"/>
-          <w:szCs w:val="28"/>
-        </w:rPr>
-      </w:pPr>
-      <w:r>
-        <w:rPr>
-          <w:sz w:val="28"/>
-          <w:szCs w:val="28"/>
-        </w:rPr>
-        <w:t>Felhasználhatóság  -  Logikus navigáció, valós idejű hibajelzések</w:t>
+        <w:spacing w:before="220" w:after="80"/>
+        <w:rPr>
+          <w:rFonts w:cstheme="minorHAnsi"/>
+          <w:color w:val="000000" w:themeColor="text1"/>
+          <w:sz w:val="28"/>
+          <w:szCs w:val="28"/>
+        </w:rPr>
+      </w:pPr>
+      <w:proofErr w:type="spellStart"/>
+      <w:r>
+        <w:rPr>
+          <w:rFonts w:eastAsia="Arial" w:cstheme="minorHAnsi"/>
+          <w:b/>
+          <w:bCs/>
+          <w:color w:val="000000" w:themeColor="text1"/>
+          <w:sz w:val="28"/>
+          <w:szCs w:val="28"/>
+        </w:rPr>
+        <w:t>Hero</w:t>
+      </w:r>
+      <w:proofErr w:type="spellEnd"/>
+      <w:r>
+        <w:rPr>
+          <w:rFonts w:eastAsia="Arial" w:cstheme="minorHAnsi"/>
+          <w:b/>
+          <w:bCs/>
+          <w:color w:val="000000" w:themeColor="text1"/>
+          <w:sz w:val="28"/>
+          <w:szCs w:val="28"/>
+        </w:rPr>
+        <w:t xml:space="preserve">  (</w:t>
+      </w:r>
+      <w:proofErr w:type="spellStart"/>
+      <w:r>
+        <w:rPr>
+          <w:rFonts w:eastAsia="Arial" w:cstheme="minorHAnsi"/>
+          <w:b/>
+          <w:bCs/>
+          <w:color w:val="000000" w:themeColor="text1"/>
+          <w:sz w:val="28"/>
+          <w:szCs w:val="28"/>
+        </w:rPr>
+        <w:t>src</w:t>
+      </w:r>
+      <w:proofErr w:type="spellEnd"/>
+      <w:r>
+        <w:rPr>
+          <w:rFonts w:eastAsia="Arial" w:cstheme="minorHAnsi"/>
+          <w:b/>
+          <w:bCs/>
+          <w:color w:val="000000" w:themeColor="text1"/>
+          <w:sz w:val="28"/>
+          <w:szCs w:val="28"/>
+        </w:rPr>
+        <w:t>/</w:t>
+      </w:r>
+      <w:proofErr w:type="spellStart"/>
+      <w:r>
+        <w:rPr>
+          <w:rFonts w:eastAsia="Arial" w:cstheme="minorHAnsi"/>
+          <w:b/>
+          <w:bCs/>
+          <w:color w:val="000000" w:themeColor="text1"/>
+          <w:sz w:val="28"/>
+          <w:szCs w:val="28"/>
+        </w:rPr>
+        <w:t>components</w:t>
+      </w:r>
+      <w:proofErr w:type="spellEnd"/>
+      <w:r>
+        <w:rPr>
+          <w:rFonts w:eastAsia="Arial" w:cstheme="minorHAnsi"/>
+          <w:b/>
+          <w:bCs/>
+          <w:color w:val="000000" w:themeColor="text1"/>
+          <w:sz w:val="28"/>
+          <w:szCs w:val="28"/>
+        </w:rPr>
+        <w:t>/</w:t>
+      </w:r>
+      <w:proofErr w:type="spellStart"/>
+      <w:r>
+        <w:rPr>
+          <w:rFonts w:eastAsia="Arial" w:cstheme="minorHAnsi"/>
+          <w:b/>
+          <w:bCs/>
+          <w:color w:val="000000" w:themeColor="text1"/>
+          <w:sz w:val="28"/>
+          <w:szCs w:val="28"/>
+        </w:rPr>
+        <w:t>Hero.jsx</w:t>
+      </w:r>
+      <w:proofErr w:type="spellEnd"/>
+      <w:r>
+        <w:rPr>
+          <w:rFonts w:eastAsia="Arial" w:cstheme="minorHAnsi"/>
+          <w:b/>
+          <w:bCs/>
+          <w:color w:val="000000" w:themeColor="text1"/>
+          <w:sz w:val="28"/>
+          <w:szCs w:val="28"/>
+        </w:rPr>
+        <w:t xml:space="preserve"> + Hero.css)</w:t>
       </w:r>
     </w:p>
     <w:p>
       <w:pPr>
-        <w:spacing w:after="120" w:line="360" w:lineRule="auto"/>
-        <w:rPr>
-          <w:sz w:val="28"/>
-          <w:szCs w:val="28"/>
-        </w:rPr>
-      </w:pPr>
-      <w:r>
-        <w:rPr>
-          <w:sz w:val="28"/>
-          <w:szCs w:val="28"/>
-        </w:rPr>
-        <w:t>Karbantarthatóság  -  Moduláris, dokumentált kódstruktúra</w:t>
+        <w:spacing w:before="60" w:after="60"/>
+        <w:jc w:val="both"/>
+        <w:rPr>
+          <w:rFonts w:cstheme="minorHAnsi"/>
+        </w:rPr>
+      </w:pPr>
+      <w:r>
+        <w:rPr>
+          <w:rFonts w:eastAsia="Arial" w:cstheme="minorHAnsi"/>
+          <w:color w:val="111827"/>
+        </w:rPr>
+        <w:t>A főoldal teljes szélességű, banner szekciója. Háttérképként az OXI ESSENCE weboldal nyilvános CDN képét használja.</w:t>
       </w:r>
     </w:p>
     <w:p>
       <w:pPr>
-        <w:spacing w:after="120" w:line="360" w:lineRule="auto"/>
-        <w:rPr>
-          <w:sz w:val="28"/>
-          <w:szCs w:val="28"/>
-        </w:rPr>
-      </w:pPr>
-      <w:r>
-        <w:rPr>
-          <w:sz w:val="28"/>
-          <w:szCs w:val="28"/>
-        </w:rPr>
-        <w:t>Teljesítmény  -  Gyors adatbetöltés és API hívások</w:t>
-      </w:r>
+        <w:spacing w:before="40" w:after="40"/>
+      </w:pPr>
+    </w:p>
+    <w:tbl>
+      <w:tblPr>
+        <w:tblW w:w="9026" w:type="dxa"/>
+        <w:tblBorders>
+          <w:top w:val="single" w:sz="4" w:space="0" w:color="auto"/>
+          <w:left w:val="single" w:sz="4" w:space="0" w:color="auto"/>
+          <w:bottom w:val="single" w:sz="4" w:space="0" w:color="auto"/>
+          <w:right w:val="single" w:sz="4" w:space="0" w:color="auto"/>
+          <w:insideH w:val="single" w:sz="4" w:space="0" w:color="auto"/>
+          <w:insideV w:val="single" w:sz="4" w:space="0" w:color="auto"/>
+        </w:tblBorders>
+        <w:tblCellMar>
+          <w:left w:w="10" w:type="dxa"/>
+          <w:right w:w="10" w:type="dxa"/>
+        </w:tblCellMar>
+        <w:tblLook w:val="0000" w:firstRow="0" w:lastRow="0" w:firstColumn="0" w:lastColumn="0" w:noHBand="0" w:noVBand="0"/>
+      </w:tblPr>
+      <w:tblGrid>
+        <w:gridCol w:w="2200"/>
+        <w:gridCol w:w="6826"/>
+      </w:tblGrid>
+      <w:tr>
+        <w:tblPrEx>
+          <w:tblCellMar>
+            <w:top w:w="0" w:type="dxa"/>
+            <w:bottom w:w="0" w:type="dxa"/>
+          </w:tblCellMar>
+        </w:tblPrEx>
+        <w:tc>
+          <w:tcPr>
+            <w:tcW w:w="2200" w:type="dxa"/>
+            <w:tcBorders>
+              <w:top w:val="single" w:sz="1" w:space="0" w:color="D1D5DB"/>
+              <w:left w:val="single" w:sz="1" w:space="0" w:color="D1D5DB"/>
+              <w:bottom w:val="single" w:sz="1" w:space="0" w:color="D1D5DB"/>
+              <w:right w:val="single" w:sz="1" w:space="0" w:color="D1D5DB"/>
+            </w:tcBorders>
+            <w:tcMar>
+              <w:top w:w="80" w:type="dxa"/>
+              <w:left w:w="120" w:type="dxa"/>
+              <w:bottom w:w="80" w:type="dxa"/>
+              <w:right w:w="120" w:type="dxa"/>
+            </w:tcMar>
+          </w:tcPr>
+          <w:p>
+            <w:pPr>
+              <w:rPr>
+                <w:rFonts w:cstheme="minorHAnsi"/>
+                <w:color w:val="000000" w:themeColor="text1"/>
+                <w:sz w:val="28"/>
+                <w:szCs w:val="28"/>
+              </w:rPr>
+            </w:pPr>
+            <w:r>
+              <w:rPr>
+                <w:rFonts w:eastAsia="Arial" w:cstheme="minorHAnsi"/>
+                <w:b/>
+                <w:bCs/>
+                <w:color w:val="000000" w:themeColor="text1"/>
+                <w:sz w:val="28"/>
+                <w:szCs w:val="28"/>
+              </w:rPr>
+              <w:t>Háttérkép</w:t>
+            </w:r>
+          </w:p>
+        </w:tc>
+        <w:tc>
+          <w:tcPr>
+            <w:tcW w:w="6826" w:type="dxa"/>
+            <w:tcBorders>
+              <w:top w:val="single" w:sz="1" w:space="0" w:color="D1D5DB"/>
+              <w:left w:val="single" w:sz="1" w:space="0" w:color="D1D5DB"/>
+              <w:bottom w:val="single" w:sz="1" w:space="0" w:color="D1D5DB"/>
+              <w:right w:val="single" w:sz="1" w:space="0" w:color="D1D5DB"/>
+            </w:tcBorders>
+            <w:tcMar>
+              <w:top w:w="80" w:type="dxa"/>
+              <w:left w:w="120" w:type="dxa"/>
+              <w:bottom w:w="80" w:type="dxa"/>
+              <w:right w:w="120" w:type="dxa"/>
+            </w:tcMar>
+          </w:tcPr>
+          <w:p>
+            <w:pPr>
+              <w:rPr>
+                <w:rFonts w:cstheme="minorHAnsi"/>
+              </w:rPr>
+            </w:pPr>
+            <w:r>
+              <w:rPr>
+                <w:rFonts w:eastAsia="Arial" w:cstheme="minorHAnsi"/>
+                <w:color w:val="111827"/>
+              </w:rPr>
+              <w:t xml:space="preserve">CSS </w:t>
+            </w:r>
+            <w:proofErr w:type="spellStart"/>
+            <w:r>
+              <w:rPr>
+                <w:rFonts w:eastAsia="Arial" w:cstheme="minorHAnsi"/>
+                <w:color w:val="111827"/>
+              </w:rPr>
+              <w:t>background</w:t>
+            </w:r>
+            <w:proofErr w:type="spellEnd"/>
+            <w:r>
+              <w:rPr>
+                <w:rFonts w:eastAsia="Arial" w:cstheme="minorHAnsi"/>
+                <w:color w:val="111827"/>
+              </w:rPr>
+              <w:t xml:space="preserve">-image: </w:t>
+            </w:r>
+            <w:proofErr w:type="spellStart"/>
+            <w:r>
+              <w:rPr>
+                <w:rFonts w:eastAsia="Arial" w:cstheme="minorHAnsi"/>
+                <w:color w:val="111827"/>
+              </w:rPr>
+              <w:t>url</w:t>
+            </w:r>
+            <w:proofErr w:type="spellEnd"/>
+            <w:r>
+              <w:rPr>
+                <w:rFonts w:eastAsia="Arial" w:cstheme="minorHAnsi"/>
+                <w:color w:val="111827"/>
+              </w:rPr>
+              <w:t>(</w:t>
+            </w:r>
+            <w:proofErr w:type="spellStart"/>
+            <w:r>
+              <w:rPr>
+                <w:rFonts w:eastAsia="Arial" w:cstheme="minorHAnsi"/>
+                <w:color w:val="111827"/>
+              </w:rPr>
+              <w:t>oxiessence</w:t>
+            </w:r>
+            <w:proofErr w:type="spellEnd"/>
+            <w:r>
+              <w:rPr>
+                <w:rFonts w:eastAsia="Arial" w:cstheme="minorHAnsi"/>
+                <w:color w:val="111827"/>
+              </w:rPr>
+              <w:t xml:space="preserve"> CDN). </w:t>
+            </w:r>
+            <w:proofErr w:type="spellStart"/>
+            <w:r>
+              <w:rPr>
+                <w:rFonts w:eastAsia="Arial" w:cstheme="minorHAnsi"/>
+                <w:color w:val="111827"/>
+              </w:rPr>
+              <w:t>background-size</w:t>
+            </w:r>
+            <w:proofErr w:type="spellEnd"/>
+            <w:r>
+              <w:rPr>
+                <w:rFonts w:eastAsia="Arial" w:cstheme="minorHAnsi"/>
+                <w:color w:val="111827"/>
+              </w:rPr>
+              <w:t xml:space="preserve">: </w:t>
+            </w:r>
+            <w:proofErr w:type="spellStart"/>
+            <w:r>
+              <w:rPr>
+                <w:rFonts w:eastAsia="Arial" w:cstheme="minorHAnsi"/>
+                <w:color w:val="111827"/>
+              </w:rPr>
+              <w:t>fill</w:t>
+            </w:r>
+            <w:proofErr w:type="spellEnd"/>
+            <w:r>
+              <w:rPr>
+                <w:rFonts w:eastAsia="Arial" w:cstheme="minorHAnsi"/>
+                <w:color w:val="111827"/>
+              </w:rPr>
+              <w:t xml:space="preserve">, </w:t>
+            </w:r>
+            <w:proofErr w:type="spellStart"/>
+            <w:r>
+              <w:rPr>
+                <w:rFonts w:eastAsia="Arial" w:cstheme="minorHAnsi"/>
+                <w:color w:val="111827"/>
+              </w:rPr>
+              <w:t>background-position</w:t>
+            </w:r>
+            <w:proofErr w:type="spellEnd"/>
+            <w:r>
+              <w:rPr>
+                <w:rFonts w:eastAsia="Arial" w:cstheme="minorHAnsi"/>
+                <w:color w:val="111827"/>
+              </w:rPr>
+              <w:t>: center.</w:t>
+            </w:r>
+          </w:p>
+        </w:tc>
+      </w:tr>
+      <w:tr>
+        <w:tblPrEx>
+          <w:tblCellMar>
+            <w:top w:w="0" w:type="dxa"/>
+            <w:bottom w:w="0" w:type="dxa"/>
+          </w:tblCellMar>
+        </w:tblPrEx>
+        <w:tc>
+          <w:tcPr>
+            <w:tcW w:w="2200" w:type="dxa"/>
+            <w:tcBorders>
+              <w:top w:val="single" w:sz="1" w:space="0" w:color="D1D5DB"/>
+              <w:left w:val="single" w:sz="1" w:space="0" w:color="D1D5DB"/>
+              <w:bottom w:val="single" w:sz="1" w:space="0" w:color="D1D5DB"/>
+              <w:right w:val="single" w:sz="1" w:space="0" w:color="D1D5DB"/>
+            </w:tcBorders>
+            <w:tcMar>
+              <w:top w:w="80" w:type="dxa"/>
+              <w:left w:w="120" w:type="dxa"/>
+              <w:bottom w:w="80" w:type="dxa"/>
+              <w:right w:w="120" w:type="dxa"/>
+            </w:tcMar>
+          </w:tcPr>
+          <w:p>
+            <w:pPr>
+              <w:rPr>
+                <w:rFonts w:cstheme="minorHAnsi"/>
+                <w:color w:val="000000" w:themeColor="text1"/>
+                <w:sz w:val="28"/>
+                <w:szCs w:val="28"/>
+              </w:rPr>
+            </w:pPr>
+            <w:proofErr w:type="spellStart"/>
+            <w:r>
+              <w:rPr>
+                <w:rFonts w:eastAsia="Arial" w:cstheme="minorHAnsi"/>
+                <w:b/>
+                <w:bCs/>
+                <w:color w:val="000000" w:themeColor="text1"/>
+                <w:sz w:val="28"/>
+                <w:szCs w:val="28"/>
+              </w:rPr>
+              <w:t>Overlay</w:t>
+            </w:r>
+            <w:proofErr w:type="spellEnd"/>
+          </w:p>
+        </w:tc>
+        <w:tc>
+          <w:tcPr>
+            <w:tcW w:w="6826" w:type="dxa"/>
+            <w:tcBorders>
+              <w:top w:val="single" w:sz="1" w:space="0" w:color="D1D5DB"/>
+              <w:left w:val="single" w:sz="1" w:space="0" w:color="D1D5DB"/>
+              <w:bottom w:val="single" w:sz="1" w:space="0" w:color="D1D5DB"/>
+              <w:right w:val="single" w:sz="1" w:space="0" w:color="D1D5DB"/>
+            </w:tcBorders>
+            <w:tcMar>
+              <w:top w:w="80" w:type="dxa"/>
+              <w:left w:w="120" w:type="dxa"/>
+              <w:bottom w:w="80" w:type="dxa"/>
+              <w:right w:w="120" w:type="dxa"/>
+            </w:tcMar>
+          </w:tcPr>
+          <w:p>
+            <w:pPr>
+              <w:rPr>
+                <w:rFonts w:cstheme="minorHAnsi"/>
+              </w:rPr>
+            </w:pPr>
+            <w:proofErr w:type="spellStart"/>
+            <w:r>
+              <w:rPr>
+                <w:rFonts w:eastAsia="Arial" w:cstheme="minorHAnsi"/>
+                <w:color w:val="111827"/>
+              </w:rPr>
+              <w:t>position</w:t>
+            </w:r>
+            <w:proofErr w:type="spellEnd"/>
+            <w:r>
+              <w:rPr>
+                <w:rFonts w:eastAsia="Arial" w:cstheme="minorHAnsi"/>
+                <w:color w:val="111827"/>
+              </w:rPr>
+              <w:t xml:space="preserve">: </w:t>
+            </w:r>
+            <w:proofErr w:type="spellStart"/>
+            <w:r>
+              <w:rPr>
+                <w:rFonts w:eastAsia="Arial" w:cstheme="minorHAnsi"/>
+                <w:color w:val="111827"/>
+              </w:rPr>
+              <w:t>absolute</w:t>
+            </w:r>
+            <w:proofErr w:type="spellEnd"/>
+          </w:p>
+        </w:tc>
+      </w:tr>
+      <w:tr>
+        <w:tblPrEx>
+          <w:tblCellMar>
+            <w:top w:w="0" w:type="dxa"/>
+            <w:bottom w:w="0" w:type="dxa"/>
+          </w:tblCellMar>
+        </w:tblPrEx>
+        <w:tc>
+          <w:tcPr>
+            <w:tcW w:w="2200" w:type="dxa"/>
+            <w:tcBorders>
+              <w:top w:val="single" w:sz="1" w:space="0" w:color="D1D5DB"/>
+              <w:left w:val="single" w:sz="1" w:space="0" w:color="D1D5DB"/>
+              <w:bottom w:val="single" w:sz="1" w:space="0" w:color="D1D5DB"/>
+              <w:right w:val="single" w:sz="1" w:space="0" w:color="D1D5DB"/>
+            </w:tcBorders>
+            <w:tcMar>
+              <w:top w:w="80" w:type="dxa"/>
+              <w:left w:w="120" w:type="dxa"/>
+              <w:bottom w:w="80" w:type="dxa"/>
+              <w:right w:w="120" w:type="dxa"/>
+            </w:tcMar>
+          </w:tcPr>
+          <w:p>
+            <w:pPr>
+              <w:rPr>
+                <w:rFonts w:cstheme="minorHAnsi"/>
+                <w:color w:val="000000" w:themeColor="text1"/>
+                <w:sz w:val="28"/>
+                <w:szCs w:val="28"/>
+              </w:rPr>
+            </w:pPr>
+            <w:r>
+              <w:rPr>
+                <w:rFonts w:eastAsia="Arial" w:cstheme="minorHAnsi"/>
+                <w:b/>
+                <w:bCs/>
+                <w:color w:val="000000" w:themeColor="text1"/>
+                <w:sz w:val="28"/>
+                <w:szCs w:val="28"/>
+              </w:rPr>
+              <w:t>Tartalom</w:t>
+            </w:r>
+          </w:p>
+        </w:tc>
+        <w:tc>
+          <w:tcPr>
+            <w:tcW w:w="6826" w:type="dxa"/>
+            <w:tcBorders>
+              <w:top w:val="single" w:sz="1" w:space="0" w:color="D1D5DB"/>
+              <w:left w:val="single" w:sz="1" w:space="0" w:color="D1D5DB"/>
+              <w:bottom w:val="single" w:sz="1" w:space="0" w:color="D1D5DB"/>
+              <w:right w:val="single" w:sz="1" w:space="0" w:color="D1D5DB"/>
+            </w:tcBorders>
+            <w:tcMar>
+              <w:top w:w="80" w:type="dxa"/>
+              <w:left w:w="120" w:type="dxa"/>
+              <w:bottom w:w="80" w:type="dxa"/>
+              <w:right w:w="120" w:type="dxa"/>
+            </w:tcMar>
+          </w:tcPr>
+          <w:p>
+            <w:pPr>
+              <w:rPr>
+                <w:rFonts w:cstheme="minorHAnsi"/>
+              </w:rPr>
+            </w:pPr>
+            <w:r>
+              <w:rPr>
+                <w:rFonts w:eastAsia="Arial" w:cstheme="minorHAnsi"/>
+                <w:color w:val="111827"/>
+              </w:rPr>
+              <w:t>Cím: "HETI AKCIÓK"</w:t>
+            </w:r>
+            <w:r>
+              <w:rPr>
+                <w:rFonts w:eastAsia="Arial" w:cstheme="minorHAnsi"/>
+                <w:color w:val="111827"/>
+              </w:rPr>
+              <w:t>, s</w:t>
+            </w:r>
+            <w:r>
+              <w:rPr>
+                <w:rFonts w:eastAsia="Arial" w:cstheme="minorHAnsi"/>
+                <w:color w:val="111827"/>
+              </w:rPr>
+              <w:t>zöveg: "20% - 50%".</w:t>
+            </w:r>
+          </w:p>
+        </w:tc>
+      </w:tr>
+      <w:tr>
+        <w:tblPrEx>
+          <w:tblCellMar>
+            <w:top w:w="0" w:type="dxa"/>
+            <w:bottom w:w="0" w:type="dxa"/>
+          </w:tblCellMar>
+        </w:tblPrEx>
+        <w:tc>
+          <w:tcPr>
+            <w:tcW w:w="2200" w:type="dxa"/>
+            <w:tcBorders>
+              <w:top w:val="single" w:sz="1" w:space="0" w:color="D1D5DB"/>
+              <w:left w:val="single" w:sz="1" w:space="0" w:color="D1D5DB"/>
+              <w:bottom w:val="single" w:sz="1" w:space="0" w:color="D1D5DB"/>
+              <w:right w:val="single" w:sz="1" w:space="0" w:color="D1D5DB"/>
+            </w:tcBorders>
+            <w:tcMar>
+              <w:top w:w="80" w:type="dxa"/>
+              <w:left w:w="120" w:type="dxa"/>
+              <w:bottom w:w="80" w:type="dxa"/>
+              <w:right w:w="120" w:type="dxa"/>
+            </w:tcMar>
+          </w:tcPr>
+          <w:p>
+            <w:pPr>
+              <w:rPr>
+                <w:rFonts w:cstheme="minorHAnsi"/>
+                <w:color w:val="000000" w:themeColor="text1"/>
+                <w:sz w:val="28"/>
+                <w:szCs w:val="28"/>
+              </w:rPr>
+            </w:pPr>
+            <w:r>
+              <w:rPr>
+                <w:rFonts w:eastAsia="Arial" w:cstheme="minorHAnsi"/>
+                <w:b/>
+                <w:bCs/>
+                <w:color w:val="000000" w:themeColor="text1"/>
+                <w:sz w:val="28"/>
+                <w:szCs w:val="28"/>
+              </w:rPr>
+              <w:t>CTA gomb</w:t>
+            </w:r>
+          </w:p>
+        </w:tc>
+        <w:tc>
+          <w:tcPr>
+            <w:tcW w:w="6826" w:type="dxa"/>
+            <w:tcBorders>
+              <w:top w:val="single" w:sz="1" w:space="0" w:color="D1D5DB"/>
+              <w:left w:val="single" w:sz="1" w:space="0" w:color="D1D5DB"/>
+              <w:bottom w:val="single" w:sz="1" w:space="0" w:color="D1D5DB"/>
+              <w:right w:val="single" w:sz="1" w:space="0" w:color="D1D5DB"/>
+            </w:tcBorders>
+            <w:tcMar>
+              <w:top w:w="80" w:type="dxa"/>
+              <w:left w:w="120" w:type="dxa"/>
+              <w:bottom w:w="80" w:type="dxa"/>
+              <w:right w:w="120" w:type="dxa"/>
+            </w:tcMar>
+          </w:tcPr>
+          <w:p>
+            <w:pPr>
+              <w:rPr>
+                <w:rFonts w:cstheme="minorHAnsi"/>
+              </w:rPr>
+            </w:pPr>
+            <w:r>
+              <w:rPr>
+                <w:rFonts w:eastAsia="Arial" w:cstheme="minorHAnsi"/>
+                <w:color w:val="111827"/>
+              </w:rPr>
+              <w:t xml:space="preserve">Zöld </w:t>
+            </w:r>
+            <w:proofErr w:type="spellStart"/>
+            <w:r>
+              <w:rPr>
+                <w:rFonts w:eastAsia="Arial" w:cstheme="minorHAnsi"/>
+                <w:color w:val="111827"/>
+              </w:rPr>
+              <w:t>gradient</w:t>
+            </w:r>
+            <w:proofErr w:type="spellEnd"/>
+            <w:r>
+              <w:rPr>
+                <w:rFonts w:eastAsia="Arial" w:cstheme="minorHAnsi"/>
+                <w:color w:val="111827"/>
+              </w:rPr>
+              <w:t xml:space="preserve"> gomb. </w:t>
+            </w:r>
+            <w:proofErr w:type="spellStart"/>
+            <w:r>
+              <w:rPr>
+                <w:rFonts w:eastAsia="Arial" w:cstheme="minorHAnsi"/>
+                <w:color w:val="111827"/>
+              </w:rPr>
+              <w:t>Hover</w:t>
+            </w:r>
+            <w:proofErr w:type="spellEnd"/>
+            <w:r>
+              <w:rPr>
+                <w:rFonts w:eastAsia="Arial" w:cstheme="minorHAnsi"/>
+                <w:color w:val="111827"/>
+              </w:rPr>
+              <w:t xml:space="preserve">: sötétebb </w:t>
+            </w:r>
+            <w:proofErr w:type="spellStart"/>
+            <w:r>
+              <w:rPr>
+                <w:rFonts w:eastAsia="Arial" w:cstheme="minorHAnsi"/>
+                <w:color w:val="111827"/>
+              </w:rPr>
+              <w:t>gradient</w:t>
+            </w:r>
+            <w:proofErr w:type="spellEnd"/>
+            <w:r>
+              <w:rPr>
+                <w:rFonts w:eastAsia="Arial" w:cstheme="minorHAnsi"/>
+                <w:color w:val="111827"/>
+              </w:rPr>
+              <w:t xml:space="preserve"> + </w:t>
+            </w:r>
+            <w:proofErr w:type="spellStart"/>
+            <w:r>
+              <w:rPr>
+                <w:rFonts w:eastAsia="Arial" w:cstheme="minorHAnsi"/>
+                <w:color w:val="111827"/>
+              </w:rPr>
+              <w:t>box-shadow</w:t>
+            </w:r>
+            <w:proofErr w:type="spellEnd"/>
+            <w:r>
+              <w:rPr>
+                <w:rFonts w:eastAsia="Arial" w:cstheme="minorHAnsi"/>
+                <w:color w:val="111827"/>
+              </w:rPr>
+              <w:t>.</w:t>
+            </w:r>
+          </w:p>
+        </w:tc>
+      </w:tr>
+      <w:tr>
+        <w:tblPrEx>
+          <w:tblCellMar>
+            <w:top w:w="0" w:type="dxa"/>
+            <w:bottom w:w="0" w:type="dxa"/>
+          </w:tblCellMar>
+        </w:tblPrEx>
+        <w:tc>
+          <w:tcPr>
+            <w:tcW w:w="2200" w:type="dxa"/>
+            <w:tcBorders>
+              <w:top w:val="single" w:sz="1" w:space="0" w:color="D1D5DB"/>
+              <w:left w:val="single" w:sz="1" w:space="0" w:color="D1D5DB"/>
+              <w:bottom w:val="single" w:sz="1" w:space="0" w:color="D1D5DB"/>
+              <w:right w:val="single" w:sz="1" w:space="0" w:color="D1D5DB"/>
+            </w:tcBorders>
+            <w:tcMar>
+              <w:top w:w="80" w:type="dxa"/>
+              <w:left w:w="120" w:type="dxa"/>
+              <w:bottom w:w="80" w:type="dxa"/>
+              <w:right w:w="120" w:type="dxa"/>
+            </w:tcMar>
+          </w:tcPr>
+          <w:p>
+            <w:pPr>
+              <w:rPr>
+                <w:rFonts w:cstheme="minorHAnsi"/>
+                <w:color w:val="000000" w:themeColor="text1"/>
+                <w:sz w:val="28"/>
+                <w:szCs w:val="28"/>
+              </w:rPr>
+            </w:pPr>
+            <w:r>
+              <w:rPr>
+                <w:rFonts w:eastAsia="Arial" w:cstheme="minorHAnsi"/>
+                <w:b/>
+                <w:bCs/>
+                <w:color w:val="000000" w:themeColor="text1"/>
+                <w:sz w:val="28"/>
+                <w:szCs w:val="28"/>
+              </w:rPr>
+              <w:lastRenderedPageBreak/>
+              <w:t>Animáció</w:t>
+            </w:r>
+          </w:p>
+        </w:tc>
+        <w:tc>
+          <w:tcPr>
+            <w:tcW w:w="6826" w:type="dxa"/>
+            <w:tcBorders>
+              <w:top w:val="single" w:sz="1" w:space="0" w:color="D1D5DB"/>
+              <w:left w:val="single" w:sz="1" w:space="0" w:color="D1D5DB"/>
+              <w:bottom w:val="single" w:sz="1" w:space="0" w:color="D1D5DB"/>
+              <w:right w:val="single" w:sz="1" w:space="0" w:color="D1D5DB"/>
+            </w:tcBorders>
+            <w:tcMar>
+              <w:top w:w="80" w:type="dxa"/>
+              <w:left w:w="120" w:type="dxa"/>
+              <w:bottom w:w="80" w:type="dxa"/>
+              <w:right w:w="120" w:type="dxa"/>
+            </w:tcMar>
+          </w:tcPr>
+          <w:p>
+            <w:pPr>
+              <w:rPr>
+                <w:rFonts w:cstheme="minorHAnsi"/>
+              </w:rPr>
+            </w:pPr>
+            <w:r>
+              <w:rPr>
+                <w:rFonts w:eastAsia="Arial" w:cstheme="minorHAnsi"/>
+                <w:color w:val="111827"/>
+              </w:rPr>
+              <w:t xml:space="preserve">CSS animáció: </w:t>
+            </w:r>
+            <w:proofErr w:type="spellStart"/>
+            <w:r>
+              <w:rPr>
+                <w:rFonts w:eastAsia="Arial" w:cstheme="minorHAnsi"/>
+                <w:color w:val="111827"/>
+              </w:rPr>
+              <w:t>opacity</w:t>
+            </w:r>
+            <w:proofErr w:type="spellEnd"/>
+            <w:r>
+              <w:rPr>
+                <w:rFonts w:eastAsia="Arial" w:cstheme="minorHAnsi"/>
+                <w:color w:val="111827"/>
+              </w:rPr>
+              <w:t xml:space="preserve"> 0→1</w:t>
+            </w:r>
+            <w:r>
+              <w:rPr>
+                <w:rFonts w:eastAsia="Arial" w:cstheme="minorHAnsi"/>
+                <w:color w:val="111827"/>
+              </w:rPr>
+              <w:t>.</w:t>
+            </w:r>
+          </w:p>
+        </w:tc>
+      </w:tr>
+      <w:tr>
+        <w:tblPrEx>
+          <w:tblCellMar>
+            <w:top w:w="0" w:type="dxa"/>
+            <w:bottom w:w="0" w:type="dxa"/>
+          </w:tblCellMar>
+        </w:tblPrEx>
+        <w:tc>
+          <w:tcPr>
+            <w:tcW w:w="2200" w:type="dxa"/>
+            <w:tcBorders>
+              <w:top w:val="single" w:sz="1" w:space="0" w:color="D1D5DB"/>
+              <w:left w:val="single" w:sz="1" w:space="0" w:color="D1D5DB"/>
+              <w:bottom w:val="single" w:sz="1" w:space="0" w:color="D1D5DB"/>
+              <w:right w:val="single" w:sz="1" w:space="0" w:color="D1D5DB"/>
+            </w:tcBorders>
+            <w:tcMar>
+              <w:top w:w="80" w:type="dxa"/>
+              <w:left w:w="120" w:type="dxa"/>
+              <w:bottom w:w="80" w:type="dxa"/>
+              <w:right w:w="120" w:type="dxa"/>
+            </w:tcMar>
+          </w:tcPr>
+          <w:p>
+            <w:pPr>
+              <w:rPr>
+                <w:rFonts w:cstheme="minorHAnsi"/>
+                <w:color w:val="000000" w:themeColor="text1"/>
+                <w:sz w:val="28"/>
+                <w:szCs w:val="28"/>
+              </w:rPr>
+            </w:pPr>
+            <w:r>
+              <w:rPr>
+                <w:rFonts w:eastAsia="Arial" w:cstheme="minorHAnsi"/>
+                <w:b/>
+                <w:bCs/>
+                <w:color w:val="000000" w:themeColor="text1"/>
+                <w:sz w:val="28"/>
+                <w:szCs w:val="28"/>
+              </w:rPr>
+              <w:t>Navigáció</w:t>
+            </w:r>
+          </w:p>
+        </w:tc>
+        <w:tc>
+          <w:tcPr>
+            <w:tcW w:w="6826" w:type="dxa"/>
+            <w:tcBorders>
+              <w:top w:val="single" w:sz="1" w:space="0" w:color="D1D5DB"/>
+              <w:left w:val="single" w:sz="1" w:space="0" w:color="D1D5DB"/>
+              <w:bottom w:val="single" w:sz="1" w:space="0" w:color="D1D5DB"/>
+              <w:right w:val="single" w:sz="1" w:space="0" w:color="D1D5DB"/>
+            </w:tcBorders>
+            <w:tcMar>
+              <w:top w:w="80" w:type="dxa"/>
+              <w:left w:w="120" w:type="dxa"/>
+              <w:bottom w:w="80" w:type="dxa"/>
+              <w:right w:w="120" w:type="dxa"/>
+            </w:tcMar>
+          </w:tcPr>
+          <w:p>
+            <w:pPr>
+              <w:rPr>
+                <w:rFonts w:cstheme="minorHAnsi"/>
+              </w:rPr>
+            </w:pPr>
+            <w:r>
+              <w:rPr>
+                <w:rFonts w:eastAsia="Arial" w:cstheme="minorHAnsi"/>
+                <w:color w:val="111827"/>
+              </w:rPr>
+              <w:t xml:space="preserve">&lt;Link </w:t>
+            </w:r>
+            <w:proofErr w:type="spellStart"/>
+            <w:r>
+              <w:rPr>
+                <w:rFonts w:eastAsia="Arial" w:cstheme="minorHAnsi"/>
+                <w:color w:val="111827"/>
+              </w:rPr>
+              <w:t>to</w:t>
+            </w:r>
+            <w:proofErr w:type="spellEnd"/>
+            <w:r>
+              <w:rPr>
+                <w:rFonts w:eastAsia="Arial" w:cstheme="minorHAnsi"/>
+                <w:color w:val="111827"/>
+              </w:rPr>
+              <w:t>="/</w:t>
+            </w:r>
+            <w:proofErr w:type="spellStart"/>
+            <w:r>
+              <w:rPr>
+                <w:rFonts w:eastAsia="Arial" w:cstheme="minorHAnsi"/>
+                <w:color w:val="111827"/>
+              </w:rPr>
+              <w:t>parfumok</w:t>
+            </w:r>
+            <w:proofErr w:type="spellEnd"/>
+            <w:r>
+              <w:rPr>
+                <w:rFonts w:eastAsia="Arial" w:cstheme="minorHAnsi"/>
+                <w:color w:val="111827"/>
+              </w:rPr>
+              <w:t>"&gt;, kattintásra a parfümök oldalra navigál.</w:t>
+            </w:r>
+          </w:p>
+        </w:tc>
+      </w:tr>
+      <w:tr>
+        <w:tblPrEx>
+          <w:tblCellMar>
+            <w:top w:w="0" w:type="dxa"/>
+            <w:bottom w:w="0" w:type="dxa"/>
+          </w:tblCellMar>
+        </w:tblPrEx>
+        <w:tc>
+          <w:tcPr>
+            <w:tcW w:w="2200" w:type="dxa"/>
+            <w:tcBorders>
+              <w:top w:val="single" w:sz="1" w:space="0" w:color="D1D5DB"/>
+              <w:left w:val="single" w:sz="1" w:space="0" w:color="D1D5DB"/>
+              <w:bottom w:val="single" w:sz="1" w:space="0" w:color="D1D5DB"/>
+              <w:right w:val="single" w:sz="1" w:space="0" w:color="D1D5DB"/>
+            </w:tcBorders>
+            <w:tcMar>
+              <w:top w:w="80" w:type="dxa"/>
+              <w:left w:w="120" w:type="dxa"/>
+              <w:bottom w:w="80" w:type="dxa"/>
+              <w:right w:w="120" w:type="dxa"/>
+            </w:tcMar>
+          </w:tcPr>
+          <w:p>
+            <w:pPr>
+              <w:rPr>
+                <w:rFonts w:cstheme="minorHAnsi"/>
+                <w:color w:val="000000" w:themeColor="text1"/>
+                <w:sz w:val="28"/>
+                <w:szCs w:val="28"/>
+              </w:rPr>
+            </w:pPr>
+            <w:r>
+              <w:rPr>
+                <w:rFonts w:eastAsia="Arial" w:cstheme="minorHAnsi"/>
+                <w:b/>
+                <w:bCs/>
+                <w:color w:val="000000" w:themeColor="text1"/>
+                <w:sz w:val="28"/>
+                <w:szCs w:val="28"/>
+              </w:rPr>
+              <w:t>Reszponzív</w:t>
+            </w:r>
+          </w:p>
+        </w:tc>
+        <w:tc>
+          <w:tcPr>
+            <w:tcW w:w="6826" w:type="dxa"/>
+            <w:tcBorders>
+              <w:top w:val="single" w:sz="1" w:space="0" w:color="D1D5DB"/>
+              <w:left w:val="single" w:sz="1" w:space="0" w:color="D1D5DB"/>
+              <w:bottom w:val="single" w:sz="1" w:space="0" w:color="D1D5DB"/>
+              <w:right w:val="single" w:sz="1" w:space="0" w:color="D1D5DB"/>
+            </w:tcBorders>
+            <w:tcMar>
+              <w:top w:w="80" w:type="dxa"/>
+              <w:left w:w="120" w:type="dxa"/>
+              <w:bottom w:w="80" w:type="dxa"/>
+              <w:right w:w="120" w:type="dxa"/>
+            </w:tcMar>
+          </w:tcPr>
+          <w:p>
+            <w:pPr>
+              <w:rPr>
+                <w:rFonts w:cstheme="minorHAnsi"/>
+              </w:rPr>
+            </w:pPr>
+            <w:r>
+              <w:rPr>
+                <w:rFonts w:eastAsia="Arial" w:cstheme="minorHAnsi"/>
+                <w:color w:val="111827"/>
+              </w:rPr>
+              <w:t>1024px alatt: h1 font-</w:t>
+            </w:r>
+            <w:proofErr w:type="spellStart"/>
+            <w:r>
+              <w:rPr>
+                <w:rFonts w:eastAsia="Arial" w:cstheme="minorHAnsi"/>
+                <w:color w:val="111827"/>
+              </w:rPr>
+              <w:t>size</w:t>
+            </w:r>
+            <w:proofErr w:type="spellEnd"/>
+            <w:r>
+              <w:rPr>
+                <w:rFonts w:eastAsia="Arial" w:cstheme="minorHAnsi"/>
+                <w:color w:val="111827"/>
+              </w:rPr>
+              <w:t xml:space="preserve"> 56px, p font-</w:t>
+            </w:r>
+            <w:proofErr w:type="spellStart"/>
+            <w:r>
+              <w:rPr>
+                <w:rFonts w:eastAsia="Arial" w:cstheme="minorHAnsi"/>
+                <w:color w:val="111827"/>
+              </w:rPr>
+              <w:t>size</w:t>
+            </w:r>
+            <w:proofErr w:type="spellEnd"/>
+            <w:r>
+              <w:rPr>
+                <w:rFonts w:eastAsia="Arial" w:cstheme="minorHAnsi"/>
+                <w:color w:val="111827"/>
+              </w:rPr>
+              <w:t xml:space="preserve"> 40px.</w:t>
+            </w:r>
+          </w:p>
+        </w:tc>
+      </w:tr>
+    </w:tbl>
+    <w:p>
+      <w:pPr>
+        <w:spacing w:before="80" w:after="80"/>
+      </w:pPr>
     </w:p>
     <w:p>
       <w:pPr>
-        <w:spacing w:after="120" w:line="360" w:lineRule="auto"/>
-        <w:rPr>
-          <w:sz w:val="28"/>
-          <w:szCs w:val="28"/>
-        </w:rPr>
-      </w:pPr>
+        <w:spacing w:before="220" w:after="80"/>
+        <w:rPr>
+          <w:rFonts w:cstheme="minorHAnsi"/>
+          <w:color w:val="0D0D0D" w:themeColor="text1" w:themeTint="F2"/>
+          <w:sz w:val="28"/>
+          <w:szCs w:val="28"/>
+        </w:rPr>
+      </w:pPr>
+      <w:r>
+        <w:rPr>
+          <w:rFonts w:eastAsia="Arial" w:cstheme="minorHAnsi"/>
+          <w:b/>
+          <w:bCs/>
+          <w:color w:val="0D0D0D" w:themeColor="text1" w:themeTint="F2"/>
+          <w:sz w:val="28"/>
+          <w:szCs w:val="28"/>
+        </w:rPr>
+        <w:t>ProductCard  (</w:t>
+      </w:r>
       <w:proofErr w:type="spellStart"/>
       <w:r>
         <w:rPr>
-          <w:sz w:val="28"/>
-          <w:szCs w:val="28"/>
-        </w:rPr>
-        <w:t>Reszponzívitás</w:t>
+          <w:rFonts w:eastAsia="Arial" w:cstheme="minorHAnsi"/>
+          <w:b/>
+          <w:bCs/>
+          <w:color w:val="0D0D0D" w:themeColor="text1" w:themeTint="F2"/>
+          <w:sz w:val="28"/>
+          <w:szCs w:val="28"/>
+        </w:rPr>
+        <w:t>src</w:t>
       </w:r>
       <w:proofErr w:type="spellEnd"/>
       <w:r>
         <w:rPr>
-          <w:sz w:val="28"/>
-          <w:szCs w:val="28"/>
-        </w:rPr>
-        <w:t xml:space="preserve">  -  Mobil és asztali kompatibilitás</w:t>
+          <w:rFonts w:eastAsia="Arial" w:cstheme="minorHAnsi"/>
+          <w:b/>
+          <w:bCs/>
+          <w:color w:val="0D0D0D" w:themeColor="text1" w:themeTint="F2"/>
+          <w:sz w:val="28"/>
+          <w:szCs w:val="28"/>
+        </w:rPr>
+        <w:t>/</w:t>
+      </w:r>
+      <w:proofErr w:type="spellStart"/>
+      <w:r>
+        <w:rPr>
+          <w:rFonts w:eastAsia="Arial" w:cstheme="minorHAnsi"/>
+          <w:b/>
+          <w:bCs/>
+          <w:color w:val="0D0D0D" w:themeColor="text1" w:themeTint="F2"/>
+          <w:sz w:val="28"/>
+          <w:szCs w:val="28"/>
+        </w:rPr>
+        <w:t>components</w:t>
+      </w:r>
+      <w:proofErr w:type="spellEnd"/>
+      <w:r>
+        <w:rPr>
+          <w:rFonts w:eastAsia="Arial" w:cstheme="minorHAnsi"/>
+          <w:b/>
+          <w:bCs/>
+          <w:color w:val="0D0D0D" w:themeColor="text1" w:themeTint="F2"/>
+          <w:sz w:val="28"/>
+          <w:szCs w:val="28"/>
+        </w:rPr>
+        <w:t>/</w:t>
+      </w:r>
+      <w:proofErr w:type="spellStart"/>
+      <w:r>
+        <w:rPr>
+          <w:rFonts w:eastAsia="Arial" w:cstheme="minorHAnsi"/>
+          <w:b/>
+          <w:bCs/>
+          <w:color w:val="0D0D0D" w:themeColor="text1" w:themeTint="F2"/>
+          <w:sz w:val="28"/>
+          <w:szCs w:val="28"/>
+        </w:rPr>
+        <w:t>ProductCard.jsx</w:t>
+      </w:r>
+      <w:proofErr w:type="spellEnd"/>
+      <w:r>
+        <w:rPr>
+          <w:rFonts w:eastAsia="Arial" w:cstheme="minorHAnsi"/>
+          <w:b/>
+          <w:bCs/>
+          <w:color w:val="0D0D0D" w:themeColor="text1" w:themeTint="F2"/>
+          <w:sz w:val="28"/>
+          <w:szCs w:val="28"/>
+        </w:rPr>
+        <w:t xml:space="preserve"> + ProductCard.css)</w:t>
       </w:r>
     </w:p>
     <w:p>
       <w:pPr>
-        <w:spacing w:after="120" w:line="360" w:lineRule="auto"/>
-        <w:rPr>
-          <w:sz w:val="28"/>
-          <w:szCs w:val="28"/>
-        </w:rPr>
-      </w:pPr>
+        <w:spacing w:before="60" w:after="60"/>
+        <w:jc w:val="both"/>
+        <w:rPr>
+          <w:rFonts w:cstheme="minorHAnsi"/>
+        </w:rPr>
+      </w:pPr>
+      <w:r>
+        <w:rPr>
+          <w:rFonts w:eastAsia="Arial" w:cstheme="minorHAnsi"/>
+          <w:color w:val="111827"/>
+        </w:rPr>
+        <w:t>Az</w:t>
+      </w:r>
+      <w:r>
+        <w:rPr>
+          <w:rFonts w:eastAsia="Arial" w:cstheme="minorHAnsi"/>
+          <w:color w:val="111827"/>
+        </w:rPr>
+        <w:t xml:space="preserve"> </w:t>
+      </w:r>
+      <w:r>
+        <w:rPr>
+          <w:rFonts w:eastAsia="Arial" w:cstheme="minorHAnsi"/>
+          <w:color w:val="111827"/>
+        </w:rPr>
+        <w:t xml:space="preserve">termékkártyák megjelenítéséért felelős komponens, amelyet a </w:t>
+      </w:r>
+      <w:proofErr w:type="spellStart"/>
+      <w:r>
+        <w:rPr>
+          <w:rFonts w:eastAsia="Arial" w:cstheme="minorHAnsi"/>
+          <w:color w:val="111827"/>
+        </w:rPr>
+        <w:t>ProductSection</w:t>
+      </w:r>
+      <w:proofErr w:type="spellEnd"/>
+      <w:r>
+        <w:rPr>
+          <w:rFonts w:eastAsia="Arial" w:cstheme="minorHAnsi"/>
+          <w:color w:val="111827"/>
+        </w:rPr>
+        <w:t xml:space="preserve"> (főoldal), </w:t>
+      </w:r>
+      <w:proofErr w:type="spellStart"/>
+      <w:r>
+        <w:rPr>
+          <w:rFonts w:eastAsia="Arial" w:cstheme="minorHAnsi"/>
+          <w:color w:val="111827"/>
+        </w:rPr>
+        <w:t>Parfumok</w:t>
+      </w:r>
+      <w:proofErr w:type="spellEnd"/>
+      <w:r>
+        <w:rPr>
+          <w:rFonts w:eastAsia="Arial" w:cstheme="minorHAnsi"/>
+          <w:color w:val="111827"/>
+        </w:rPr>
+        <w:t xml:space="preserve">, Dezodorok, </w:t>
+      </w:r>
+      <w:proofErr w:type="spellStart"/>
+      <w:r>
+        <w:rPr>
+          <w:rFonts w:eastAsia="Arial" w:cstheme="minorHAnsi"/>
+          <w:color w:val="111827"/>
+        </w:rPr>
+        <w:t>Kollekcio</w:t>
+      </w:r>
+      <w:proofErr w:type="spellEnd"/>
+      <w:r>
+        <w:rPr>
+          <w:rFonts w:eastAsia="Arial" w:cstheme="minorHAnsi"/>
+          <w:color w:val="111827"/>
+        </w:rPr>
+        <w:t xml:space="preserve"> és a terméklista oldalak </w:t>
+      </w:r>
+      <w:r>
+        <w:rPr>
+          <w:rFonts w:eastAsia="Arial" w:cstheme="minorHAnsi"/>
+          <w:color w:val="111827"/>
+        </w:rPr>
+        <w:t>mind</w:t>
+      </w:r>
+      <w:r>
+        <w:rPr>
+          <w:rFonts w:eastAsia="Arial" w:cstheme="minorHAnsi"/>
+          <w:color w:val="111827"/>
+        </w:rPr>
+        <w:t xml:space="preserve"> felhasználnak. Egységes megjelenést biztosít</w:t>
+      </w:r>
+      <w:r>
+        <w:rPr>
+          <w:rFonts w:eastAsia="Arial" w:cstheme="minorHAnsi"/>
+          <w:color w:val="111827"/>
+        </w:rPr>
+        <w:t>.</w:t>
+      </w:r>
     </w:p>
     <w:p>
       <w:pPr>
+        <w:spacing w:before="40" w:after="40"/>
+      </w:pPr>
+    </w:p>
+    <w:tbl>
+      <w:tblPr>
+        <w:tblW w:w="9026" w:type="dxa"/>
+        <w:tblBorders>
+          <w:top w:val="single" w:sz="4" w:space="0" w:color="auto"/>
+          <w:left w:val="single" w:sz="4" w:space="0" w:color="auto"/>
+          <w:bottom w:val="single" w:sz="4" w:space="0" w:color="auto"/>
+          <w:right w:val="single" w:sz="4" w:space="0" w:color="auto"/>
+          <w:insideH w:val="single" w:sz="4" w:space="0" w:color="auto"/>
+          <w:insideV w:val="single" w:sz="4" w:space="0" w:color="auto"/>
+        </w:tblBorders>
+        <w:tblCellMar>
+          <w:left w:w="10" w:type="dxa"/>
+          <w:right w:w="10" w:type="dxa"/>
+        </w:tblCellMar>
+        <w:tblLook w:val="0000" w:firstRow="0" w:lastRow="0" w:firstColumn="0" w:lastColumn="0" w:noHBand="0" w:noVBand="0"/>
+      </w:tblPr>
+      <w:tblGrid>
+        <w:gridCol w:w="2200"/>
+        <w:gridCol w:w="6826"/>
+      </w:tblGrid>
+      <w:tr>
+        <w:tblPrEx>
+          <w:tblCellMar>
+            <w:top w:w="0" w:type="dxa"/>
+            <w:bottom w:w="0" w:type="dxa"/>
+          </w:tblCellMar>
+        </w:tblPrEx>
+        <w:tc>
+          <w:tcPr>
+            <w:tcW w:w="2200" w:type="dxa"/>
+            <w:tcBorders>
+              <w:top w:val="single" w:sz="1" w:space="0" w:color="D1D5DB"/>
+              <w:left w:val="single" w:sz="1" w:space="0" w:color="D1D5DB"/>
+              <w:bottom w:val="single" w:sz="1" w:space="0" w:color="D1D5DB"/>
+              <w:right w:val="single" w:sz="1" w:space="0" w:color="D1D5DB"/>
+            </w:tcBorders>
+            <w:tcMar>
+              <w:top w:w="80" w:type="dxa"/>
+              <w:left w:w="120" w:type="dxa"/>
+              <w:bottom w:w="80" w:type="dxa"/>
+              <w:right w:w="120" w:type="dxa"/>
+            </w:tcMar>
+          </w:tcPr>
+          <w:p>
+            <w:pPr>
+              <w:rPr>
+                <w:rFonts w:cstheme="minorHAnsi"/>
+                <w:color w:val="000000" w:themeColor="text1"/>
+                <w:sz w:val="28"/>
+                <w:szCs w:val="28"/>
+              </w:rPr>
+            </w:pPr>
+            <w:proofErr w:type="spellStart"/>
+            <w:r>
+              <w:rPr>
+                <w:rFonts w:eastAsia="Arial" w:cstheme="minorHAnsi"/>
+                <w:b/>
+                <w:bCs/>
+                <w:color w:val="000000" w:themeColor="text1"/>
+                <w:sz w:val="28"/>
+                <w:szCs w:val="28"/>
+              </w:rPr>
+              <w:t>Props</w:t>
+            </w:r>
+            <w:proofErr w:type="spellEnd"/>
+          </w:p>
+        </w:tc>
+        <w:tc>
+          <w:tcPr>
+            <w:tcW w:w="6826" w:type="dxa"/>
+            <w:tcBorders>
+              <w:top w:val="single" w:sz="1" w:space="0" w:color="D1D5DB"/>
+              <w:left w:val="single" w:sz="1" w:space="0" w:color="D1D5DB"/>
+              <w:bottom w:val="single" w:sz="1" w:space="0" w:color="D1D5DB"/>
+              <w:right w:val="single" w:sz="1" w:space="0" w:color="D1D5DB"/>
+            </w:tcBorders>
+            <w:tcMar>
+              <w:top w:w="80" w:type="dxa"/>
+              <w:left w:w="120" w:type="dxa"/>
+              <w:bottom w:w="80" w:type="dxa"/>
+              <w:right w:w="120" w:type="dxa"/>
+            </w:tcMar>
+          </w:tcPr>
+          <w:p>
+            <w:pPr>
+              <w:rPr>
+                <w:rFonts w:cstheme="minorHAnsi"/>
+              </w:rPr>
+            </w:pPr>
+            <w:proofErr w:type="spellStart"/>
+            <w:r>
+              <w:rPr>
+                <w:rFonts w:eastAsia="Arial" w:cstheme="minorHAnsi"/>
+                <w:color w:val="111827"/>
+              </w:rPr>
+              <w:t>id</w:t>
+            </w:r>
+            <w:proofErr w:type="spellEnd"/>
+            <w:r>
+              <w:rPr>
+                <w:rFonts w:eastAsia="Arial" w:cstheme="minorHAnsi"/>
+                <w:color w:val="111827"/>
+              </w:rPr>
+              <w:t xml:space="preserve"> (</w:t>
+            </w:r>
+            <w:proofErr w:type="spellStart"/>
+            <w:r>
+              <w:rPr>
+                <w:rFonts w:eastAsia="Arial" w:cstheme="minorHAnsi"/>
+                <w:color w:val="111827"/>
+              </w:rPr>
+              <w:t>number</w:t>
+            </w:r>
+            <w:proofErr w:type="spellEnd"/>
+            <w:r>
+              <w:rPr>
+                <w:rFonts w:eastAsia="Arial" w:cstheme="minorHAnsi"/>
+                <w:color w:val="111827"/>
+              </w:rPr>
+              <w:t>)</w:t>
+            </w:r>
+            <w:r>
+              <w:rPr>
+                <w:rFonts w:eastAsia="Arial" w:cstheme="minorHAnsi"/>
+                <w:color w:val="111827"/>
+              </w:rPr>
+              <w:t>,</w:t>
+            </w:r>
+            <w:r>
+              <w:rPr>
+                <w:rFonts w:eastAsia="Arial" w:cstheme="minorHAnsi"/>
+                <w:color w:val="111827"/>
+              </w:rPr>
+              <w:t xml:space="preserve"> </w:t>
+            </w:r>
+            <w:proofErr w:type="spellStart"/>
+            <w:r>
+              <w:rPr>
+                <w:rFonts w:eastAsia="Arial" w:cstheme="minorHAnsi"/>
+                <w:color w:val="111827"/>
+              </w:rPr>
+              <w:t>name</w:t>
+            </w:r>
+            <w:proofErr w:type="spellEnd"/>
+            <w:r>
+              <w:rPr>
+                <w:rFonts w:eastAsia="Arial" w:cstheme="minorHAnsi"/>
+                <w:color w:val="111827"/>
+              </w:rPr>
+              <w:t xml:space="preserve"> (</w:t>
+            </w:r>
+            <w:proofErr w:type="spellStart"/>
+            <w:r>
+              <w:rPr>
+                <w:rFonts w:eastAsia="Arial" w:cstheme="minorHAnsi"/>
+                <w:color w:val="111827"/>
+              </w:rPr>
+              <w:t>string</w:t>
+            </w:r>
+            <w:proofErr w:type="spellEnd"/>
+            <w:r>
+              <w:rPr>
+                <w:rFonts w:eastAsia="Arial" w:cstheme="minorHAnsi"/>
+                <w:color w:val="111827"/>
+              </w:rPr>
+              <w:t>)</w:t>
+            </w:r>
+            <w:r>
+              <w:rPr>
+                <w:rFonts w:eastAsia="Arial" w:cstheme="minorHAnsi"/>
+                <w:color w:val="111827"/>
+              </w:rPr>
+              <w:t>,</w:t>
+            </w:r>
+            <w:r>
+              <w:rPr>
+                <w:rFonts w:eastAsia="Arial" w:cstheme="minorHAnsi"/>
+                <w:color w:val="111827"/>
+              </w:rPr>
+              <w:t xml:space="preserve"> image (</w:t>
+            </w:r>
+            <w:proofErr w:type="spellStart"/>
+            <w:r>
+              <w:rPr>
+                <w:rFonts w:eastAsia="Arial" w:cstheme="minorHAnsi"/>
+                <w:color w:val="111827"/>
+              </w:rPr>
+              <w:t>string</w:t>
+            </w:r>
+            <w:proofErr w:type="spellEnd"/>
+            <w:r>
+              <w:rPr>
+                <w:rFonts w:eastAsia="Arial" w:cstheme="minorHAnsi"/>
+                <w:color w:val="111827"/>
+              </w:rPr>
+              <w:t>)</w:t>
+            </w:r>
+            <w:r>
+              <w:rPr>
+                <w:rFonts w:eastAsia="Arial" w:cstheme="minorHAnsi"/>
+                <w:color w:val="111827"/>
+              </w:rPr>
+              <w:t>,</w:t>
+            </w:r>
+            <w:r>
+              <w:rPr>
+                <w:rFonts w:eastAsia="Arial" w:cstheme="minorHAnsi"/>
+                <w:color w:val="111827"/>
+              </w:rPr>
+              <w:t xml:space="preserve"> </w:t>
+            </w:r>
+            <w:proofErr w:type="spellStart"/>
+            <w:r>
+              <w:rPr>
+                <w:rFonts w:eastAsia="Arial" w:cstheme="minorHAnsi"/>
+                <w:color w:val="111827"/>
+              </w:rPr>
+              <w:t>price</w:t>
+            </w:r>
+            <w:proofErr w:type="spellEnd"/>
+            <w:r>
+              <w:rPr>
+                <w:rFonts w:eastAsia="Arial" w:cstheme="minorHAnsi"/>
+                <w:color w:val="111827"/>
+              </w:rPr>
+              <w:t xml:space="preserve"> (</w:t>
+            </w:r>
+            <w:proofErr w:type="spellStart"/>
+            <w:r>
+              <w:rPr>
+                <w:rFonts w:eastAsia="Arial" w:cstheme="minorHAnsi"/>
+                <w:color w:val="111827"/>
+              </w:rPr>
+              <w:t>number</w:t>
+            </w:r>
+            <w:proofErr w:type="spellEnd"/>
+            <w:r>
+              <w:rPr>
+                <w:rFonts w:eastAsia="Arial" w:cstheme="minorHAnsi"/>
+                <w:color w:val="111827"/>
+              </w:rPr>
+              <w:t>)</w:t>
+            </w:r>
+          </w:p>
+        </w:tc>
+      </w:tr>
+      <w:tr>
+        <w:tblPrEx>
+          <w:tblCellMar>
+            <w:top w:w="0" w:type="dxa"/>
+            <w:bottom w:w="0" w:type="dxa"/>
+          </w:tblCellMar>
+        </w:tblPrEx>
+        <w:tc>
+          <w:tcPr>
+            <w:tcW w:w="2200" w:type="dxa"/>
+            <w:tcBorders>
+              <w:top w:val="single" w:sz="1" w:space="0" w:color="D1D5DB"/>
+              <w:left w:val="single" w:sz="1" w:space="0" w:color="D1D5DB"/>
+              <w:bottom w:val="single" w:sz="1" w:space="0" w:color="D1D5DB"/>
+              <w:right w:val="single" w:sz="1" w:space="0" w:color="D1D5DB"/>
+            </w:tcBorders>
+            <w:tcMar>
+              <w:top w:w="80" w:type="dxa"/>
+              <w:left w:w="120" w:type="dxa"/>
+              <w:bottom w:w="80" w:type="dxa"/>
+              <w:right w:w="120" w:type="dxa"/>
+            </w:tcMar>
+          </w:tcPr>
+          <w:p>
+            <w:pPr>
+              <w:rPr>
+                <w:rFonts w:cstheme="minorHAnsi"/>
+                <w:color w:val="000000" w:themeColor="text1"/>
+                <w:sz w:val="28"/>
+                <w:szCs w:val="28"/>
+              </w:rPr>
+            </w:pPr>
+            <w:r>
+              <w:rPr>
+                <w:rFonts w:eastAsia="Arial" w:cstheme="minorHAnsi"/>
+                <w:b/>
+                <w:bCs/>
+                <w:color w:val="000000" w:themeColor="text1"/>
+                <w:sz w:val="28"/>
+                <w:szCs w:val="28"/>
+              </w:rPr>
+              <w:t>Termékkép</w:t>
+            </w:r>
+          </w:p>
+        </w:tc>
+        <w:tc>
+          <w:tcPr>
+            <w:tcW w:w="6826" w:type="dxa"/>
+            <w:tcBorders>
+              <w:top w:val="single" w:sz="1" w:space="0" w:color="D1D5DB"/>
+              <w:left w:val="single" w:sz="1" w:space="0" w:color="D1D5DB"/>
+              <w:bottom w:val="single" w:sz="1" w:space="0" w:color="D1D5DB"/>
+              <w:right w:val="single" w:sz="1" w:space="0" w:color="D1D5DB"/>
+            </w:tcBorders>
+            <w:tcMar>
+              <w:top w:w="80" w:type="dxa"/>
+              <w:left w:w="120" w:type="dxa"/>
+              <w:bottom w:w="80" w:type="dxa"/>
+              <w:right w:w="120" w:type="dxa"/>
+            </w:tcMar>
+          </w:tcPr>
+          <w:p>
+            <w:pPr>
+              <w:rPr>
+                <w:rFonts w:cstheme="minorHAnsi"/>
+              </w:rPr>
+            </w:pPr>
+            <w:r>
+              <w:rPr>
+                <w:rFonts w:eastAsia="Arial" w:cstheme="minorHAnsi"/>
+                <w:color w:val="111827"/>
+              </w:rPr>
+              <w:t xml:space="preserve">Kör DIV, 240×240px, </w:t>
+            </w:r>
+            <w:proofErr w:type="spellStart"/>
+            <w:r>
+              <w:rPr>
+                <w:rFonts w:eastAsia="Arial" w:cstheme="minorHAnsi"/>
+                <w:color w:val="111827"/>
+              </w:rPr>
+              <w:t>border-radius</w:t>
+            </w:r>
+            <w:proofErr w:type="spellEnd"/>
+            <w:r>
+              <w:rPr>
+                <w:rFonts w:eastAsia="Arial" w:cstheme="minorHAnsi"/>
+                <w:color w:val="111827"/>
+              </w:rPr>
+              <w:t xml:space="preserve">: 50%. CSS </w:t>
+            </w:r>
+            <w:proofErr w:type="spellStart"/>
+            <w:r>
+              <w:rPr>
+                <w:rFonts w:eastAsia="Arial" w:cstheme="minorHAnsi"/>
+                <w:color w:val="111827"/>
+              </w:rPr>
+              <w:t>background</w:t>
+            </w:r>
+            <w:proofErr w:type="spellEnd"/>
+            <w:r>
+              <w:rPr>
+                <w:rFonts w:eastAsia="Arial" w:cstheme="minorHAnsi"/>
+                <w:color w:val="111827"/>
+              </w:rPr>
+              <w:t xml:space="preserve">-image </w:t>
+            </w:r>
+            <w:r>
+              <w:rPr>
+                <w:rFonts w:eastAsia="Arial" w:cstheme="minorHAnsi"/>
+                <w:color w:val="111827"/>
+              </w:rPr>
+              <w:t xml:space="preserve">az </w:t>
+            </w:r>
+            <w:proofErr w:type="spellStart"/>
+            <w:r>
+              <w:rPr>
+                <w:rFonts w:eastAsia="Arial" w:cstheme="minorHAnsi"/>
+                <w:color w:val="111827"/>
+              </w:rPr>
+              <w:t>url</w:t>
+            </w:r>
+            <w:proofErr w:type="spellEnd"/>
+            <w:r>
+              <w:rPr>
+                <w:rFonts w:eastAsia="Arial" w:cstheme="minorHAnsi"/>
+                <w:color w:val="111827"/>
+              </w:rPr>
+              <w:t>-el</w:t>
+            </w:r>
+            <w:r>
+              <w:rPr>
+                <w:rFonts w:eastAsia="Arial" w:cstheme="minorHAnsi"/>
+                <w:color w:val="111827"/>
+              </w:rPr>
+              <w:t xml:space="preserve">. </w:t>
+            </w:r>
+            <w:proofErr w:type="spellStart"/>
+            <w:r>
+              <w:rPr>
+                <w:rFonts w:eastAsia="Arial" w:cstheme="minorHAnsi"/>
+                <w:color w:val="111827"/>
+              </w:rPr>
+              <w:t>Hover</w:t>
+            </w:r>
+            <w:proofErr w:type="spellEnd"/>
+            <w:r>
+              <w:rPr>
+                <w:rFonts w:eastAsia="Arial" w:cstheme="minorHAnsi"/>
+                <w:color w:val="111827"/>
+              </w:rPr>
+              <w:t xml:space="preserve">: </w:t>
+            </w:r>
+            <w:proofErr w:type="spellStart"/>
+            <w:r>
+              <w:rPr>
+                <w:rFonts w:eastAsia="Arial" w:cstheme="minorHAnsi"/>
+                <w:color w:val="111827"/>
+              </w:rPr>
+              <w:t>border-color</w:t>
+            </w:r>
+            <w:proofErr w:type="spellEnd"/>
+            <w:r>
+              <w:rPr>
+                <w:rFonts w:eastAsia="Arial" w:cstheme="minorHAnsi"/>
+                <w:color w:val="111827"/>
+              </w:rPr>
+              <w:t xml:space="preserve"> zöldre, </w:t>
+            </w:r>
+            <w:proofErr w:type="spellStart"/>
+            <w:r>
+              <w:rPr>
+                <w:rFonts w:eastAsia="Arial" w:cstheme="minorHAnsi"/>
+                <w:color w:val="111827"/>
+              </w:rPr>
+              <w:t>box-shadow</w:t>
+            </w:r>
+            <w:proofErr w:type="spellEnd"/>
+            <w:r>
+              <w:rPr>
+                <w:rFonts w:eastAsia="Arial" w:cstheme="minorHAnsi"/>
+                <w:color w:val="111827"/>
+              </w:rPr>
+              <w:t xml:space="preserve"> effekt.</w:t>
+            </w:r>
+          </w:p>
+        </w:tc>
+      </w:tr>
+      <w:tr>
+        <w:tblPrEx>
+          <w:tblCellMar>
+            <w:top w:w="0" w:type="dxa"/>
+            <w:bottom w:w="0" w:type="dxa"/>
+          </w:tblCellMar>
+        </w:tblPrEx>
+        <w:tc>
+          <w:tcPr>
+            <w:tcW w:w="2200" w:type="dxa"/>
+            <w:tcBorders>
+              <w:top w:val="single" w:sz="1" w:space="0" w:color="D1D5DB"/>
+              <w:left w:val="single" w:sz="1" w:space="0" w:color="D1D5DB"/>
+              <w:bottom w:val="single" w:sz="1" w:space="0" w:color="D1D5DB"/>
+              <w:right w:val="single" w:sz="1" w:space="0" w:color="D1D5DB"/>
+            </w:tcBorders>
+            <w:tcMar>
+              <w:top w:w="80" w:type="dxa"/>
+              <w:left w:w="120" w:type="dxa"/>
+              <w:bottom w:w="80" w:type="dxa"/>
+              <w:right w:w="120" w:type="dxa"/>
+            </w:tcMar>
+          </w:tcPr>
+          <w:p>
+            <w:pPr>
+              <w:rPr>
+                <w:rFonts w:cstheme="minorHAnsi"/>
+                <w:color w:val="000000" w:themeColor="text1"/>
+                <w:sz w:val="28"/>
+                <w:szCs w:val="28"/>
+              </w:rPr>
+            </w:pPr>
+            <w:r>
+              <w:rPr>
+                <w:rFonts w:eastAsia="Arial" w:cstheme="minorHAnsi"/>
+                <w:b/>
+                <w:bCs/>
+                <w:color w:val="000000" w:themeColor="text1"/>
+                <w:sz w:val="28"/>
+                <w:szCs w:val="28"/>
+              </w:rPr>
+              <w:t>Terméknév</w:t>
+            </w:r>
+          </w:p>
+        </w:tc>
+        <w:tc>
+          <w:tcPr>
+            <w:tcW w:w="6826" w:type="dxa"/>
+            <w:tcBorders>
+              <w:top w:val="single" w:sz="1" w:space="0" w:color="D1D5DB"/>
+              <w:left w:val="single" w:sz="1" w:space="0" w:color="D1D5DB"/>
+              <w:bottom w:val="single" w:sz="1" w:space="0" w:color="D1D5DB"/>
+              <w:right w:val="single" w:sz="1" w:space="0" w:color="D1D5DB"/>
+            </w:tcBorders>
+            <w:tcMar>
+              <w:top w:w="80" w:type="dxa"/>
+              <w:left w:w="120" w:type="dxa"/>
+              <w:bottom w:w="80" w:type="dxa"/>
+              <w:right w:w="120" w:type="dxa"/>
+            </w:tcMar>
+          </w:tcPr>
+          <w:p>
+            <w:pPr>
+              <w:rPr>
+                <w:rFonts w:cstheme="minorHAnsi"/>
+              </w:rPr>
+            </w:pPr>
+            <w:proofErr w:type="spellStart"/>
+            <w:r>
+              <w:rPr>
+                <w:rFonts w:eastAsia="Arial" w:cstheme="minorHAnsi"/>
+                <w:color w:val="111827"/>
+              </w:rPr>
+              <w:t>Uppercase</w:t>
+            </w:r>
+            <w:proofErr w:type="spellEnd"/>
+            <w:r>
+              <w:rPr>
+                <w:rFonts w:eastAsia="Arial" w:cstheme="minorHAnsi"/>
+                <w:color w:val="111827"/>
+              </w:rPr>
+              <w:t>, Linkbe burkolva</w:t>
+            </w:r>
+            <w:r>
+              <w:rPr>
+                <w:rFonts w:eastAsia="Arial" w:cstheme="minorHAnsi"/>
+                <w:color w:val="111827"/>
+              </w:rPr>
+              <w:t xml:space="preserve"> -&gt;</w:t>
+            </w:r>
+            <w:r>
+              <w:rPr>
+                <w:rFonts w:eastAsia="Arial" w:cstheme="minorHAnsi"/>
+                <w:color w:val="111827"/>
+              </w:rPr>
+              <w:t xml:space="preserve"> /termek/:</w:t>
+            </w:r>
+            <w:proofErr w:type="spellStart"/>
+            <w:r>
+              <w:rPr>
+                <w:rFonts w:eastAsia="Arial" w:cstheme="minorHAnsi"/>
+                <w:color w:val="111827"/>
+              </w:rPr>
+              <w:t>id</w:t>
+            </w:r>
+            <w:proofErr w:type="spellEnd"/>
+          </w:p>
+        </w:tc>
+      </w:tr>
+      <w:tr>
+        <w:tblPrEx>
+          <w:tblCellMar>
+            <w:top w:w="0" w:type="dxa"/>
+            <w:bottom w:w="0" w:type="dxa"/>
+          </w:tblCellMar>
+        </w:tblPrEx>
+        <w:tc>
+          <w:tcPr>
+            <w:tcW w:w="2200" w:type="dxa"/>
+            <w:tcBorders>
+              <w:top w:val="single" w:sz="1" w:space="0" w:color="D1D5DB"/>
+              <w:left w:val="single" w:sz="1" w:space="0" w:color="D1D5DB"/>
+              <w:bottom w:val="single" w:sz="1" w:space="0" w:color="D1D5DB"/>
+              <w:right w:val="single" w:sz="1" w:space="0" w:color="D1D5DB"/>
+            </w:tcBorders>
+            <w:tcMar>
+              <w:top w:w="80" w:type="dxa"/>
+              <w:left w:w="120" w:type="dxa"/>
+              <w:bottom w:w="80" w:type="dxa"/>
+              <w:right w:w="120" w:type="dxa"/>
+            </w:tcMar>
+          </w:tcPr>
+          <w:p>
+            <w:pPr>
+              <w:rPr>
+                <w:rFonts w:cstheme="minorHAnsi"/>
+                <w:color w:val="000000" w:themeColor="text1"/>
+                <w:sz w:val="28"/>
+                <w:szCs w:val="28"/>
+              </w:rPr>
+            </w:pPr>
+            <w:r>
+              <w:rPr>
+                <w:rFonts w:eastAsia="Arial" w:cstheme="minorHAnsi"/>
+                <w:b/>
+                <w:bCs/>
+                <w:color w:val="000000" w:themeColor="text1"/>
+                <w:sz w:val="28"/>
+                <w:szCs w:val="28"/>
+              </w:rPr>
+              <w:t>Ár</w:t>
+            </w:r>
+          </w:p>
+        </w:tc>
+        <w:tc>
+          <w:tcPr>
+            <w:tcW w:w="6826" w:type="dxa"/>
+            <w:tcBorders>
+              <w:top w:val="single" w:sz="1" w:space="0" w:color="D1D5DB"/>
+              <w:left w:val="single" w:sz="1" w:space="0" w:color="D1D5DB"/>
+              <w:bottom w:val="single" w:sz="1" w:space="0" w:color="D1D5DB"/>
+              <w:right w:val="single" w:sz="1" w:space="0" w:color="D1D5DB"/>
+            </w:tcBorders>
+            <w:tcMar>
+              <w:top w:w="80" w:type="dxa"/>
+              <w:left w:w="120" w:type="dxa"/>
+              <w:bottom w:w="80" w:type="dxa"/>
+              <w:right w:w="120" w:type="dxa"/>
+            </w:tcMar>
+          </w:tcPr>
+          <w:p>
+            <w:pPr>
+              <w:rPr>
+                <w:rFonts w:cstheme="minorHAnsi"/>
+              </w:rPr>
+            </w:pPr>
+            <w:r>
+              <w:rPr>
+                <w:rFonts w:eastAsia="Arial" w:cstheme="minorHAnsi"/>
+                <w:color w:val="111827"/>
+              </w:rPr>
+              <w:t>Szürk</w:t>
+            </w:r>
+            <w:r>
+              <w:rPr>
+                <w:rFonts w:eastAsia="Arial" w:cstheme="minorHAnsi"/>
+                <w:color w:val="111827"/>
+              </w:rPr>
+              <w:t>e</w:t>
+            </w:r>
+            <w:r>
+              <w:rPr>
+                <w:rFonts w:eastAsia="Arial" w:cstheme="minorHAnsi"/>
+                <w:color w:val="111827"/>
+              </w:rPr>
+              <w:t>, "Ft" utótaggal</w:t>
+            </w:r>
+          </w:p>
+        </w:tc>
+      </w:tr>
+      <w:tr>
+        <w:tblPrEx>
+          <w:tblCellMar>
+            <w:top w:w="0" w:type="dxa"/>
+            <w:bottom w:w="0" w:type="dxa"/>
+          </w:tblCellMar>
+        </w:tblPrEx>
+        <w:tc>
+          <w:tcPr>
+            <w:tcW w:w="2200" w:type="dxa"/>
+            <w:tcBorders>
+              <w:top w:val="single" w:sz="1" w:space="0" w:color="D1D5DB"/>
+              <w:left w:val="single" w:sz="1" w:space="0" w:color="D1D5DB"/>
+              <w:bottom w:val="single" w:sz="1" w:space="0" w:color="D1D5DB"/>
+              <w:right w:val="single" w:sz="1" w:space="0" w:color="D1D5DB"/>
+            </w:tcBorders>
+            <w:tcMar>
+              <w:top w:w="80" w:type="dxa"/>
+              <w:left w:w="120" w:type="dxa"/>
+              <w:bottom w:w="80" w:type="dxa"/>
+              <w:right w:w="120" w:type="dxa"/>
+            </w:tcMar>
+          </w:tcPr>
+          <w:p>
+            <w:pPr>
+              <w:rPr>
+                <w:rFonts w:cstheme="minorHAnsi"/>
+                <w:color w:val="000000" w:themeColor="text1"/>
+                <w:sz w:val="28"/>
+                <w:szCs w:val="28"/>
+              </w:rPr>
+            </w:pPr>
+            <w:r>
+              <w:rPr>
+                <w:rFonts w:eastAsia="Arial" w:cstheme="minorHAnsi"/>
+                <w:b/>
+                <w:bCs/>
+                <w:color w:val="000000" w:themeColor="text1"/>
+                <w:sz w:val="28"/>
+                <w:szCs w:val="28"/>
+              </w:rPr>
+              <w:t>Kosárhoz adás gomb</w:t>
+            </w:r>
+          </w:p>
+        </w:tc>
+        <w:tc>
+          <w:tcPr>
+            <w:tcW w:w="6826" w:type="dxa"/>
+            <w:tcBorders>
+              <w:top w:val="single" w:sz="1" w:space="0" w:color="D1D5DB"/>
+              <w:left w:val="single" w:sz="1" w:space="0" w:color="D1D5DB"/>
+              <w:bottom w:val="single" w:sz="1" w:space="0" w:color="D1D5DB"/>
+              <w:right w:val="single" w:sz="1" w:space="0" w:color="D1D5DB"/>
+            </w:tcBorders>
+            <w:tcMar>
+              <w:top w:w="80" w:type="dxa"/>
+              <w:left w:w="120" w:type="dxa"/>
+              <w:bottom w:w="80" w:type="dxa"/>
+              <w:right w:w="120" w:type="dxa"/>
+            </w:tcMar>
+          </w:tcPr>
+          <w:p>
+            <w:pPr>
+              <w:rPr>
+                <w:rFonts w:cstheme="minorHAnsi"/>
+              </w:rPr>
+            </w:pPr>
+            <w:r>
+              <w:rPr>
+                <w:rFonts w:eastAsia="Arial" w:cstheme="minorHAnsi"/>
+                <w:color w:val="111827"/>
+              </w:rPr>
+              <w:t xml:space="preserve">Zöld </w:t>
+            </w:r>
+            <w:proofErr w:type="spellStart"/>
+            <w:r>
+              <w:rPr>
+                <w:rFonts w:eastAsia="Arial" w:cstheme="minorHAnsi"/>
+                <w:color w:val="111827"/>
+              </w:rPr>
+              <w:t>gradient</w:t>
+            </w:r>
+            <w:proofErr w:type="spellEnd"/>
+            <w:r>
+              <w:rPr>
+                <w:rFonts w:eastAsia="Arial" w:cstheme="minorHAnsi"/>
+                <w:color w:val="111827"/>
+              </w:rPr>
+              <w:t xml:space="preserve">, </w:t>
+            </w:r>
+            <w:proofErr w:type="spellStart"/>
+            <w:r>
+              <w:rPr>
+                <w:rFonts w:eastAsia="Arial" w:cstheme="minorHAnsi"/>
+                <w:color w:val="111827"/>
+              </w:rPr>
+              <w:t>uppercase</w:t>
+            </w:r>
+            <w:proofErr w:type="spellEnd"/>
+            <w:r>
+              <w:rPr>
+                <w:rFonts w:eastAsia="Arial" w:cstheme="minorHAnsi"/>
+                <w:color w:val="111827"/>
+              </w:rPr>
+              <w:t xml:space="preserve">. </w:t>
+            </w:r>
+            <w:proofErr w:type="spellStart"/>
+            <w:r>
+              <w:rPr>
+                <w:rFonts w:eastAsia="Arial" w:cstheme="minorHAnsi"/>
+                <w:color w:val="111827"/>
+              </w:rPr>
+              <w:t>Hover</w:t>
+            </w:r>
+            <w:proofErr w:type="spellEnd"/>
+            <w:r>
+              <w:rPr>
+                <w:rFonts w:eastAsia="Arial" w:cstheme="minorHAnsi"/>
+                <w:color w:val="111827"/>
+              </w:rPr>
+              <w:t xml:space="preserve">: </w:t>
+            </w:r>
+            <w:proofErr w:type="spellStart"/>
+            <w:r>
+              <w:rPr>
+                <w:rFonts w:eastAsia="Arial" w:cstheme="minorHAnsi"/>
+                <w:color w:val="111827"/>
+              </w:rPr>
+              <w:t>scale</w:t>
+            </w:r>
+            <w:proofErr w:type="spellEnd"/>
+            <w:r>
+              <w:rPr>
+                <w:rFonts w:eastAsia="Arial" w:cstheme="minorHAnsi"/>
+                <w:color w:val="111827"/>
+              </w:rPr>
+              <w:t xml:space="preserve"> </w:t>
+            </w:r>
+            <w:r>
+              <w:rPr>
+                <w:rFonts w:eastAsia="Arial" w:cstheme="minorHAnsi"/>
+                <w:color w:val="111827"/>
+              </w:rPr>
+              <w:t xml:space="preserve">+ </w:t>
+            </w:r>
+            <w:proofErr w:type="spellStart"/>
+            <w:r>
+              <w:rPr>
+                <w:rFonts w:eastAsia="Arial" w:cstheme="minorHAnsi"/>
+                <w:color w:val="111827"/>
+              </w:rPr>
+              <w:t>box-shadow</w:t>
+            </w:r>
+            <w:proofErr w:type="spellEnd"/>
+            <w:r>
+              <w:rPr>
+                <w:rFonts w:eastAsia="Arial" w:cstheme="minorHAnsi"/>
+                <w:color w:val="111827"/>
+              </w:rPr>
+              <w:t>.</w:t>
+            </w:r>
+          </w:p>
+        </w:tc>
+      </w:tr>
+      <w:tr>
+        <w:tblPrEx>
+          <w:tblCellMar>
+            <w:top w:w="0" w:type="dxa"/>
+            <w:bottom w:w="0" w:type="dxa"/>
+          </w:tblCellMar>
+        </w:tblPrEx>
+        <w:tc>
+          <w:tcPr>
+            <w:tcW w:w="2200" w:type="dxa"/>
+            <w:tcBorders>
+              <w:top w:val="single" w:sz="1" w:space="0" w:color="D1D5DB"/>
+              <w:left w:val="single" w:sz="1" w:space="0" w:color="D1D5DB"/>
+              <w:bottom w:val="single" w:sz="1" w:space="0" w:color="D1D5DB"/>
+              <w:right w:val="single" w:sz="1" w:space="0" w:color="D1D5DB"/>
+            </w:tcBorders>
+            <w:tcMar>
+              <w:top w:w="80" w:type="dxa"/>
+              <w:left w:w="120" w:type="dxa"/>
+              <w:bottom w:w="80" w:type="dxa"/>
+              <w:right w:w="120" w:type="dxa"/>
+            </w:tcMar>
+          </w:tcPr>
+          <w:p>
+            <w:pPr>
+              <w:rPr>
+                <w:rFonts w:cstheme="minorHAnsi"/>
+                <w:color w:val="000000" w:themeColor="text1"/>
+                <w:sz w:val="28"/>
+                <w:szCs w:val="28"/>
+              </w:rPr>
+            </w:pPr>
+            <w:r>
+              <w:rPr>
+                <w:rFonts w:eastAsia="Arial" w:cstheme="minorHAnsi"/>
+                <w:b/>
+                <w:bCs/>
+                <w:color w:val="000000" w:themeColor="text1"/>
+                <w:sz w:val="28"/>
+                <w:szCs w:val="28"/>
+              </w:rPr>
+              <w:t>Kosárhoz adás logika</w:t>
+            </w:r>
+          </w:p>
+        </w:tc>
+        <w:tc>
+          <w:tcPr>
+            <w:tcW w:w="6826" w:type="dxa"/>
+            <w:tcBorders>
+              <w:top w:val="single" w:sz="1" w:space="0" w:color="D1D5DB"/>
+              <w:left w:val="single" w:sz="1" w:space="0" w:color="D1D5DB"/>
+              <w:bottom w:val="single" w:sz="1" w:space="0" w:color="D1D5DB"/>
+              <w:right w:val="single" w:sz="1" w:space="0" w:color="D1D5DB"/>
+            </w:tcBorders>
+            <w:tcMar>
+              <w:top w:w="80" w:type="dxa"/>
+              <w:left w:w="120" w:type="dxa"/>
+              <w:bottom w:w="80" w:type="dxa"/>
+              <w:right w:w="120" w:type="dxa"/>
+            </w:tcMar>
+          </w:tcPr>
+          <w:p>
+            <w:pPr>
+              <w:rPr>
+                <w:rFonts w:eastAsia="Arial" w:cstheme="minorHAnsi"/>
+                <w:color w:val="111827"/>
+              </w:rPr>
+            </w:pPr>
+            <w:r>
+              <w:rPr>
+                <w:rFonts w:eastAsia="Arial" w:cstheme="minorHAnsi"/>
+                <w:color w:val="111827"/>
+              </w:rPr>
+              <w:t xml:space="preserve">Ha nincs bejelentkezett </w:t>
+            </w:r>
+            <w:proofErr w:type="spellStart"/>
+            <w:r>
+              <w:rPr>
+                <w:rFonts w:eastAsia="Arial" w:cstheme="minorHAnsi"/>
+                <w:color w:val="111827"/>
+              </w:rPr>
+              <w:t>user</w:t>
+            </w:r>
+            <w:proofErr w:type="spellEnd"/>
+            <w:r>
+              <w:rPr>
+                <w:rFonts w:eastAsia="Arial" w:cstheme="minorHAnsi"/>
+                <w:color w:val="111827"/>
+              </w:rPr>
+              <w:t xml:space="preserve">: </w:t>
+            </w:r>
+            <w:proofErr w:type="spellStart"/>
+            <w:r>
+              <w:rPr>
+                <w:rFonts w:eastAsia="Arial" w:cstheme="minorHAnsi"/>
+                <w:color w:val="111827"/>
+              </w:rPr>
+              <w:t>navigate</w:t>
+            </w:r>
+            <w:proofErr w:type="spellEnd"/>
+            <w:r>
+              <w:rPr>
+                <w:rFonts w:eastAsia="Arial" w:cstheme="minorHAnsi"/>
+                <w:color w:val="111827"/>
+              </w:rPr>
+              <w:t xml:space="preserve">("/login"). </w:t>
+            </w:r>
+          </w:p>
+          <w:p>
+            <w:pPr>
+              <w:rPr>
+                <w:rFonts w:cstheme="minorHAnsi"/>
+              </w:rPr>
+            </w:pPr>
+            <w:r>
+              <w:rPr>
+                <w:rFonts w:eastAsia="Arial" w:cstheme="minorHAnsi"/>
+                <w:color w:val="111827"/>
+              </w:rPr>
+              <w:t xml:space="preserve">Ha van: </w:t>
+            </w:r>
+            <w:proofErr w:type="spellStart"/>
+            <w:r>
+              <w:rPr>
+                <w:rFonts w:eastAsia="Arial" w:cstheme="minorHAnsi"/>
+                <w:color w:val="111827"/>
+              </w:rPr>
+              <w:t>addItem</w:t>
+            </w:r>
+            <w:proofErr w:type="spellEnd"/>
+            <w:r>
+              <w:rPr>
+                <w:rFonts w:eastAsia="Arial" w:cstheme="minorHAnsi"/>
+                <w:color w:val="111827"/>
+              </w:rPr>
+              <w:t xml:space="preserve">() + </w:t>
+            </w:r>
+            <w:proofErr w:type="spellStart"/>
+            <w:r>
+              <w:rPr>
+                <w:rFonts w:eastAsia="Arial" w:cstheme="minorHAnsi"/>
+                <w:color w:val="111827"/>
+              </w:rPr>
+              <w:t>showNotification</w:t>
+            </w:r>
+            <w:proofErr w:type="spellEnd"/>
+            <w:r>
+              <w:rPr>
+                <w:rFonts w:eastAsia="Arial" w:cstheme="minorHAnsi"/>
+                <w:color w:val="111827"/>
+              </w:rPr>
+              <w:t>()</w:t>
+            </w:r>
+            <w:r>
+              <w:rPr>
+                <w:rFonts w:eastAsia="Arial" w:cstheme="minorHAnsi"/>
+                <w:color w:val="111827"/>
+              </w:rPr>
+              <w:t>.</w:t>
+            </w:r>
+          </w:p>
+        </w:tc>
+      </w:tr>
+      <w:tr>
+        <w:tblPrEx>
+          <w:tblCellMar>
+            <w:top w:w="0" w:type="dxa"/>
+            <w:bottom w:w="0" w:type="dxa"/>
+          </w:tblCellMar>
+        </w:tblPrEx>
+        <w:tc>
+          <w:tcPr>
+            <w:tcW w:w="2200" w:type="dxa"/>
+            <w:tcBorders>
+              <w:top w:val="single" w:sz="1" w:space="0" w:color="D1D5DB"/>
+              <w:left w:val="single" w:sz="1" w:space="0" w:color="D1D5DB"/>
+              <w:bottom w:val="single" w:sz="1" w:space="0" w:color="D1D5DB"/>
+              <w:right w:val="single" w:sz="1" w:space="0" w:color="D1D5DB"/>
+            </w:tcBorders>
+            <w:tcMar>
+              <w:top w:w="80" w:type="dxa"/>
+              <w:left w:w="120" w:type="dxa"/>
+              <w:bottom w:w="80" w:type="dxa"/>
+              <w:right w:w="120" w:type="dxa"/>
+            </w:tcMar>
+          </w:tcPr>
+          <w:p>
+            <w:pPr>
+              <w:rPr>
+                <w:rFonts w:cstheme="minorHAnsi"/>
+                <w:color w:val="000000" w:themeColor="text1"/>
+                <w:sz w:val="28"/>
+                <w:szCs w:val="28"/>
+              </w:rPr>
+            </w:pPr>
+            <w:proofErr w:type="spellStart"/>
+            <w:r>
+              <w:rPr>
+                <w:rFonts w:eastAsia="Arial" w:cstheme="minorHAnsi"/>
+                <w:b/>
+                <w:bCs/>
+                <w:color w:val="000000" w:themeColor="text1"/>
+                <w:sz w:val="28"/>
+                <w:szCs w:val="28"/>
+              </w:rPr>
+              <w:t>Hover</w:t>
+            </w:r>
+            <w:proofErr w:type="spellEnd"/>
+            <w:r>
+              <w:rPr>
+                <w:rFonts w:eastAsia="Arial" w:cstheme="minorHAnsi"/>
+                <w:b/>
+                <w:bCs/>
+                <w:color w:val="000000" w:themeColor="text1"/>
+                <w:sz w:val="28"/>
+                <w:szCs w:val="28"/>
+              </w:rPr>
+              <w:t xml:space="preserve"> effekt</w:t>
+            </w:r>
+          </w:p>
+        </w:tc>
+        <w:tc>
+          <w:tcPr>
+            <w:tcW w:w="6826" w:type="dxa"/>
+            <w:tcBorders>
+              <w:top w:val="single" w:sz="1" w:space="0" w:color="D1D5DB"/>
+              <w:left w:val="single" w:sz="1" w:space="0" w:color="D1D5DB"/>
+              <w:bottom w:val="single" w:sz="1" w:space="0" w:color="D1D5DB"/>
+              <w:right w:val="single" w:sz="1" w:space="0" w:color="D1D5DB"/>
+            </w:tcBorders>
+            <w:tcMar>
+              <w:top w:w="80" w:type="dxa"/>
+              <w:left w:w="120" w:type="dxa"/>
+              <w:bottom w:w="80" w:type="dxa"/>
+              <w:right w:w="120" w:type="dxa"/>
+            </w:tcMar>
+          </w:tcPr>
+          <w:p>
+            <w:pPr>
+              <w:rPr>
+                <w:rFonts w:cstheme="minorHAnsi"/>
+              </w:rPr>
+            </w:pPr>
+            <w:r>
+              <w:rPr>
+                <w:rFonts w:eastAsia="Arial" w:cstheme="minorHAnsi"/>
+                <w:color w:val="111827"/>
+              </w:rPr>
+              <w:t>.</w:t>
+            </w:r>
+            <w:proofErr w:type="spellStart"/>
+            <w:r>
+              <w:rPr>
+                <w:rFonts w:eastAsia="Arial" w:cstheme="minorHAnsi"/>
+                <w:color w:val="111827"/>
+              </w:rPr>
+              <w:t>product-card</w:t>
+            </w:r>
+            <w:proofErr w:type="spellEnd"/>
+            <w:r>
+              <w:rPr>
+                <w:rFonts w:eastAsia="Arial" w:cstheme="minorHAnsi"/>
+                <w:color w:val="111827"/>
+              </w:rPr>
+              <w:t xml:space="preserve">: </w:t>
+            </w:r>
+            <w:proofErr w:type="spellStart"/>
+            <w:r>
+              <w:rPr>
+                <w:rFonts w:eastAsia="Arial" w:cstheme="minorHAnsi"/>
+                <w:color w:val="111827"/>
+              </w:rPr>
+              <w:t>translateY</w:t>
+            </w:r>
+            <w:proofErr w:type="spellEnd"/>
+            <w:r>
+              <w:rPr>
+                <w:rFonts w:eastAsia="Arial" w:cstheme="minorHAnsi"/>
+                <w:color w:val="111827"/>
+              </w:rPr>
+              <w:t xml:space="preserve">(-8px) 0.3s </w:t>
+            </w:r>
+            <w:proofErr w:type="spellStart"/>
+            <w:r>
+              <w:rPr>
+                <w:rFonts w:eastAsia="Arial" w:cstheme="minorHAnsi"/>
+                <w:color w:val="111827"/>
+              </w:rPr>
+              <w:t>ease</w:t>
+            </w:r>
+            <w:proofErr w:type="spellEnd"/>
+            <w:r>
+              <w:rPr>
+                <w:rFonts w:eastAsia="Arial" w:cstheme="minorHAnsi"/>
+                <w:color w:val="111827"/>
+              </w:rPr>
+              <w:t xml:space="preserve"> </w:t>
+            </w:r>
+            <w:r>
+              <w:rPr>
+                <w:rFonts w:eastAsia="Arial" w:cstheme="minorHAnsi"/>
+                <w:color w:val="111827"/>
+              </w:rPr>
+              <w:t>--&gt;</w:t>
+            </w:r>
+            <w:bookmarkStart w:id="0" w:name="_GoBack"/>
+            <w:bookmarkEnd w:id="0"/>
+            <w:r>
+              <w:rPr>
+                <w:rFonts w:eastAsia="Arial" w:cstheme="minorHAnsi"/>
+                <w:color w:val="111827"/>
+              </w:rPr>
+              <w:t xml:space="preserve"> a kártya "felemelkedik"</w:t>
+            </w:r>
+          </w:p>
+        </w:tc>
+      </w:tr>
+    </w:tbl>
+    <w:p>
+      <w:pPr>
         <w:spacing w:after="120" w:line="360" w:lineRule="auto"/>
         <w:rPr>
-          <w:sz w:val="28"/>
-          <w:szCs w:val="28"/>
-        </w:rPr>
-      </w:pPr>
-    </w:p>
-    <w:p>
-      <w:pPr>
-        <w:spacing w:after="120" w:line="360" w:lineRule="auto"/>
-        <w:ind w:left="397"/>
-        <w:rPr>
+          <w:rFonts w:eastAsia="Arial" w:cstheme="minorHAnsi"/>
+          <w:color w:val="111827"/>
           <w:sz w:val="28"/>
           <w:szCs w:val="28"/>
         </w:rPr>
@@ -3353,7 +10383,6 @@
   <w:style w:type="character" w:default="1" w:styleId="Bekezdsalapbettpusa">
     <w:name w:val="Default Paragraph Font"/>
     <w:uiPriority w:val="1"/>
-    <w:semiHidden/>
     <w:unhideWhenUsed/>
   </w:style>
   <w:style w:type="table" w:default="1" w:styleId="Normltblzat">
